--- a/class08w.docx
+++ b/class08w.docx
@@ -9733,7 +9733,7 @@
         <w:rPr>
           <w:rStyle w:val="FunctionTok"/>
         </w:rPr>
-        <w:t xml:space="preserve">lm</w:t>
+        <w:t xml:space="preserve">stan_glm</w:t>
       </w:r>
       <w:r>
         <w:rPr>
@@ -9760,7 +9760,7 @@
         <w:rPr>
           <w:rStyle w:val="NormalTok"/>
         </w:rPr>
-        <w:t xml:space="preserve">           </w:t>
+        <w:t xml:space="preserve">                 </w:t>
       </w:r>
       <w:r>
         <w:rPr>
@@ -9798,6 +9798,24 @@
         </w:rPr>
         <w:t xml:space="preserve">)</w:t>
       </w:r>
+      <w:r>
+        <w:br/>
+      </w:r>
+      <w:r>
+        <w:br/>
+      </w:r>
+      <w:r>
+        <w:rPr>
+          <w:rStyle w:val="FunctionTok"/>
+        </w:rPr>
+        <w:t xml:space="preserve">model_parameters</w:t>
+      </w:r>
+      <w:r>
+        <w:rPr>
+          <w:rStyle w:val="NormalTok"/>
+        </w:rPr>
+        <w:t xml:space="preserve">(fit2) </w:t>
+      </w:r>
     </w:p>
     <w:p>
       <w:pPr>
@@ -9807,16 +9825,52 @@
         <w:rPr>
           <w:rStyle w:val="VerbatimChar"/>
         </w:rPr>
-        <w:t xml:space="preserve">Warning: In lm.fit(x, y, offset = offset, singular.ok = singular.ok, ...) :</w:t>
-      </w:r>
-      <w:r>
-        <w:br/>
-      </w:r>
-      <w:r>
-        <w:rPr>
-          <w:rStyle w:val="VerbatimChar"/>
-        </w:rPr>
-        <w:t xml:space="preserve"> extra argument 'refresh' will be disregarded</w:t>
+        <w:t xml:space="preserve">Parameter   | Median |         95% CI |   pd |  Rhat |  ESS |                 Prior</w:t>
+      </w:r>
+      <w:r>
+        <w:br/>
+      </w:r>
+      <w:r>
+        <w:rPr>
+          <w:rStyle w:val="VerbatimChar"/>
+        </w:rPr>
+        <w:t xml:space="preserve">-----------------------------------------------------------------------------------</w:t>
+      </w:r>
+      <w:r>
+        <w:br/>
+      </w:r>
+      <w:r>
+        <w:rPr>
+          <w:rStyle w:val="VerbatimChar"/>
+        </w:rPr>
+        <w:t xml:space="preserve">(Intercept) |  -0.51 | [-0.64, -0.39] | 100% | 1.001 | 1932 | Normal (0.09 +- 1.33)</w:t>
+      </w:r>
+      <w:r>
+        <w:br/>
+      </w:r>
+      <w:r>
+        <w:rPr>
+          <w:rStyle w:val="VerbatimChar"/>
+        </w:rPr>
+        <w:t xml:space="preserve">hfactorLow  |   0.41 | [ 0.23,  0.59] | 100% | 1.001 | 2470 | Normal (0.00 +- 3.06)</w:t>
+      </w:r>
+      <w:r>
+        <w:br/>
+      </w:r>
+      <w:r>
+        <w:rPr>
+          <w:rStyle w:val="VerbatimChar"/>
+        </w:rPr>
+        <w:t xml:space="preserve">hfactorHigh |   0.81 | [ 0.63,  0.98] | 100% | 1.002 | 2288 | Normal (0.00 +- 3.06)</w:t>
+      </w:r>
+      <w:r>
+        <w:br/>
+      </w:r>
+      <w:r>
+        <w:rPr>
+          <w:rStyle w:val="VerbatimChar"/>
+        </w:rPr>
+        <w:t xml:space="preserve">hfactorBest |   1.19 | [ 1.02,  1.37] | 100% | 1.001 | 2583 | Normal (0.00 +- 3.06)</w:t>
       </w:r>
     </w:p>
     <w:p>
@@ -9824,95 +9878,22 @@
         <w:pStyle w:val="SourceCode"/>
       </w:pPr>
       <w:r>
-        <w:rPr>
-          <w:rStyle w:val="FunctionTok"/>
-        </w:rPr>
-        <w:t xml:space="preserve">model_parameters</w:t>
-      </w:r>
-      <w:r>
-        <w:rPr>
-          <w:rStyle w:val="NormalTok"/>
-        </w:rPr>
-        <w:t xml:space="preserve">(fit2) </w:t>
-      </w:r>
-    </w:p>
-    <w:p>
-      <w:pPr>
-        <w:pStyle w:val="SourceCode"/>
-      </w:pPr>
-      <w:r>
-        <w:rPr>
-          <w:rStyle w:val="VerbatimChar"/>
-        </w:rPr>
-        <w:t xml:space="preserve">Parameter      | Coefficient |   SE |         95% CI | t(84) |      p</w:t>
-      </w:r>
-      <w:r>
-        <w:br/>
-      </w:r>
-      <w:r>
-        <w:rPr>
-          <w:rStyle w:val="VerbatimChar"/>
-        </w:rPr>
-        <w:t xml:space="preserve">---------------------------------------------------------------------</w:t>
-      </w:r>
-      <w:r>
-        <w:br/>
-      </w:r>
-      <w:r>
-        <w:rPr>
-          <w:rStyle w:val="VerbatimChar"/>
-        </w:rPr>
-        <w:t xml:space="preserve">(Intercept)    |       -0.51 | 0.06 | [-0.64, -0.39] | -8.17 | &lt; .001</w:t>
-      </w:r>
-      <w:r>
-        <w:br/>
-      </w:r>
-      <w:r>
-        <w:rPr>
-          <w:rStyle w:val="VerbatimChar"/>
-        </w:rPr>
-        <w:t xml:space="preserve">hfactor [Low]  |        0.41 | 0.09 | [ 0.24,  0.59] |  4.65 | &lt; .001</w:t>
-      </w:r>
-      <w:r>
-        <w:br/>
-      </w:r>
-      <w:r>
-        <w:rPr>
-          <w:rStyle w:val="VerbatimChar"/>
-        </w:rPr>
-        <w:t xml:space="preserve">hfactor [High] |        0.81 | 0.09 | [ 0.63,  0.99] |  9.12 | &lt; .001</w:t>
-      </w:r>
-      <w:r>
-        <w:br/>
-      </w:r>
-      <w:r>
-        <w:rPr>
-          <w:rStyle w:val="VerbatimChar"/>
-        </w:rPr>
-        <w:t xml:space="preserve">hfactor [Best] |        1.20 | 0.09 | [ 1.02,  1.37] | 13.47 | &lt; .001</w:t>
-      </w:r>
-    </w:p>
-    <w:p>
-      <w:pPr>
-        <w:pStyle w:val="SourceCode"/>
-      </w:pPr>
-      <w:r>
-        <w:br/>
-      </w:r>
-      <w:r>
-        <w:rPr>
-          <w:rStyle w:val="VerbatimChar"/>
-        </w:rPr>
-        <w:t xml:space="preserve">Uncertainty intervals (equal-tailed) and p-values (two-tailed) computed</w:t>
-      </w:r>
-      <w:r>
-        <w:br/>
-      </w:r>
-      <w:r>
-        <w:rPr>
-          <w:rStyle w:val="VerbatimChar"/>
-        </w:rPr>
-        <w:t xml:space="preserve">  using a Wald t-distribution approximation.</w:t>
+        <w:br/>
+      </w:r>
+      <w:r>
+        <w:rPr>
+          <w:rStyle w:val="VerbatimChar"/>
+        </w:rPr>
+        <w:t xml:space="preserve">Uncertainty intervals (equal-tailed) computed using a MCMC distribution</w:t>
+      </w:r>
+      <w:r>
+        <w:br/>
+      </w:r>
+      <w:r>
+        <w:rPr>
+          <w:rStyle w:val="VerbatimChar"/>
+        </w:rPr>
+        <w:t xml:space="preserve">  approximation.</w:t>
       </w:r>
     </w:p>
     <w:bookmarkEnd w:id="84"/>
@@ -10030,70 +10011,70 @@
         <w:rPr>
           <w:rStyle w:val="VerbatimChar"/>
         </w:rPr>
-        <w:t xml:space="preserve">Level1 | Level2 | Difference |   SE |       99% CI | t(84) |      p</w:t>
-      </w:r>
-      <w:r>
-        <w:br/>
-      </w:r>
-      <w:r>
-        <w:rPr>
-          <w:rStyle w:val="VerbatimChar"/>
-        </w:rPr>
-        <w:t xml:space="preserve">-------------------------------------------------------------------</w:t>
-      </w:r>
-      <w:r>
-        <w:br/>
-      </w:r>
-      <w:r>
-        <w:rPr>
-          <w:rStyle w:val="VerbatimChar"/>
-        </w:rPr>
-        <w:t xml:space="preserve">Low    | Worst  |       0.41 | 0.09 | [0.18, 0.65] |  4.65 | &lt; .001</w:t>
-      </w:r>
-      <w:r>
-        <w:br/>
-      </w:r>
-      <w:r>
-        <w:rPr>
-          <w:rStyle w:val="VerbatimChar"/>
-        </w:rPr>
-        <w:t xml:space="preserve">High   | Worst  |       0.81 | 0.09 | [0.58, 1.04] |  9.12 | &lt; .001</w:t>
-      </w:r>
-      <w:r>
-        <w:br/>
-      </w:r>
-      <w:r>
-        <w:rPr>
-          <w:rStyle w:val="VerbatimChar"/>
-        </w:rPr>
-        <w:t xml:space="preserve">Best   | Worst  |       1.20 | 0.09 | [0.96, 1.43] | 13.47 | &lt; .001</w:t>
-      </w:r>
-      <w:r>
-        <w:br/>
-      </w:r>
-      <w:r>
-        <w:rPr>
-          <w:rStyle w:val="VerbatimChar"/>
-        </w:rPr>
-        <w:t xml:space="preserve">High   | Low    |       0.40 | 0.09 | [0.16, 0.63] |  4.46 | &lt; .001</w:t>
-      </w:r>
-      <w:r>
-        <w:br/>
-      </w:r>
-      <w:r>
-        <w:rPr>
-          <w:rStyle w:val="VerbatimChar"/>
-        </w:rPr>
-        <w:t xml:space="preserve">Best   | Low    |       0.78 | 0.09 | [0.55, 1.02] |  8.81 | &lt; .001</w:t>
-      </w:r>
-      <w:r>
-        <w:br/>
-      </w:r>
-      <w:r>
-        <w:rPr>
-          <w:rStyle w:val="VerbatimChar"/>
-        </w:rPr>
-        <w:t xml:space="preserve">Best   | High   |       0.39 | 0.09 | [0.15, 0.62] |  4.35 | &lt; .001</w:t>
+        <w:t xml:space="preserve">Level1 | Level2 | Median |       99% CI |   pd |          ROPE | % in ROPE</w:t>
+      </w:r>
+      <w:r>
+        <w:br/>
+      </w:r>
+      <w:r>
+        <w:rPr>
+          <w:rStyle w:val="VerbatimChar"/>
+        </w:rPr>
+        <w:t xml:space="preserve">--------------------------------------------------------------------------</w:t>
+      </w:r>
+      <w:r>
+        <w:br/>
+      </w:r>
+      <w:r>
+        <w:rPr>
+          <w:rStyle w:val="VerbatimChar"/>
+        </w:rPr>
+        <w:t xml:space="preserve">Low    | Worst  |   0.41 | [0.19, 0.64] | 100% | [-0.10, 0.10] |        0%</w:t>
+      </w:r>
+      <w:r>
+        <w:br/>
+      </w:r>
+      <w:r>
+        <w:rPr>
+          <w:rStyle w:val="VerbatimChar"/>
+        </w:rPr>
+        <w:t xml:space="preserve">High   | Worst  |   0.81 | [0.59, 1.04] | 100% | [-0.10, 0.10] |        0%</w:t>
+      </w:r>
+      <w:r>
+        <w:br/>
+      </w:r>
+      <w:r>
+        <w:rPr>
+          <w:rStyle w:val="VerbatimChar"/>
+        </w:rPr>
+        <w:t xml:space="preserve">Best   | Worst  |   1.19 | [0.98, 1.45] | 100% | [-0.10, 0.10] |        0%</w:t>
+      </w:r>
+      <w:r>
+        <w:br/>
+      </w:r>
+      <w:r>
+        <w:rPr>
+          <w:rStyle w:val="VerbatimChar"/>
+        </w:rPr>
+        <w:t xml:space="preserve">High   | Low    |   0.40 | [0.16, 0.63] | 100% | [-0.10, 0.10] |        0%</w:t>
+      </w:r>
+      <w:r>
+        <w:br/>
+      </w:r>
+      <w:r>
+        <w:rPr>
+          <w:rStyle w:val="VerbatimChar"/>
+        </w:rPr>
+        <w:t xml:space="preserve">Best   | Low    |   0.78 | [0.54, 1.02] | 100% | [-0.10, 0.10] |        0%</w:t>
+      </w:r>
+      <w:r>
+        <w:br/>
+      </w:r>
+      <w:r>
+        <w:rPr>
+          <w:rStyle w:val="VerbatimChar"/>
+        </w:rPr>
+        <w:t xml:space="preserve">Best   | High   |   0.38 | [0.14, 0.62] | 100% | [-0.10, 0.10] |        0%</w:t>
       </w:r>
       <w:r>
         <w:br/>
@@ -10115,15 +10096,6 @@
           <w:rStyle w:val="VerbatimChar"/>
         </w:rPr>
         <w:t xml:space="preserve">Predictors contrasted: hfactor</w:t>
-      </w:r>
-      <w:r>
-        <w:br/>
-      </w:r>
-      <w:r>
-        <w:rPr>
-          <w:rStyle w:val="VerbatimChar"/>
-        </w:rPr>
-        <w:t xml:space="preserve">p-value adjustment method: Holm (1979)</w:t>
       </w:r>
     </w:p>
     <w:bookmarkEnd w:id="85"/>
@@ -10478,7 +10450,28 @@
         <w:rPr>
           <w:rStyle w:val="NormalTok"/>
         </w:rPr>
-        <w:t xml:space="preserve">, Level2))</w:t>
+        <w:t xml:space="preserve">, Level2),</w:t>
+      </w:r>
+      <w:r>
+        <w:br/>
+      </w:r>
+      <w:r>
+        <w:rPr>
+          <w:rStyle w:val="NormalTok"/>
+        </w:rPr>
+        <w:t xml:space="preserve">           </w:t>
+      </w:r>
+      <w:r>
+        <w:rPr>
+          <w:rStyle w:val="AttributeTok"/>
+        </w:rPr>
+        <w:t xml:space="preserve">Difference =</w:t>
+      </w:r>
+      <w:r>
+        <w:rPr>
+          <w:rStyle w:val="NormalTok"/>
+        </w:rPr>
+        <w:t xml:space="preserve"> Median)</w:t>
       </w:r>
     </w:p>
     <w:p>
@@ -12577,619 +12570,619 @@
         <w:rPr>
           <w:rStyle w:val="VerbatimChar"/>
         </w:rPr>
-        <w:t xml:space="preserve">  colourpicker_1.3.0     commonmark_2.0.0       compiler_4.5.1        </w:t>
-      </w:r>
-      <w:r>
-        <w:br/>
-      </w:r>
-      <w:r>
-        <w:rPr>
-          <w:rStyle w:val="VerbatimChar"/>
-        </w:rPr>
-        <w:t xml:space="preserve">  conflicted_1.2.0       correlation_0.8.8      cowplot_1.2.0         </w:t>
-      </w:r>
-      <w:r>
-        <w:br/>
-      </w:r>
-      <w:r>
-        <w:rPr>
-          <w:rStyle w:val="VerbatimChar"/>
-        </w:rPr>
-        <w:t xml:space="preserve">  cpp11_0.5.2            crayon_1.5.3           crosstalk_1.2.2       </w:t>
-      </w:r>
-      <w:r>
-        <w:br/>
-      </w:r>
-      <w:r>
-        <w:rPr>
-          <w:rStyle w:val="VerbatimChar"/>
-        </w:rPr>
-        <w:t xml:space="preserve">  curl_7.0.0             data.table_1.17.8      datasets_4.5.1        </w:t>
-      </w:r>
-      <w:r>
-        <w:br/>
-      </w:r>
-      <w:r>
-        <w:rPr>
-          <w:rStyle w:val="VerbatimChar"/>
-        </w:rPr>
-        <w:t xml:space="preserve">  datawizard_1.2.0       DBI_1.2.3              dbplyr_2.5.1          </w:t>
-      </w:r>
-      <w:r>
-        <w:br/>
-      </w:r>
-      <w:r>
-        <w:rPr>
-          <w:rStyle w:val="VerbatimChar"/>
-        </w:rPr>
-        <w:t xml:space="preserve">  Deriv_4.2.0            desc_1.4.3             digest_0.6.37         </w:t>
-      </w:r>
-      <w:r>
-        <w:br/>
-      </w:r>
-      <w:r>
-        <w:rPr>
-          <w:rStyle w:val="VerbatimChar"/>
-        </w:rPr>
-        <w:t xml:space="preserve">  distributional_0.5.0   doBy_4.7.0             dplyr_1.1.4           </w:t>
-      </w:r>
-      <w:r>
-        <w:br/>
-      </w:r>
-      <w:r>
-        <w:rPr>
-          <w:rStyle w:val="VerbatimChar"/>
-        </w:rPr>
-        <w:t xml:space="preserve">  DT_0.34.0              dtplyr_1.3.2           dygraphs_1.1.1.6      </w:t>
-      </w:r>
-      <w:r>
-        <w:br/>
-      </w:r>
-      <w:r>
-        <w:rPr>
-          <w:rStyle w:val="VerbatimChar"/>
-        </w:rPr>
-        <w:t xml:space="preserve">  easystats_0.7.5        effectsize_1.0.1       emmeans_1.11.2-8      </w:t>
-      </w:r>
-      <w:r>
-        <w:br/>
-      </w:r>
-      <w:r>
-        <w:rPr>
-          <w:rStyle w:val="VerbatimChar"/>
-        </w:rPr>
-        <w:t xml:space="preserve">  estimability_1.5.1     evaluate_1.0.5         exactRankTests_0.8-35 </w:t>
-      </w:r>
-      <w:r>
-        <w:br/>
-      </w:r>
-      <w:r>
-        <w:rPr>
-          <w:rStyle w:val="VerbatimChar"/>
-        </w:rPr>
-        <w:t xml:space="preserve">  farver_2.1.2           fastmap_1.2.0          fontawesome_0.5.3     </w:t>
-      </w:r>
-      <w:r>
-        <w:br/>
-      </w:r>
-      <w:r>
-        <w:rPr>
-          <w:rStyle w:val="VerbatimChar"/>
-        </w:rPr>
-        <w:t xml:space="preserve">  forcats_1.0.0          foreach_1.5.2          Formula_1.2-5         </w:t>
-      </w:r>
-      <w:r>
-        <w:br/>
-      </w:r>
-      <w:r>
-        <w:rPr>
-          <w:rStyle w:val="VerbatimChar"/>
-        </w:rPr>
-        <w:t xml:space="preserve">  fs_1.6.6               gargle_1.6.0           generics_0.1.4        </w:t>
-      </w:r>
-      <w:r>
-        <w:br/>
-      </w:r>
-      <w:r>
-        <w:rPr>
-          <w:rStyle w:val="VerbatimChar"/>
-        </w:rPr>
-        <w:t xml:space="preserve">  ggplot2_4.0.0          ggrepel_0.9.6          ggridges_0.5.7        </w:t>
-      </w:r>
-      <w:r>
-        <w:br/>
-      </w:r>
-      <w:r>
-        <w:rPr>
-          <w:rStyle w:val="VerbatimChar"/>
-        </w:rPr>
-        <w:t xml:space="preserve">  glmnet_4.1-10          glue_1.8.0             gmp_0.7-5             </w:t>
-      </w:r>
-      <w:r>
-        <w:br/>
-      </w:r>
-      <w:r>
-        <w:rPr>
-          <w:rStyle w:val="VerbatimChar"/>
-        </w:rPr>
-        <w:t xml:space="preserve">  googledrive_2.1.2      googlesheets4_1.1.2    graphics_4.5.1        </w:t>
-      </w:r>
-      <w:r>
-        <w:br/>
-      </w:r>
-      <w:r>
-        <w:rPr>
-          <w:rStyle w:val="VerbatimChar"/>
-        </w:rPr>
-        <w:t xml:space="preserve">  grDevices_4.5.1        grid_4.5.1             gridExtra_2.3         </w:t>
-      </w:r>
-      <w:r>
-        <w:br/>
-      </w:r>
-      <w:r>
-        <w:rPr>
-          <w:rStyle w:val="VerbatimChar"/>
-        </w:rPr>
-        <w:t xml:space="preserve">  gtable_0.3.6           gtools_3.9.5           haven_2.5.5           </w:t>
-      </w:r>
-      <w:r>
-        <w:br/>
-      </w:r>
-      <w:r>
-        <w:rPr>
-          <w:rStyle w:val="VerbatimChar"/>
-        </w:rPr>
-        <w:t xml:space="preserve">  highr_0.11             hms_1.1.3              htmltools_0.5.8.1     </w:t>
-      </w:r>
-      <w:r>
-        <w:br/>
-      </w:r>
-      <w:r>
-        <w:rPr>
-          <w:rStyle w:val="VerbatimChar"/>
-        </w:rPr>
-        <w:t xml:space="preserve">  htmlwidgets_1.6.4      httpuv_1.6.16          httr_1.4.7            </w:t>
-      </w:r>
-      <w:r>
-        <w:br/>
-      </w:r>
-      <w:r>
-        <w:rPr>
-          <w:rStyle w:val="VerbatimChar"/>
-        </w:rPr>
-        <w:t xml:space="preserve">  ids_1.0.1              igraph_2.1.4           inline_0.3.21         </w:t>
-      </w:r>
-      <w:r>
-        <w:br/>
-      </w:r>
-      <w:r>
-        <w:rPr>
-          <w:rStyle w:val="VerbatimChar"/>
-        </w:rPr>
-        <w:t xml:space="preserve">  insight_1.4.2          isoband_0.2.7          iterators_1.0.14      </w:t>
-      </w:r>
-      <w:r>
-        <w:br/>
-      </w:r>
-      <w:r>
-        <w:rPr>
-          <w:rStyle w:val="VerbatimChar"/>
-        </w:rPr>
-        <w:t xml:space="preserve">  janitor_2.2.1          jomo_2.7-6             jquerylib_0.1.4       </w:t>
-      </w:r>
-      <w:r>
-        <w:br/>
-      </w:r>
-      <w:r>
-        <w:rPr>
-          <w:rStyle w:val="VerbatimChar"/>
-        </w:rPr>
-        <w:t xml:space="preserve">  jsonlite_2.0.0         knitr_1.50             labeling_0.4.3        </w:t>
-      </w:r>
-      <w:r>
-        <w:br/>
-      </w:r>
-      <w:r>
-        <w:rPr>
-          <w:rStyle w:val="VerbatimChar"/>
-        </w:rPr>
-        <w:t xml:space="preserve">  later_1.4.4            lattice_0.22-7         lazyeval_0.2.2        </w:t>
-      </w:r>
-      <w:r>
-        <w:br/>
-      </w:r>
-      <w:r>
-        <w:rPr>
-          <w:rStyle w:val="VerbatimChar"/>
-        </w:rPr>
-        <w:t xml:space="preserve">  lifecycle_1.0.4        litedown_0.7           lme4_1.1-37           </w:t>
-      </w:r>
-      <w:r>
-        <w:br/>
-      </w:r>
-      <w:r>
-        <w:rPr>
-          <w:rStyle w:val="VerbatimChar"/>
-        </w:rPr>
-        <w:t xml:space="preserve">  loo_2.8.0              lubridate_1.9.4        magrittr_2.0.4        </w:t>
-      </w:r>
-      <w:r>
-        <w:br/>
-      </w:r>
-      <w:r>
-        <w:rPr>
-          <w:rStyle w:val="VerbatimChar"/>
-        </w:rPr>
-        <w:t xml:space="preserve">  marginaleffects_0.30.0 markdown_2.0           MASS_7.3-65           </w:t>
-      </w:r>
-      <w:r>
-        <w:br/>
-      </w:r>
-      <w:r>
-        <w:rPr>
-          <w:rStyle w:val="VerbatimChar"/>
-        </w:rPr>
-        <w:t xml:space="preserve">  Matrix_1.7-4           MatrixModels_0.5.4     matrixStats_1.5.0     </w:t>
-      </w:r>
-      <w:r>
-        <w:br/>
-      </w:r>
-      <w:r>
-        <w:rPr>
-          <w:rStyle w:val="VerbatimChar"/>
-        </w:rPr>
-        <w:t xml:space="preserve">  memoise_2.0.1          methods_4.5.1          mgcv_1.9-3            </w:t>
-      </w:r>
-      <w:r>
-        <w:br/>
-      </w:r>
-      <w:r>
-        <w:rPr>
-          <w:rStyle w:val="VerbatimChar"/>
-        </w:rPr>
-        <w:t xml:space="preserve">  mice_3.18.0            miceadds_3.18-36       microbenchmark_1.5.0  </w:t>
-      </w:r>
-      <w:r>
-        <w:br/>
-      </w:r>
-      <w:r>
-        <w:rPr>
-          <w:rStyle w:val="VerbatimChar"/>
-        </w:rPr>
-        <w:t xml:space="preserve">  mime_0.13              miniUI_0.1.2           minqa_1.2.8           </w:t>
-      </w:r>
-      <w:r>
-        <w:br/>
-      </w:r>
-      <w:r>
-        <w:rPr>
-          <w:rStyle w:val="VerbatimChar"/>
-        </w:rPr>
-        <w:t xml:space="preserve">  mitml_0.4-5            mitools_2.4            MKdescr_0.9           </w:t>
-      </w:r>
-      <w:r>
-        <w:br/>
-      </w:r>
-      <w:r>
-        <w:rPr>
-          <w:rStyle w:val="VerbatimChar"/>
-        </w:rPr>
-        <w:t xml:space="preserve">  MKinfer_1.2            modelbased_0.13.0      modelr_0.1.11         </w:t>
-      </w:r>
-      <w:r>
-        <w:br/>
-      </w:r>
-      <w:r>
-        <w:rPr>
-          <w:rStyle w:val="VerbatimChar"/>
-        </w:rPr>
-        <w:t xml:space="preserve">  multcomp_1.4-28        mvtnorm_1.3-3          nlme_3.1-168          </w:t>
-      </w:r>
-      <w:r>
-        <w:br/>
-      </w:r>
-      <w:r>
-        <w:rPr>
-          <w:rStyle w:val="VerbatimChar"/>
-        </w:rPr>
-        <w:t xml:space="preserve">  nloptr_2.2.1           nnet_7.3-20            numDeriv_2016.8.1.1   </w:t>
-      </w:r>
-      <w:r>
-        <w:br/>
-      </w:r>
-      <w:r>
-        <w:rPr>
-          <w:rStyle w:val="VerbatimChar"/>
-        </w:rPr>
-        <w:t xml:space="preserve">  openssl_2.3.3          ordinal_2023.12.4.1    pan_1.9               </w:t>
-      </w:r>
-      <w:r>
-        <w:br/>
-      </w:r>
-      <w:r>
-        <w:rPr>
-          <w:rStyle w:val="VerbatimChar"/>
-        </w:rPr>
-        <w:t xml:space="preserve">  parallel_4.5.1         parameters_0.28.2      patchwork_1.3.2       </w:t>
-      </w:r>
-      <w:r>
-        <w:br/>
-      </w:r>
-      <w:r>
-        <w:rPr>
-          <w:rStyle w:val="VerbatimChar"/>
-        </w:rPr>
-        <w:t xml:space="preserve">  pbkrtest_0.5.5         performance_0.15.1     pillar_1.11.1         </w:t>
-      </w:r>
-      <w:r>
-        <w:br/>
-      </w:r>
-      <w:r>
-        <w:rPr>
-          <w:rStyle w:val="VerbatimChar"/>
-        </w:rPr>
-        <w:t xml:space="preserve">  pkgbuild_1.4.8         pkgconfig_2.0.3        plyr_1.8.9            </w:t>
-      </w:r>
-      <w:r>
-        <w:br/>
-      </w:r>
-      <w:r>
-        <w:rPr>
-          <w:rStyle w:val="VerbatimChar"/>
-        </w:rPr>
-        <w:t xml:space="preserve">  posterior_1.6.1        prettyunits_1.2.0      processx_3.8.6        </w:t>
-      </w:r>
-      <w:r>
-        <w:br/>
-      </w:r>
-      <w:r>
-        <w:rPr>
-          <w:rStyle w:val="VerbatimChar"/>
-        </w:rPr>
-        <w:t xml:space="preserve">  progress_1.2.3         promises_1.3.3         ps_1.9.1              </w:t>
-      </w:r>
-      <w:r>
-        <w:br/>
-      </w:r>
-      <w:r>
-        <w:rPr>
-          <w:rStyle w:val="VerbatimChar"/>
-        </w:rPr>
-        <w:t xml:space="preserve">  purrr_1.1.0            quantreg_6.1           QuickJSR_1.8.1        </w:t>
-      </w:r>
-      <w:r>
-        <w:br/>
-      </w:r>
-      <w:r>
-        <w:rPr>
-          <w:rStyle w:val="VerbatimChar"/>
-        </w:rPr>
-        <w:t xml:space="preserve">  R6_2.6.1               ragg_1.5.0             rappdirs_0.3.3        </w:t>
-      </w:r>
-      <w:r>
-        <w:br/>
-      </w:r>
-      <w:r>
-        <w:rPr>
-          <w:rStyle w:val="VerbatimChar"/>
-        </w:rPr>
-        <w:t xml:space="preserve">  rbibutils_2.3          RColorBrewer_1.1-3     Rcpp_1.1.0            </w:t>
-      </w:r>
-      <w:r>
-        <w:br/>
-      </w:r>
-      <w:r>
-        <w:rPr>
-          <w:rStyle w:val="VerbatimChar"/>
-        </w:rPr>
-        <w:t xml:space="preserve">  RcppArmadillo_15.0.2.2 RcppEigen_0.3.4.0.2    RcppParallel_5.1.11-1 </w:t>
-      </w:r>
-      <w:r>
-        <w:br/>
-      </w:r>
-      <w:r>
-        <w:rPr>
-          <w:rStyle w:val="VerbatimChar"/>
-        </w:rPr>
-        <w:t xml:space="preserve">  Rdpack_2.6.4           readr_2.1.5            readxl_1.4.5          </w:t>
-      </w:r>
-      <w:r>
-        <w:br/>
-      </w:r>
-      <w:r>
-        <w:rPr>
-          <w:rStyle w:val="VerbatimChar"/>
-        </w:rPr>
-        <w:t xml:space="preserve">  reformulas_0.4.1       rematch_2.0.0          rematch2_2.1.2        </w:t>
-      </w:r>
-      <w:r>
-        <w:br/>
-      </w:r>
-      <w:r>
-        <w:rPr>
-          <w:rStyle w:val="VerbatimChar"/>
-        </w:rPr>
-        <w:t xml:space="preserve">  report_0.6.1           reprex_2.1.1           reshape2_1.4.4        </w:t>
-      </w:r>
-      <w:r>
-        <w:br/>
-      </w:r>
-      <w:r>
-        <w:rPr>
-          <w:rStyle w:val="VerbatimChar"/>
-        </w:rPr>
-        <w:t xml:space="preserve">  rlang_1.1.6            rmarkdown_2.29         rpart_4.1.24          </w:t>
-      </w:r>
-      <w:r>
-        <w:br/>
-      </w:r>
-      <w:r>
-        <w:rPr>
-          <w:rStyle w:val="VerbatimChar"/>
-        </w:rPr>
-        <w:t xml:space="preserve">  rstan_2.32.7           rstanarm_2.32.1        rstantools_2.5.0      </w:t>
-      </w:r>
-      <w:r>
-        <w:br/>
-      </w:r>
-      <w:r>
-        <w:rPr>
-          <w:rStyle w:val="VerbatimChar"/>
-        </w:rPr>
-        <w:t xml:space="preserve">  rstudioapi_0.17.1      rvest_1.0.5            S7_0.2.0              </w:t>
-      </w:r>
-      <w:r>
-        <w:br/>
-      </w:r>
-      <w:r>
-        <w:rPr>
-          <w:rStyle w:val="VerbatimChar"/>
-        </w:rPr>
-        <w:t xml:space="preserve">  sandwich_3.1-1         sass_0.4.10            scales_1.4.0          </w:t>
-      </w:r>
-      <w:r>
-        <w:br/>
-      </w:r>
-      <w:r>
-        <w:rPr>
-          <w:rStyle w:val="VerbatimChar"/>
-        </w:rPr>
-        <w:t xml:space="preserve">  see_0.12.0             selectr_0.4.2          shape_1.4.6.1         </w:t>
-      </w:r>
-      <w:r>
-        <w:br/>
-      </w:r>
-      <w:r>
-        <w:rPr>
-          <w:rStyle w:val="VerbatimChar"/>
-        </w:rPr>
-        <w:t xml:space="preserve">  shiny_1.11.1           shinyjs_2.1.0          shinystan_2.6.0       </w:t>
-      </w:r>
-      <w:r>
-        <w:br/>
-      </w:r>
-      <w:r>
-        <w:rPr>
-          <w:rStyle w:val="VerbatimChar"/>
-        </w:rPr>
-        <w:t xml:space="preserve">  shinythemes_1.2.0      snakecase_0.11.1       sourcetools_0.1.7.1   </w:t>
-      </w:r>
-      <w:r>
-        <w:br/>
-      </w:r>
-      <w:r>
-        <w:rPr>
-          <w:rStyle w:val="VerbatimChar"/>
-        </w:rPr>
-        <w:t xml:space="preserve">  SparseM_1.84.2         splines_4.5.1          StanHeaders_2.32.10   </w:t>
-      </w:r>
-      <w:r>
-        <w:br/>
-      </w:r>
-      <w:r>
-        <w:rPr>
-          <w:rStyle w:val="VerbatimChar"/>
-        </w:rPr>
-        <w:t xml:space="preserve">  stats_4.5.1            stats4_4.5.1           stringi_1.8.7         </w:t>
-      </w:r>
-      <w:r>
-        <w:br/>
-      </w:r>
-      <w:r>
-        <w:rPr>
-          <w:rStyle w:val="VerbatimChar"/>
-        </w:rPr>
-        <w:t xml:space="preserve">  stringr_1.5.2          survival_3.8-3         sys_3.4.3             </w:t>
-      </w:r>
-      <w:r>
-        <w:br/>
-      </w:r>
-      <w:r>
-        <w:rPr>
-          <w:rStyle w:val="VerbatimChar"/>
-        </w:rPr>
-        <w:t xml:space="preserve">  systemfonts_1.2.3      tensorA_0.36.2.1       textshaping_1.0.3     </w:t>
-      </w:r>
-      <w:r>
-        <w:br/>
-      </w:r>
-      <w:r>
-        <w:rPr>
-          <w:rStyle w:val="VerbatimChar"/>
-        </w:rPr>
-        <w:t xml:space="preserve">  TH.data_1.1-4          threejs_0.3.4          tibble_3.3.0          </w:t>
-      </w:r>
-      <w:r>
-        <w:br/>
-      </w:r>
-      <w:r>
-        <w:rPr>
-          <w:rStyle w:val="VerbatimChar"/>
-        </w:rPr>
-        <w:t xml:space="preserve">  tidyr_1.3.1            tidyselect_1.2.1       tidyverse_2.0.0       </w:t>
-      </w:r>
-      <w:r>
-        <w:br/>
-      </w:r>
-      <w:r>
-        <w:rPr>
-          <w:rStyle w:val="VerbatimChar"/>
-        </w:rPr>
-        <w:t xml:space="preserve">  timechange_0.3.0       tinytex_0.57           tools_4.5.1           </w:t>
-      </w:r>
-      <w:r>
-        <w:br/>
-      </w:r>
-      <w:r>
-        <w:rPr>
-          <w:rStyle w:val="VerbatimChar"/>
-        </w:rPr>
-        <w:t xml:space="preserve">  tzdb_0.5.0             ucminf_1.2.2           utf8_1.2.6            </w:t>
-      </w:r>
-      <w:r>
-        <w:br/>
-      </w:r>
-      <w:r>
-        <w:rPr>
-          <w:rStyle w:val="VerbatimChar"/>
-        </w:rPr>
-        <w:t xml:space="preserve">  utils_4.5.1            uuid_1.2.1             V8_7.0.0              </w:t>
-      </w:r>
-      <w:r>
-        <w:br/>
-      </w:r>
-      <w:r>
-        <w:rPr>
-          <w:rStyle w:val="VerbatimChar"/>
-        </w:rPr>
-        <w:t xml:space="preserve">  vctrs_0.6.5            viridisLite_0.4.2      vroom_1.6.6           </w:t>
-      </w:r>
-      <w:r>
-        <w:br/>
-      </w:r>
-      <w:r>
-        <w:rPr>
-          <w:rStyle w:val="VerbatimChar"/>
-        </w:rPr>
-        <w:t xml:space="preserve">  withr_3.0.2            xfun_0.53              xml2_1.4.0            </w:t>
-      </w:r>
-      <w:r>
-        <w:br/>
-      </w:r>
-      <w:r>
-        <w:rPr>
-          <w:rStyle w:val="VerbatimChar"/>
-        </w:rPr>
-        <w:t xml:space="preserve">  xtable_1.8-4           xts_0.14.1             yaml_2.3.10           </w:t>
-      </w:r>
-      <w:r>
-        <w:br/>
-      </w:r>
-      <w:r>
-        <w:rPr>
-          <w:rStyle w:val="VerbatimChar"/>
-        </w:rPr>
-        <w:t xml:space="preserve">  zoo_1.8-14            </w:t>
+        <w:t xml:space="preserve">  collapse_2.1.3         colourpicker_1.3.0     commonmark_2.0.0      </w:t>
+      </w:r>
+      <w:r>
+        <w:br/>
+      </w:r>
+      <w:r>
+        <w:rPr>
+          <w:rStyle w:val="VerbatimChar"/>
+        </w:rPr>
+        <w:t xml:space="preserve">  compiler_4.5.1         conflicted_1.2.0       correlation_0.8.8     </w:t>
+      </w:r>
+      <w:r>
+        <w:br/>
+      </w:r>
+      <w:r>
+        <w:rPr>
+          <w:rStyle w:val="VerbatimChar"/>
+        </w:rPr>
+        <w:t xml:space="preserve">  cowplot_1.2.0          cpp11_0.5.2            crayon_1.5.3          </w:t>
+      </w:r>
+      <w:r>
+        <w:br/>
+      </w:r>
+      <w:r>
+        <w:rPr>
+          <w:rStyle w:val="VerbatimChar"/>
+        </w:rPr>
+        <w:t xml:space="preserve">  crosstalk_1.2.2        curl_7.0.0             data.table_1.17.8     </w:t>
+      </w:r>
+      <w:r>
+        <w:br/>
+      </w:r>
+      <w:r>
+        <w:rPr>
+          <w:rStyle w:val="VerbatimChar"/>
+        </w:rPr>
+        <w:t xml:space="preserve">  datasets_4.5.1         datawizard_1.2.0       DBI_1.2.3             </w:t>
+      </w:r>
+      <w:r>
+        <w:br/>
+      </w:r>
+      <w:r>
+        <w:rPr>
+          <w:rStyle w:val="VerbatimChar"/>
+        </w:rPr>
+        <w:t xml:space="preserve">  dbplyr_2.5.1           Deriv_4.2.0            desc_1.4.3            </w:t>
+      </w:r>
+      <w:r>
+        <w:br/>
+      </w:r>
+      <w:r>
+        <w:rPr>
+          <w:rStyle w:val="VerbatimChar"/>
+        </w:rPr>
+        <w:t xml:space="preserve">  digest_0.6.37          distributional_0.5.0   doBy_4.7.0            </w:t>
+      </w:r>
+      <w:r>
+        <w:br/>
+      </w:r>
+      <w:r>
+        <w:rPr>
+          <w:rStyle w:val="VerbatimChar"/>
+        </w:rPr>
+        <w:t xml:space="preserve">  dplyr_1.1.4            DT_0.34.0              dtplyr_1.3.2          </w:t>
+      </w:r>
+      <w:r>
+        <w:br/>
+      </w:r>
+      <w:r>
+        <w:rPr>
+          <w:rStyle w:val="VerbatimChar"/>
+        </w:rPr>
+        <w:t xml:space="preserve">  dygraphs_1.1.1.6       easystats_0.7.5        effectsize_1.0.1      </w:t>
+      </w:r>
+      <w:r>
+        <w:br/>
+      </w:r>
+      <w:r>
+        <w:rPr>
+          <w:rStyle w:val="VerbatimChar"/>
+        </w:rPr>
+        <w:t xml:space="preserve">  emmeans_1.11.2-8       estimability_1.5.1     evaluate_1.0.5        </w:t>
+      </w:r>
+      <w:r>
+        <w:br/>
+      </w:r>
+      <w:r>
+        <w:rPr>
+          <w:rStyle w:val="VerbatimChar"/>
+        </w:rPr>
+        <w:t xml:space="preserve">  exactRankTests_0.8-35  farver_2.1.2           fastmap_1.2.0         </w:t>
+      </w:r>
+      <w:r>
+        <w:br/>
+      </w:r>
+      <w:r>
+        <w:rPr>
+          <w:rStyle w:val="VerbatimChar"/>
+        </w:rPr>
+        <w:t xml:space="preserve">  fontawesome_0.5.3      forcats_1.0.0          foreach_1.5.2         </w:t>
+      </w:r>
+      <w:r>
+        <w:br/>
+      </w:r>
+      <w:r>
+        <w:rPr>
+          <w:rStyle w:val="VerbatimChar"/>
+        </w:rPr>
+        <w:t xml:space="preserve">  Formula_1.2-5          fs_1.6.6               gargle_1.6.0          </w:t>
+      </w:r>
+      <w:r>
+        <w:br/>
+      </w:r>
+      <w:r>
+        <w:rPr>
+          <w:rStyle w:val="VerbatimChar"/>
+        </w:rPr>
+        <w:t xml:space="preserve">  generics_0.1.4         ggplot2_4.0.0          ggrepel_0.9.6         </w:t>
+      </w:r>
+      <w:r>
+        <w:br/>
+      </w:r>
+      <w:r>
+        <w:rPr>
+          <w:rStyle w:val="VerbatimChar"/>
+        </w:rPr>
+        <w:t xml:space="preserve">  ggridges_0.5.7         glmnet_4.1-10          glue_1.8.0            </w:t>
+      </w:r>
+      <w:r>
+        <w:br/>
+      </w:r>
+      <w:r>
+        <w:rPr>
+          <w:rStyle w:val="VerbatimChar"/>
+        </w:rPr>
+        <w:t xml:space="preserve">  gmp_0.7-5              googledrive_2.1.2      googlesheets4_1.1.2   </w:t>
+      </w:r>
+      <w:r>
+        <w:br/>
+      </w:r>
+      <w:r>
+        <w:rPr>
+          <w:rStyle w:val="VerbatimChar"/>
+        </w:rPr>
+        <w:t xml:space="preserve">  graphics_4.5.1         grDevices_4.5.1        grid_4.5.1            </w:t>
+      </w:r>
+      <w:r>
+        <w:br/>
+      </w:r>
+      <w:r>
+        <w:rPr>
+          <w:rStyle w:val="VerbatimChar"/>
+        </w:rPr>
+        <w:t xml:space="preserve">  gridExtra_2.3          gtable_0.3.6           gtools_3.9.5          </w:t>
+      </w:r>
+      <w:r>
+        <w:br/>
+      </w:r>
+      <w:r>
+        <w:rPr>
+          <w:rStyle w:val="VerbatimChar"/>
+        </w:rPr>
+        <w:t xml:space="preserve">  haven_2.5.5            highr_0.11             hms_1.1.3             </w:t>
+      </w:r>
+      <w:r>
+        <w:br/>
+      </w:r>
+      <w:r>
+        <w:rPr>
+          <w:rStyle w:val="VerbatimChar"/>
+        </w:rPr>
+        <w:t xml:space="preserve">  htmltools_0.5.8.1      htmlwidgets_1.6.4      httpuv_1.6.16         </w:t>
+      </w:r>
+      <w:r>
+        <w:br/>
+      </w:r>
+      <w:r>
+        <w:rPr>
+          <w:rStyle w:val="VerbatimChar"/>
+        </w:rPr>
+        <w:t xml:space="preserve">  httr_1.4.7             ids_1.0.1              igraph_2.1.4          </w:t>
+      </w:r>
+      <w:r>
+        <w:br/>
+      </w:r>
+      <w:r>
+        <w:rPr>
+          <w:rStyle w:val="VerbatimChar"/>
+        </w:rPr>
+        <w:t xml:space="preserve">  inline_0.3.21          insight_1.4.2          isoband_0.2.7         </w:t>
+      </w:r>
+      <w:r>
+        <w:br/>
+      </w:r>
+      <w:r>
+        <w:rPr>
+          <w:rStyle w:val="VerbatimChar"/>
+        </w:rPr>
+        <w:t xml:space="preserve">  iterators_1.0.14       janitor_2.2.1          jomo_2.7-6            </w:t>
+      </w:r>
+      <w:r>
+        <w:br/>
+      </w:r>
+      <w:r>
+        <w:rPr>
+          <w:rStyle w:val="VerbatimChar"/>
+        </w:rPr>
+        <w:t xml:space="preserve">  jquerylib_0.1.4        jsonlite_2.0.0         knitr_1.50            </w:t>
+      </w:r>
+      <w:r>
+        <w:br/>
+      </w:r>
+      <w:r>
+        <w:rPr>
+          <w:rStyle w:val="VerbatimChar"/>
+        </w:rPr>
+        <w:t xml:space="preserve">  labeling_0.4.3         later_1.4.4            lattice_0.22-7        </w:t>
+      </w:r>
+      <w:r>
+        <w:br/>
+      </w:r>
+      <w:r>
+        <w:rPr>
+          <w:rStyle w:val="VerbatimChar"/>
+        </w:rPr>
+        <w:t xml:space="preserve">  lazyeval_0.2.2         lifecycle_1.0.4        litedown_0.7          </w:t>
+      </w:r>
+      <w:r>
+        <w:br/>
+      </w:r>
+      <w:r>
+        <w:rPr>
+          <w:rStyle w:val="VerbatimChar"/>
+        </w:rPr>
+        <w:t xml:space="preserve">  lme4_1.1-37            loo_2.8.0              lubridate_1.9.4       </w:t>
+      </w:r>
+      <w:r>
+        <w:br/>
+      </w:r>
+      <w:r>
+        <w:rPr>
+          <w:rStyle w:val="VerbatimChar"/>
+        </w:rPr>
+        <w:t xml:space="preserve">  magrittr_2.0.4         marginaleffects_0.30.0 markdown_2.0          </w:t>
+      </w:r>
+      <w:r>
+        <w:br/>
+      </w:r>
+      <w:r>
+        <w:rPr>
+          <w:rStyle w:val="VerbatimChar"/>
+        </w:rPr>
+        <w:t xml:space="preserve">  MASS_7.3-65            Matrix_1.7-4           MatrixModels_0.5.4    </w:t>
+      </w:r>
+      <w:r>
+        <w:br/>
+      </w:r>
+      <w:r>
+        <w:rPr>
+          <w:rStyle w:val="VerbatimChar"/>
+        </w:rPr>
+        <w:t xml:space="preserve">  matrixStats_1.5.0      memoise_2.0.1          methods_4.5.1         </w:t>
+      </w:r>
+      <w:r>
+        <w:br/>
+      </w:r>
+      <w:r>
+        <w:rPr>
+          <w:rStyle w:val="VerbatimChar"/>
+        </w:rPr>
+        <w:t xml:space="preserve">  mgcv_1.9-3             mice_3.18.0            miceadds_3.18-36      </w:t>
+      </w:r>
+      <w:r>
+        <w:br/>
+      </w:r>
+      <w:r>
+        <w:rPr>
+          <w:rStyle w:val="VerbatimChar"/>
+        </w:rPr>
+        <w:t xml:space="preserve">  microbenchmark_1.5.0   mime_0.13              miniUI_0.1.2          </w:t>
+      </w:r>
+      <w:r>
+        <w:br/>
+      </w:r>
+      <w:r>
+        <w:rPr>
+          <w:rStyle w:val="VerbatimChar"/>
+        </w:rPr>
+        <w:t xml:space="preserve">  minqa_1.2.8            mitml_0.4-5            mitools_2.4           </w:t>
+      </w:r>
+      <w:r>
+        <w:br/>
+      </w:r>
+      <w:r>
+        <w:rPr>
+          <w:rStyle w:val="VerbatimChar"/>
+        </w:rPr>
+        <w:t xml:space="preserve">  MKdescr_0.9            MKinfer_1.2            modelbased_0.13.0     </w:t>
+      </w:r>
+      <w:r>
+        <w:br/>
+      </w:r>
+      <w:r>
+        <w:rPr>
+          <w:rStyle w:val="VerbatimChar"/>
+        </w:rPr>
+        <w:t xml:space="preserve">  modelr_0.1.11          multcomp_1.4-28        mvtnorm_1.3-3         </w:t>
+      </w:r>
+      <w:r>
+        <w:br/>
+      </w:r>
+      <w:r>
+        <w:rPr>
+          <w:rStyle w:val="VerbatimChar"/>
+        </w:rPr>
+        <w:t xml:space="preserve">  nlme_3.1-168           nloptr_2.2.1           nnet_7.3-20           </w:t>
+      </w:r>
+      <w:r>
+        <w:br/>
+      </w:r>
+      <w:r>
+        <w:rPr>
+          <w:rStyle w:val="VerbatimChar"/>
+        </w:rPr>
+        <w:t xml:space="preserve">  numDeriv_2016.8.1.1    openssl_2.3.3          ordinal_2023.12.4.1   </w:t>
+      </w:r>
+      <w:r>
+        <w:br/>
+      </w:r>
+      <w:r>
+        <w:rPr>
+          <w:rStyle w:val="VerbatimChar"/>
+        </w:rPr>
+        <w:t xml:space="preserve">  pan_1.9                parallel_4.5.1         parameters_0.28.2     </w:t>
+      </w:r>
+      <w:r>
+        <w:br/>
+      </w:r>
+      <w:r>
+        <w:rPr>
+          <w:rStyle w:val="VerbatimChar"/>
+        </w:rPr>
+        <w:t xml:space="preserve">  patchwork_1.3.2        pbkrtest_0.5.5         performance_0.15.1    </w:t>
+      </w:r>
+      <w:r>
+        <w:br/>
+      </w:r>
+      <w:r>
+        <w:rPr>
+          <w:rStyle w:val="VerbatimChar"/>
+        </w:rPr>
+        <w:t xml:space="preserve">  pillar_1.11.1          pkgbuild_1.4.8         pkgconfig_2.0.3       </w:t>
+      </w:r>
+      <w:r>
+        <w:br/>
+      </w:r>
+      <w:r>
+        <w:rPr>
+          <w:rStyle w:val="VerbatimChar"/>
+        </w:rPr>
+        <w:t xml:space="preserve">  plyr_1.8.9             posterior_1.6.1        prettyunits_1.2.0     </w:t>
+      </w:r>
+      <w:r>
+        <w:br/>
+      </w:r>
+      <w:r>
+        <w:rPr>
+          <w:rStyle w:val="VerbatimChar"/>
+        </w:rPr>
+        <w:t xml:space="preserve">  processx_3.8.6         progress_1.2.3         promises_1.3.3        </w:t>
+      </w:r>
+      <w:r>
+        <w:br/>
+      </w:r>
+      <w:r>
+        <w:rPr>
+          <w:rStyle w:val="VerbatimChar"/>
+        </w:rPr>
+        <w:t xml:space="preserve">  ps_1.9.1               purrr_1.1.0            quantreg_6.1          </w:t>
+      </w:r>
+      <w:r>
+        <w:br/>
+      </w:r>
+      <w:r>
+        <w:rPr>
+          <w:rStyle w:val="VerbatimChar"/>
+        </w:rPr>
+        <w:t xml:space="preserve">  QuickJSR_1.8.1         R6_2.6.1               ragg_1.5.0            </w:t>
+      </w:r>
+      <w:r>
+        <w:br/>
+      </w:r>
+      <w:r>
+        <w:rPr>
+          <w:rStyle w:val="VerbatimChar"/>
+        </w:rPr>
+        <w:t xml:space="preserve">  rappdirs_0.3.3         rbibutils_2.3          RColorBrewer_1.1-3    </w:t>
+      </w:r>
+      <w:r>
+        <w:br/>
+      </w:r>
+      <w:r>
+        <w:rPr>
+          <w:rStyle w:val="VerbatimChar"/>
+        </w:rPr>
+        <w:t xml:space="preserve">  Rcpp_1.1.0             RcppArmadillo_15.0.2.2 RcppEigen_0.3.4.0.2   </w:t>
+      </w:r>
+      <w:r>
+        <w:br/>
+      </w:r>
+      <w:r>
+        <w:rPr>
+          <w:rStyle w:val="VerbatimChar"/>
+        </w:rPr>
+        <w:t xml:space="preserve">  RcppParallel_5.1.11-1  Rdpack_2.6.4           readr_2.1.5           </w:t>
+      </w:r>
+      <w:r>
+        <w:br/>
+      </w:r>
+      <w:r>
+        <w:rPr>
+          <w:rStyle w:val="VerbatimChar"/>
+        </w:rPr>
+        <w:t xml:space="preserve">  readxl_1.4.5           reformulas_0.4.1       rematch_2.0.0         </w:t>
+      </w:r>
+      <w:r>
+        <w:br/>
+      </w:r>
+      <w:r>
+        <w:rPr>
+          <w:rStyle w:val="VerbatimChar"/>
+        </w:rPr>
+        <w:t xml:space="preserve">  rematch2_2.1.2         report_0.6.1           reprex_2.1.1          </w:t>
+      </w:r>
+      <w:r>
+        <w:br/>
+      </w:r>
+      <w:r>
+        <w:rPr>
+          <w:rStyle w:val="VerbatimChar"/>
+        </w:rPr>
+        <w:t xml:space="preserve">  reshape2_1.4.4         rlang_1.1.6            rmarkdown_2.29        </w:t>
+      </w:r>
+      <w:r>
+        <w:br/>
+      </w:r>
+      <w:r>
+        <w:rPr>
+          <w:rStyle w:val="VerbatimChar"/>
+        </w:rPr>
+        <w:t xml:space="preserve">  rpart_4.1.24           rstan_2.32.7           rstanarm_2.32.1       </w:t>
+      </w:r>
+      <w:r>
+        <w:br/>
+      </w:r>
+      <w:r>
+        <w:rPr>
+          <w:rStyle w:val="VerbatimChar"/>
+        </w:rPr>
+        <w:t xml:space="preserve">  rstantools_2.5.0       rstudioapi_0.17.1      rvest_1.0.5           </w:t>
+      </w:r>
+      <w:r>
+        <w:br/>
+      </w:r>
+      <w:r>
+        <w:rPr>
+          <w:rStyle w:val="VerbatimChar"/>
+        </w:rPr>
+        <w:t xml:space="preserve">  S7_0.2.0               sandwich_3.1-1         sass_0.4.10           </w:t>
+      </w:r>
+      <w:r>
+        <w:br/>
+      </w:r>
+      <w:r>
+        <w:rPr>
+          <w:rStyle w:val="VerbatimChar"/>
+        </w:rPr>
+        <w:t xml:space="preserve">  scales_1.4.0           see_0.12.0             selectr_0.4.2         </w:t>
+      </w:r>
+      <w:r>
+        <w:br/>
+      </w:r>
+      <w:r>
+        <w:rPr>
+          <w:rStyle w:val="VerbatimChar"/>
+        </w:rPr>
+        <w:t xml:space="preserve">  shape_1.4.6.1          shiny_1.11.1           shinyjs_2.1.0         </w:t>
+      </w:r>
+      <w:r>
+        <w:br/>
+      </w:r>
+      <w:r>
+        <w:rPr>
+          <w:rStyle w:val="VerbatimChar"/>
+        </w:rPr>
+        <w:t xml:space="preserve">  shinystan_2.6.0        shinythemes_1.2.0      snakecase_0.11.1      </w:t>
+      </w:r>
+      <w:r>
+        <w:br/>
+      </w:r>
+      <w:r>
+        <w:rPr>
+          <w:rStyle w:val="VerbatimChar"/>
+        </w:rPr>
+        <w:t xml:space="preserve">  sourcetools_0.1.7.1    SparseM_1.84.2         splines_4.5.1         </w:t>
+      </w:r>
+      <w:r>
+        <w:br/>
+      </w:r>
+      <w:r>
+        <w:rPr>
+          <w:rStyle w:val="VerbatimChar"/>
+        </w:rPr>
+        <w:t xml:space="preserve">  StanHeaders_2.32.10    stats_4.5.1            stats4_4.5.1          </w:t>
+      </w:r>
+      <w:r>
+        <w:br/>
+      </w:r>
+      <w:r>
+        <w:rPr>
+          <w:rStyle w:val="VerbatimChar"/>
+        </w:rPr>
+        <w:t xml:space="preserve">  stringi_1.8.7          stringr_1.5.2          survival_3.8-3        </w:t>
+      </w:r>
+      <w:r>
+        <w:br/>
+      </w:r>
+      <w:r>
+        <w:rPr>
+          <w:rStyle w:val="VerbatimChar"/>
+        </w:rPr>
+        <w:t xml:space="preserve">  sys_3.4.3              systemfonts_1.2.3      tensorA_0.36.2.1      </w:t>
+      </w:r>
+      <w:r>
+        <w:br/>
+      </w:r>
+      <w:r>
+        <w:rPr>
+          <w:rStyle w:val="VerbatimChar"/>
+        </w:rPr>
+        <w:t xml:space="preserve">  textshaping_1.0.3      TH.data_1.1-4          threejs_0.3.4         </w:t>
+      </w:r>
+      <w:r>
+        <w:br/>
+      </w:r>
+      <w:r>
+        <w:rPr>
+          <w:rStyle w:val="VerbatimChar"/>
+        </w:rPr>
+        <w:t xml:space="preserve">  tibble_3.3.0           tidyr_1.3.1            tidyselect_1.2.1      </w:t>
+      </w:r>
+      <w:r>
+        <w:br/>
+      </w:r>
+      <w:r>
+        <w:rPr>
+          <w:rStyle w:val="VerbatimChar"/>
+        </w:rPr>
+        <w:t xml:space="preserve">  tidyverse_2.0.0        timechange_0.3.0       tinytex_0.57          </w:t>
+      </w:r>
+      <w:r>
+        <w:br/>
+      </w:r>
+      <w:r>
+        <w:rPr>
+          <w:rStyle w:val="VerbatimChar"/>
+        </w:rPr>
+        <w:t xml:space="preserve">  tools_4.5.1            tzdb_0.5.0             ucminf_1.2.2          </w:t>
+      </w:r>
+      <w:r>
+        <w:br/>
+      </w:r>
+      <w:r>
+        <w:rPr>
+          <w:rStyle w:val="VerbatimChar"/>
+        </w:rPr>
+        <w:t xml:space="preserve">  utf8_1.2.6             utils_4.5.1            uuid_1.2.1            </w:t>
+      </w:r>
+      <w:r>
+        <w:br/>
+      </w:r>
+      <w:r>
+        <w:rPr>
+          <w:rStyle w:val="VerbatimChar"/>
+        </w:rPr>
+        <w:t xml:space="preserve">  V8_7.0.0               vctrs_0.6.5            viridisLite_0.4.2     </w:t>
+      </w:r>
+      <w:r>
+        <w:br/>
+      </w:r>
+      <w:r>
+        <w:rPr>
+          <w:rStyle w:val="VerbatimChar"/>
+        </w:rPr>
+        <w:t xml:space="preserve">  vroom_1.6.6            withr_3.0.2            xfun_0.53             </w:t>
+      </w:r>
+      <w:r>
+        <w:br/>
+      </w:r>
+      <w:r>
+        <w:rPr>
+          <w:rStyle w:val="VerbatimChar"/>
+        </w:rPr>
+        <w:t xml:space="preserve">  xml2_1.4.0             xtable_1.8-4           xts_0.14.1            </w:t>
+      </w:r>
+      <w:r>
+        <w:br/>
+      </w:r>
+      <w:r>
+        <w:rPr>
+          <w:rStyle w:val="VerbatimChar"/>
+        </w:rPr>
+        <w:t xml:space="preserve">  yaml_2.3.10            zoo_1.8-14            </w:t>
       </w:r>
     </w:p>
     <w:bookmarkEnd w:id="101"/>

--- a/class08w.docx
+++ b/class08w.docx
@@ -218,7 +218,13 @@
         <w:rPr>
           <w:rStyle w:val="NormalTok"/>
         </w:rPr>
-        <w:t xml:space="preserve">(car)         </w:t>
+        <w:t xml:space="preserve">(DescTools)  </w:t>
+      </w:r>
+      <w:r>
+        <w:rPr>
+          <w:rStyle w:val="DocumentationTok"/>
+        </w:rPr>
+        <w:t xml:space="preserve">## new: used for Bonferroni         </w:t>
       </w:r>
       <w:r>
         <w:br/>
@@ -661,7 +667,13 @@
         <w:rPr>
           <w:rStyle w:val="NormalTok"/>
         </w:rPr>
-        <w:t xml:space="preserve">  </w:t>
+        <w:t xml:space="preserve">  dplyr</w:t>
+      </w:r>
+      <w:r>
+        <w:rPr>
+          <w:rStyle w:val="SpecialCharTok"/>
+        </w:rPr>
+        <w:t xml:space="preserve">::</w:t>
       </w:r>
       <w:r>
         <w:rPr>
@@ -8045,11 +8057,498 @@
         <w:t xml:space="preserve"> </w:t>
       </w:r>
       <w:r>
-        <w:t xml:space="preserve">across the 6 tests.</w:t>
+        <w:t xml:space="preserve">across the 6 tests. We can obtain the relevant confidence intervals and p values…</w:t>
       </w:r>
     </w:p>
     <w:bookmarkEnd w:id="71"/>
-    <w:bookmarkStart w:id="72" w:name="better-approach-holm-bonferroni"/>
+    <w:bookmarkStart w:id="72" w:name="bonferroni-cis-and-p-values"/>
+    <w:p>
+      <w:pPr>
+        <w:pStyle w:val="Heading2"/>
+      </w:pPr>
+      <w:r>
+        <w:t xml:space="preserve">Bonferroni CIs and p values</w:t>
+      </w:r>
+    </w:p>
+    <w:p>
+      <w:pPr>
+        <w:pStyle w:val="SourceCode"/>
+      </w:pPr>
+      <w:r>
+        <w:rPr>
+          <w:rStyle w:val="DocumentationTok"/>
+        </w:rPr>
+        <w:t xml:space="preserve">## requires library(DescTools)</w:t>
+      </w:r>
+      <w:r>
+        <w:br/>
+      </w:r>
+      <w:r>
+        <w:br/>
+      </w:r>
+      <w:r>
+        <w:rPr>
+          <w:rStyle w:val="FunctionTok"/>
+        </w:rPr>
+        <w:t xml:space="preserve">PostHocTest</w:t>
+      </w:r>
+      <w:r>
+        <w:rPr>
+          <w:rStyle w:val="NormalTok"/>
+        </w:rPr>
+        <w:t xml:space="preserve">(</w:t>
+      </w:r>
+      <w:r>
+        <w:rPr>
+          <w:rStyle w:val="FunctionTok"/>
+        </w:rPr>
+        <w:t xml:space="preserve">aov</w:t>
+      </w:r>
+      <w:r>
+        <w:rPr>
+          <w:rStyle w:val="NormalTok"/>
+        </w:rPr>
+        <w:t xml:space="preserve">(fit1), </w:t>
+      </w:r>
+      <w:r>
+        <w:rPr>
+          <w:rStyle w:val="AttributeTok"/>
+        </w:rPr>
+        <w:t xml:space="preserve">method =</w:t>
+      </w:r>
+      <w:r>
+        <w:rPr>
+          <w:rStyle w:val="NormalTok"/>
+        </w:rPr>
+        <w:t xml:space="preserve"> </w:t>
+      </w:r>
+      <w:r>
+        <w:rPr>
+          <w:rStyle w:val="StringTok"/>
+        </w:rPr>
+        <w:t xml:space="preserve">"bonferroni"</w:t>
+      </w:r>
+      <w:r>
+        <w:rPr>
+          <w:rStyle w:val="NormalTok"/>
+        </w:rPr>
+        <w:t xml:space="preserve">, </w:t>
+      </w:r>
+      <w:r>
+        <w:br/>
+      </w:r>
+      <w:r>
+        <w:rPr>
+          <w:rStyle w:val="NormalTok"/>
+        </w:rPr>
+        <w:t xml:space="preserve">            </w:t>
+      </w:r>
+      <w:r>
+        <w:rPr>
+          <w:rStyle w:val="AttributeTok"/>
+        </w:rPr>
+        <w:t xml:space="preserve">conf.level =</w:t>
+      </w:r>
+      <w:r>
+        <w:rPr>
+          <w:rStyle w:val="NormalTok"/>
+        </w:rPr>
+        <w:t xml:space="preserve"> </w:t>
+      </w:r>
+      <w:r>
+        <w:rPr>
+          <w:rStyle w:val="FloatTok"/>
+        </w:rPr>
+        <w:t xml:space="preserve">0.99</w:t>
+      </w:r>
+      <w:r>
+        <w:rPr>
+          <w:rStyle w:val="NormalTok"/>
+        </w:rPr>
+        <w:t xml:space="preserve">)</w:t>
+      </w:r>
+    </w:p>
+    <w:p>
+      <w:pPr>
+        <w:pStyle w:val="SourceCode"/>
+      </w:pPr>
+      <w:r>
+        <w:br/>
+      </w:r>
+      <w:r>
+        <w:rPr>
+          <w:rStyle w:val="VerbatimChar"/>
+        </w:rPr>
+        <w:t xml:space="preserve">  Posthoc multiple comparisons of means : Bonferroni </w:t>
+      </w:r>
+      <w:r>
+        <w:br/>
+      </w:r>
+      <w:r>
+        <w:rPr>
+          <w:rStyle w:val="VerbatimChar"/>
+        </w:rPr>
+        <w:t xml:space="preserve">    99% family-wise confidence level</w:t>
+      </w:r>
+      <w:r>
+        <w:br/>
+      </w:r>
+      <w:r>
+        <w:br/>
+      </w:r>
+      <w:r>
+        <w:rPr>
+          <w:rStyle w:val="VerbatimChar"/>
+        </w:rPr>
+        <w:t xml:space="preserve">$hfactor</w:t>
+      </w:r>
+      <w:r>
+        <w:br/>
+      </w:r>
+      <w:r>
+        <w:rPr>
+          <w:rStyle w:val="VerbatimChar"/>
+        </w:rPr>
+        <w:t xml:space="preserve">                diff     lwr.ci    upr.ci    pval    </w:t>
+      </w:r>
+      <w:r>
+        <w:br/>
+      </w:r>
+      <w:r>
+        <w:rPr>
+          <w:rStyle w:val="VerbatimChar"/>
+        </w:rPr>
+        <w:t xml:space="preserve">Low-Worst  0.4131818 0.12468081 0.7016828 7.2e-05 ***</w:t>
+      </w:r>
+      <w:r>
+        <w:br/>
+      </w:r>
+      <w:r>
+        <w:rPr>
+          <w:rStyle w:val="VerbatimChar"/>
+        </w:rPr>
+        <w:t xml:space="preserve">High-Worst 0.8095455 0.52104444 1.0980465 2.1e-13 ***</w:t>
+      </w:r>
+      <w:r>
+        <w:br/>
+      </w:r>
+      <w:r>
+        <w:rPr>
+          <w:rStyle w:val="VerbatimChar"/>
+        </w:rPr>
+        <w:t xml:space="preserve">Best-Worst 1.1959091 0.90740808 1.4844101 &lt; 2e-16 ***</w:t>
+      </w:r>
+      <w:r>
+        <w:br/>
+      </w:r>
+      <w:r>
+        <w:rPr>
+          <w:rStyle w:val="VerbatimChar"/>
+        </w:rPr>
+        <w:t xml:space="preserve">High-Low   0.3963636 0.10786263 0.6848646 0.00015 ***</w:t>
+      </w:r>
+      <w:r>
+        <w:br/>
+      </w:r>
+      <w:r>
+        <w:rPr>
+          <w:rStyle w:val="VerbatimChar"/>
+        </w:rPr>
+        <w:t xml:space="preserve">Best-Low   0.7827273 0.49422626 1.0712283 8.4e-13 ***</w:t>
+      </w:r>
+      <w:r>
+        <w:br/>
+      </w:r>
+      <w:r>
+        <w:rPr>
+          <w:rStyle w:val="VerbatimChar"/>
+        </w:rPr>
+        <w:t xml:space="preserve">Best-High  0.3863636 0.09786263 0.6748646 0.00023 ***</w:t>
+      </w:r>
+      <w:r>
+        <w:br/>
+      </w:r>
+      <w:r>
+        <w:br/>
+      </w:r>
+      <w:r>
+        <w:rPr>
+          <w:rStyle w:val="VerbatimChar"/>
+        </w:rPr>
+        <w:t xml:space="preserve">---</w:t>
+      </w:r>
+      <w:r>
+        <w:br/>
+      </w:r>
+      <w:r>
+        <w:rPr>
+          <w:rStyle w:val="VerbatimChar"/>
+        </w:rPr>
+        <w:t xml:space="preserve">Signif. codes:  0 '***' 0.001 '**' 0.01 '*' 0.05 '.' 0.1 ' ' 1</w:t>
+      </w:r>
+    </w:p>
+    <w:bookmarkEnd w:id="72"/>
+    <w:bookmarkStart w:id="76" w:name="plotting-the-bonferroni-intervals"/>
+    <w:p>
+      <w:pPr>
+        <w:pStyle w:val="Heading2"/>
+      </w:pPr>
+      <w:r>
+        <w:t xml:space="preserve">Plotting the Bonferroni intervals</w:t>
+      </w:r>
+    </w:p>
+    <w:p>
+      <w:pPr>
+        <w:pStyle w:val="SourceCode"/>
+      </w:pPr>
+      <w:r>
+        <w:rPr>
+          <w:rStyle w:val="FunctionTok"/>
+        </w:rPr>
+        <w:t xml:space="preserve">par</w:t>
+      </w:r>
+      <w:r>
+        <w:rPr>
+          <w:rStyle w:val="NormalTok"/>
+        </w:rPr>
+        <w:t xml:space="preserve">(</w:t>
+      </w:r>
+      <w:r>
+        <w:rPr>
+          <w:rStyle w:val="AttributeTok"/>
+        </w:rPr>
+        <w:t xml:space="preserve">mar=</w:t>
+      </w:r>
+      <w:r>
+        <w:rPr>
+          <w:rStyle w:val="FunctionTok"/>
+        </w:rPr>
+        <w:t xml:space="preserve">c</w:t>
+      </w:r>
+      <w:r>
+        <w:rPr>
+          <w:rStyle w:val="NormalTok"/>
+        </w:rPr>
+        <w:t xml:space="preserve">(</w:t>
+      </w:r>
+      <w:r>
+        <w:rPr>
+          <w:rStyle w:val="DecValTok"/>
+        </w:rPr>
+        <w:t xml:space="preserve">3</w:t>
+      </w:r>
+      <w:r>
+        <w:rPr>
+          <w:rStyle w:val="NormalTok"/>
+        </w:rPr>
+        <w:t xml:space="preserve">,</w:t>
+      </w:r>
+      <w:r>
+        <w:rPr>
+          <w:rStyle w:val="DecValTok"/>
+        </w:rPr>
+        <w:t xml:space="preserve">7</w:t>
+      </w:r>
+      <w:r>
+        <w:rPr>
+          <w:rStyle w:val="NormalTok"/>
+        </w:rPr>
+        <w:t xml:space="preserve">,</w:t>
+      </w:r>
+      <w:r>
+        <w:rPr>
+          <w:rStyle w:val="DecValTok"/>
+        </w:rPr>
+        <w:t xml:space="preserve">3</w:t>
+      </w:r>
+      <w:r>
+        <w:rPr>
+          <w:rStyle w:val="NormalTok"/>
+        </w:rPr>
+        <w:t xml:space="preserve">,</w:t>
+      </w:r>
+      <w:r>
+        <w:rPr>
+          <w:rStyle w:val="DecValTok"/>
+        </w:rPr>
+        <w:t xml:space="preserve">3</w:t>
+      </w:r>
+      <w:r>
+        <w:rPr>
+          <w:rStyle w:val="NormalTok"/>
+        </w:rPr>
+        <w:t xml:space="preserve">), </w:t>
+      </w:r>
+      <w:r>
+        <w:rPr>
+          <w:rStyle w:val="AttributeTok"/>
+        </w:rPr>
+        <w:t xml:space="preserve">las =</w:t>
+      </w:r>
+      <w:r>
+        <w:rPr>
+          <w:rStyle w:val="NormalTok"/>
+        </w:rPr>
+        <w:t xml:space="preserve"> </w:t>
+      </w:r>
+      <w:r>
+        <w:rPr>
+          <w:rStyle w:val="DecValTok"/>
+        </w:rPr>
+        <w:t xml:space="preserve">1</w:t>
+      </w:r>
+      <w:r>
+        <w:rPr>
+          <w:rStyle w:val="NormalTok"/>
+        </w:rPr>
+        <w:t xml:space="preserve">)</w:t>
+      </w:r>
+      <w:r>
+        <w:br/>
+      </w:r>
+      <w:r>
+        <w:rPr>
+          <w:rStyle w:val="FunctionTok"/>
+        </w:rPr>
+        <w:t xml:space="preserve">plot</w:t>
+      </w:r>
+      <w:r>
+        <w:rPr>
+          <w:rStyle w:val="NormalTok"/>
+        </w:rPr>
+        <w:t xml:space="preserve">(</w:t>
+      </w:r>
+      <w:r>
+        <w:rPr>
+          <w:rStyle w:val="FunctionTok"/>
+        </w:rPr>
+        <w:t xml:space="preserve">PostHocTest</w:t>
+      </w:r>
+      <w:r>
+        <w:rPr>
+          <w:rStyle w:val="NormalTok"/>
+        </w:rPr>
+        <w:t xml:space="preserve">(</w:t>
+      </w:r>
+      <w:r>
+        <w:rPr>
+          <w:rStyle w:val="FunctionTok"/>
+        </w:rPr>
+        <w:t xml:space="preserve">aov</w:t>
+      </w:r>
+      <w:r>
+        <w:rPr>
+          <w:rStyle w:val="NormalTok"/>
+        </w:rPr>
+        <w:t xml:space="preserve">(fit1), </w:t>
+      </w:r>
+      <w:r>
+        <w:rPr>
+          <w:rStyle w:val="AttributeTok"/>
+        </w:rPr>
+        <w:t xml:space="preserve">method =</w:t>
+      </w:r>
+      <w:r>
+        <w:rPr>
+          <w:rStyle w:val="NormalTok"/>
+        </w:rPr>
+        <w:t xml:space="preserve"> </w:t>
+      </w:r>
+      <w:r>
+        <w:rPr>
+          <w:rStyle w:val="StringTok"/>
+        </w:rPr>
+        <w:t xml:space="preserve">"bonferroni"</w:t>
+      </w:r>
+      <w:r>
+        <w:rPr>
+          <w:rStyle w:val="NormalTok"/>
+        </w:rPr>
+        <w:t xml:space="preserve">,</w:t>
+      </w:r>
+      <w:r>
+        <w:br/>
+      </w:r>
+      <w:r>
+        <w:rPr>
+          <w:rStyle w:val="NormalTok"/>
+        </w:rPr>
+        <w:t xml:space="preserve">      </w:t>
+      </w:r>
+      <w:r>
+        <w:rPr>
+          <w:rStyle w:val="AttributeTok"/>
+        </w:rPr>
+        <w:t xml:space="preserve">conf.level =</w:t>
+      </w:r>
+      <w:r>
+        <w:rPr>
+          <w:rStyle w:val="NormalTok"/>
+        </w:rPr>
+        <w:t xml:space="preserve"> </w:t>
+      </w:r>
+      <w:r>
+        <w:rPr>
+          <w:rStyle w:val="FloatTok"/>
+        </w:rPr>
+        <w:t xml:space="preserve">0.99</w:t>
+      </w:r>
+      <w:r>
+        <w:rPr>
+          <w:rStyle w:val="NormalTok"/>
+        </w:rPr>
+        <w:t xml:space="preserve">))</w:t>
+      </w:r>
+    </w:p>
+    <w:p>
+      <w:pPr>
+        <w:pStyle w:val="FirstParagraph"/>
+      </w:pPr>
+      <w:r>
+        <w:drawing>
+          <wp:inline>
+            <wp:extent cx="4620126" cy="3696101"/>
+            <wp:effectExtent b="0" l="0" r="0" t="0"/>
+            <wp:docPr descr="" title="" id="74" name="Picture"/>
+            <a:graphic>
+              <a:graphicData uri="http://schemas.openxmlformats.org/drawingml/2006/picture">
+                <pic:pic>
+                  <pic:nvPicPr>
+                    <pic:cNvPr descr="class08w_files/figure-docx/unnamed-chunk-17-1.png" id="75" name="Picture"/>
+                    <pic:cNvPicPr>
+                      <a:picLocks noChangeArrowheads="1" noChangeAspect="1"/>
+                    </pic:cNvPicPr>
+                  </pic:nvPicPr>
+                  <pic:blipFill>
+                    <a:blip r:embed="rId73"/>
+                    <a:stretch>
+                      <a:fillRect/>
+                    </a:stretch>
+                  </pic:blipFill>
+                  <pic:spPr bwMode="auto">
+                    <a:xfrm>
+                      <a:off x="0" y="0"/>
+                      <a:ext cx="4620126" cy="3696101"/>
+                    </a:xfrm>
+                    <a:prstGeom prst="rect">
+                      <a:avLst/>
+                    </a:prstGeom>
+                    <a:noFill/>
+                    <a:ln w="9525">
+                      <a:noFill/>
+                      <a:headEnd/>
+                      <a:tailEnd/>
+                    </a:ln>
+                  </pic:spPr>
+                </pic:pic>
+              </a:graphicData>
+            </a:graphic>
+          </wp:inline>
+        </w:drawing>
+      </w:r>
+    </w:p>
+    <w:bookmarkEnd w:id="76"/>
+    <w:bookmarkStart w:id="77" w:name="better-approach-holm-bonferroni"/>
     <w:p>
       <w:pPr>
         <w:pStyle w:val="Heading2"/>
@@ -8317,8 +8816,8 @@
         <w:t xml:space="preserve">and so on…</w:t>
       </w:r>
     </w:p>
-    <w:bookmarkEnd w:id="72"/>
-    <w:bookmarkStart w:id="73" w:name="holm-bonferroni-approach"/>
+    <w:bookmarkEnd w:id="77"/>
+    <w:bookmarkStart w:id="78" w:name="holm-bonferroni-approach"/>
     <w:p>
       <w:pPr>
         <w:pStyle w:val="Heading2"/>
@@ -8343,7 +8842,23 @@
         </m:r>
       </m:oMath>
       <w:r>
-        <w:t xml:space="preserve">.</w:t>
+        <w:t xml:space="preserve">. But only the</w:t>
+      </w:r>
+      <w:r>
+        <w:t xml:space="preserve"> </w:t>
+      </w:r>
+      <w:r>
+        <w:rPr>
+          <w:i/>
+          <w:iCs/>
+        </w:rPr>
+        <w:t xml:space="preserve">p</w:t>
+      </w:r>
+      <w:r>
+        <w:t xml:space="preserve"> </w:t>
+      </w:r>
+      <w:r>
+        <w:t xml:space="preserve">values change here!</w:t>
       </w:r>
     </w:p>
     <w:p>
@@ -8536,797 +9051,6 @@
           <w:rStyle w:val="VerbatimChar"/>
         </w:rPr>
         <w:t xml:space="preserve">p-value adjustment method: Holm (1979)</w:t>
-      </w:r>
-    </w:p>
-    <w:bookmarkEnd w:id="73"/>
-    <w:bookmarkStart w:id="74" w:name="get-the-holm-results-into-a-tibble"/>
-    <w:p>
-      <w:pPr>
-        <w:pStyle w:val="Heading2"/>
-      </w:pPr>
-      <w:r>
-        <w:t xml:space="preserve">Get the Holm results into a tibble</w:t>
-      </w:r>
-    </w:p>
-    <w:p>
-      <w:pPr>
-        <w:pStyle w:val="SourceCode"/>
-      </w:pPr>
-      <w:r>
-        <w:rPr>
-          <w:rStyle w:val="NormalTok"/>
-        </w:rPr>
-        <w:t xml:space="preserve">con_holm </w:t>
-      </w:r>
-      <w:r>
-        <w:rPr>
-          <w:rStyle w:val="OtherTok"/>
-        </w:rPr>
-        <w:t xml:space="preserve">&lt;-</w:t>
-      </w:r>
-      <w:r>
-        <w:rPr>
-          <w:rStyle w:val="NormalTok"/>
-        </w:rPr>
-        <w:t xml:space="preserve"> </w:t>
-      </w:r>
-      <w:r>
-        <w:rPr>
-          <w:rStyle w:val="FunctionTok"/>
-        </w:rPr>
-        <w:t xml:space="preserve">estimate_contrasts</w:t>
-      </w:r>
-      <w:r>
-        <w:rPr>
-          <w:rStyle w:val="NormalTok"/>
-        </w:rPr>
-        <w:t xml:space="preserve">(fit1, </w:t>
-      </w:r>
-      <w:r>
-        <w:rPr>
-          <w:rStyle w:val="AttributeTok"/>
-        </w:rPr>
-        <w:t xml:space="preserve">ci =</w:t>
-      </w:r>
-      <w:r>
-        <w:rPr>
-          <w:rStyle w:val="NormalTok"/>
-        </w:rPr>
-        <w:t xml:space="preserve"> </w:t>
-      </w:r>
-      <w:r>
-        <w:rPr>
-          <w:rStyle w:val="FloatTok"/>
-        </w:rPr>
-        <w:t xml:space="preserve">0.99</w:t>
-      </w:r>
-      <w:r>
-        <w:rPr>
-          <w:rStyle w:val="NormalTok"/>
-        </w:rPr>
-        <w:t xml:space="preserve">, </w:t>
-      </w:r>
-      <w:r>
-        <w:rPr>
-          <w:rStyle w:val="AttributeTok"/>
-        </w:rPr>
-        <w:t xml:space="preserve">p_adjust =</w:t>
-      </w:r>
-      <w:r>
-        <w:rPr>
-          <w:rStyle w:val="NormalTok"/>
-        </w:rPr>
-        <w:t xml:space="preserve"> </w:t>
-      </w:r>
-      <w:r>
-        <w:rPr>
-          <w:rStyle w:val="StringTok"/>
-        </w:rPr>
-        <w:t xml:space="preserve">"holm"</w:t>
-      </w:r>
-      <w:r>
-        <w:rPr>
-          <w:rStyle w:val="NormalTok"/>
-        </w:rPr>
-        <w:t xml:space="preserve">)</w:t>
-      </w:r>
-    </w:p>
-    <w:p>
-      <w:pPr>
-        <w:pStyle w:val="SourceCode"/>
-      </w:pPr>
-      <w:r>
-        <w:rPr>
-          <w:rStyle w:val="VerbatimChar"/>
-        </w:rPr>
-        <w:t xml:space="preserve">We selected `contrast=c("hfactor")`.</w:t>
-      </w:r>
-    </w:p>
-    <w:p>
-      <w:pPr>
-        <w:pStyle w:val="SourceCode"/>
-      </w:pPr>
-      <w:r>
-        <w:rPr>
-          <w:rStyle w:val="NormalTok"/>
-        </w:rPr>
-        <w:t xml:space="preserve">con_holm_tib </w:t>
-      </w:r>
-      <w:r>
-        <w:rPr>
-          <w:rStyle w:val="OtherTok"/>
-        </w:rPr>
-        <w:t xml:space="preserve">&lt;-</w:t>
-      </w:r>
-      <w:r>
-        <w:rPr>
-          <w:rStyle w:val="NormalTok"/>
-        </w:rPr>
-        <w:t xml:space="preserve"> </w:t>
-      </w:r>
-      <w:r>
-        <w:rPr>
-          <w:rStyle w:val="FunctionTok"/>
-        </w:rPr>
-        <w:t xml:space="preserve">tibble</w:t>
-      </w:r>
-      <w:r>
-        <w:rPr>
-          <w:rStyle w:val="NormalTok"/>
-        </w:rPr>
-        <w:t xml:space="preserve">(con_holm) </w:t>
-      </w:r>
-      <w:r>
-        <w:rPr>
-          <w:rStyle w:val="SpecialCharTok"/>
-        </w:rPr>
-        <w:t xml:space="preserve">|&gt;</w:t>
-      </w:r>
-      <w:r>
-        <w:rPr>
-          <w:rStyle w:val="NormalTok"/>
-        </w:rPr>
-        <w:t xml:space="preserve">  </w:t>
-      </w:r>
-      <w:r>
-        <w:br/>
-      </w:r>
-      <w:r>
-        <w:rPr>
-          <w:rStyle w:val="NormalTok"/>
-        </w:rPr>
-        <w:t xml:space="preserve">  </w:t>
-      </w:r>
-      <w:r>
-        <w:rPr>
-          <w:rStyle w:val="FunctionTok"/>
-        </w:rPr>
-        <w:t xml:space="preserve">mutate</w:t>
-      </w:r>
-      <w:r>
-        <w:rPr>
-          <w:rStyle w:val="NormalTok"/>
-        </w:rPr>
-        <w:t xml:space="preserve">(</w:t>
-      </w:r>
-      <w:r>
-        <w:rPr>
-          <w:rStyle w:val="AttributeTok"/>
-        </w:rPr>
-        <w:t xml:space="preserve">contr =</w:t>
-      </w:r>
-      <w:r>
-        <w:rPr>
-          <w:rStyle w:val="NormalTok"/>
-        </w:rPr>
-        <w:t xml:space="preserve"> </w:t>
-      </w:r>
-      <w:r>
-        <w:rPr>
-          <w:rStyle w:val="FunctionTok"/>
-        </w:rPr>
-        <w:t xml:space="preserve">str_c</w:t>
-      </w:r>
-      <w:r>
-        <w:rPr>
-          <w:rStyle w:val="NormalTok"/>
-        </w:rPr>
-        <w:t xml:space="preserve">(Level1, </w:t>
-      </w:r>
-      <w:r>
-        <w:rPr>
-          <w:rStyle w:val="StringTok"/>
-        </w:rPr>
-        <w:t xml:space="preserve">" - "</w:t>
-      </w:r>
-      <w:r>
-        <w:rPr>
-          <w:rStyle w:val="NormalTok"/>
-        </w:rPr>
-        <w:t xml:space="preserve">, Level2))</w:t>
-      </w:r>
-      <w:r>
-        <w:br/>
-      </w:r>
-      <w:r>
-        <w:br/>
-      </w:r>
-      <w:r>
-        <w:rPr>
-          <w:rStyle w:val="NormalTok"/>
-        </w:rPr>
-        <w:t xml:space="preserve">con_holm_tib </w:t>
-      </w:r>
-      <w:r>
-        <w:rPr>
-          <w:rStyle w:val="SpecialCharTok"/>
-        </w:rPr>
-        <w:t xml:space="preserve">|&gt;</w:t>
-      </w:r>
-      <w:r>
-        <w:rPr>
-          <w:rStyle w:val="NormalTok"/>
-        </w:rPr>
-        <w:t xml:space="preserve"> </w:t>
-      </w:r>
-      <w:r>
-        <w:rPr>
-          <w:rStyle w:val="FunctionTok"/>
-        </w:rPr>
-        <w:t xml:space="preserve">head</w:t>
-      </w:r>
-      <w:r>
-        <w:rPr>
-          <w:rStyle w:val="NormalTok"/>
-        </w:rPr>
-        <w:t xml:space="preserve">()</w:t>
-      </w:r>
-    </w:p>
-    <w:p>
-      <w:pPr>
-        <w:pStyle w:val="SourceCode"/>
-      </w:pPr>
-      <w:r>
-        <w:rPr>
-          <w:rStyle w:val="VerbatimChar"/>
-        </w:rPr>
-        <w:t xml:space="preserve"># A tibble: 6 × 10</w:t>
-      </w:r>
-      <w:r>
-        <w:br/>
-      </w:r>
-      <w:r>
-        <w:rPr>
-          <w:rStyle w:val="VerbatimChar"/>
-        </w:rPr>
-        <w:t xml:space="preserve">  Level1 Level2 Difference     SE CI_low CI_high     t    df        p contr     </w:t>
-      </w:r>
-      <w:r>
-        <w:br/>
-      </w:r>
-      <w:r>
-        <w:rPr>
-          <w:rStyle w:val="VerbatimChar"/>
-        </w:rPr>
-        <w:t xml:space="preserve">  &lt;fct&gt;  &lt;fct&gt;       &lt;dbl&gt;  &lt;dbl&gt;  &lt;dbl&gt;   &lt;dbl&gt; &lt;dbl&gt; &lt;int&gt;    &lt;dbl&gt; &lt;chr&gt;     </w:t>
-      </w:r>
-      <w:r>
-        <w:br/>
-      </w:r>
-      <w:r>
-        <w:rPr>
-          <w:rStyle w:val="VerbatimChar"/>
-        </w:rPr>
-        <w:t xml:space="preserve">1 Low    Worst       0.413 0.0888  0.179   0.647  4.65    84 3.62e- 5 Low - Wor…</w:t>
-      </w:r>
-      <w:r>
-        <w:br/>
-      </w:r>
-      <w:r>
-        <w:rPr>
-          <w:rStyle w:val="VerbatimChar"/>
-        </w:rPr>
-        <w:t xml:space="preserve">2 High   Worst       0.810 0.0888  0.576   1.04   9.12    84 1.73e-13 High - Wo…</w:t>
-      </w:r>
-      <w:r>
-        <w:br/>
-      </w:r>
-      <w:r>
-        <w:rPr>
-          <w:rStyle w:val="VerbatimChar"/>
-        </w:rPr>
-        <w:t xml:space="preserve">3 Best   Worst       1.20  0.0888  0.962   1.43  13.5     84 6.53e-22 Best - Wo…</w:t>
-      </w:r>
-      <w:r>
-        <w:br/>
-      </w:r>
-      <w:r>
-        <w:rPr>
-          <w:rStyle w:val="VerbatimChar"/>
-        </w:rPr>
-        <w:t xml:space="preserve">4 High   Low         0.396 0.0888  0.162   0.630  4.46    84 4.97e- 5 High - Low</w:t>
-      </w:r>
-      <w:r>
-        <w:br/>
-      </w:r>
-      <w:r>
-        <w:rPr>
-          <w:rStyle w:val="VerbatimChar"/>
-        </w:rPr>
-        <w:t xml:space="preserve">5 Best   Low         0.783 0.0888  0.549   1.02   8.81    84 5.61e-13 Best - Low</w:t>
-      </w:r>
-      <w:r>
-        <w:br/>
-      </w:r>
-      <w:r>
-        <w:rPr>
-          <w:rStyle w:val="VerbatimChar"/>
-        </w:rPr>
-        <w:t xml:space="preserve">6 Best   High        0.386 0.0888  0.152   0.620  4.35    84 4.97e- 5 Best - Hi…</w:t>
-      </w:r>
-    </w:p>
-    <w:bookmarkEnd w:id="74"/>
-    <w:bookmarkStart w:id="78" w:name="plot-the-holm-results"/>
-    <w:p>
-      <w:pPr>
-        <w:pStyle w:val="Heading2"/>
-      </w:pPr>
-      <w:r>
-        <w:t xml:space="preserve">Plot the Holm results</w:t>
-      </w:r>
-    </w:p>
-    <w:p>
-      <w:pPr>
-        <w:pStyle w:val="SourceCode"/>
-      </w:pPr>
-      <w:r>
-        <w:rPr>
-          <w:rStyle w:val="FunctionTok"/>
-        </w:rPr>
-        <w:t xml:space="preserve">ggplot</w:t>
-      </w:r>
-      <w:r>
-        <w:rPr>
-          <w:rStyle w:val="NormalTok"/>
-        </w:rPr>
-        <w:t xml:space="preserve">(con_holm_tib, </w:t>
-      </w:r>
-      <w:r>
-        <w:rPr>
-          <w:rStyle w:val="FunctionTok"/>
-        </w:rPr>
-        <w:t xml:space="preserve">aes</w:t>
-      </w:r>
-      <w:r>
-        <w:rPr>
-          <w:rStyle w:val="NormalTok"/>
-        </w:rPr>
-        <w:t xml:space="preserve">(</w:t>
-      </w:r>
-      <w:r>
-        <w:rPr>
-          <w:rStyle w:val="AttributeTok"/>
-        </w:rPr>
-        <w:t xml:space="preserve">x =</w:t>
-      </w:r>
-      <w:r>
-        <w:rPr>
-          <w:rStyle w:val="NormalTok"/>
-        </w:rPr>
-        <w:t xml:space="preserve"> contr, </w:t>
-      </w:r>
-      <w:r>
-        <w:rPr>
-          <w:rStyle w:val="AttributeTok"/>
-        </w:rPr>
-        <w:t xml:space="preserve">y =</w:t>
-      </w:r>
-      <w:r>
-        <w:rPr>
-          <w:rStyle w:val="NormalTok"/>
-        </w:rPr>
-        <w:t xml:space="preserve"> Difference)) </w:t>
-      </w:r>
-      <w:r>
-        <w:rPr>
-          <w:rStyle w:val="SpecialCharTok"/>
-        </w:rPr>
-        <w:t xml:space="preserve">+</w:t>
-      </w:r>
-      <w:r>
-        <w:br/>
-      </w:r>
-      <w:r>
-        <w:rPr>
-          <w:rStyle w:val="NormalTok"/>
-        </w:rPr>
-        <w:t xml:space="preserve">  </w:t>
-      </w:r>
-      <w:r>
-        <w:rPr>
-          <w:rStyle w:val="FunctionTok"/>
-        </w:rPr>
-        <w:t xml:space="preserve">geom_point</w:t>
-      </w:r>
-      <w:r>
-        <w:rPr>
-          <w:rStyle w:val="NormalTok"/>
-        </w:rPr>
-        <w:t xml:space="preserve">(</w:t>
-      </w:r>
-      <w:r>
-        <w:rPr>
-          <w:rStyle w:val="AttributeTok"/>
-        </w:rPr>
-        <w:t xml:space="preserve">size =</w:t>
-      </w:r>
-      <w:r>
-        <w:rPr>
-          <w:rStyle w:val="NormalTok"/>
-        </w:rPr>
-        <w:t xml:space="preserve"> </w:t>
-      </w:r>
-      <w:r>
-        <w:rPr>
-          <w:rStyle w:val="DecValTok"/>
-        </w:rPr>
-        <w:t xml:space="preserve">3</w:t>
-      </w:r>
-      <w:r>
-        <w:rPr>
-          <w:rStyle w:val="NormalTok"/>
-        </w:rPr>
-        <w:t xml:space="preserve">, </w:t>
-      </w:r>
-      <w:r>
-        <w:rPr>
-          <w:rStyle w:val="AttributeTok"/>
-        </w:rPr>
-        <w:t xml:space="preserve">col =</w:t>
-      </w:r>
-      <w:r>
-        <w:rPr>
-          <w:rStyle w:val="NormalTok"/>
-        </w:rPr>
-        <w:t xml:space="preserve"> </w:t>
-      </w:r>
-      <w:r>
-        <w:rPr>
-          <w:rStyle w:val="StringTok"/>
-        </w:rPr>
-        <w:t xml:space="preserve">"purple"</w:t>
-      </w:r>
-      <w:r>
-        <w:rPr>
-          <w:rStyle w:val="NormalTok"/>
-        </w:rPr>
-        <w:t xml:space="preserve">) </w:t>
-      </w:r>
-      <w:r>
-        <w:rPr>
-          <w:rStyle w:val="SpecialCharTok"/>
-        </w:rPr>
-        <w:t xml:space="preserve">+</w:t>
-      </w:r>
-      <w:r>
-        <w:br/>
-      </w:r>
-      <w:r>
-        <w:rPr>
-          <w:rStyle w:val="NormalTok"/>
-        </w:rPr>
-        <w:t xml:space="preserve">  </w:t>
-      </w:r>
-      <w:r>
-        <w:rPr>
-          <w:rStyle w:val="FunctionTok"/>
-        </w:rPr>
-        <w:t xml:space="preserve">geom_errorbar</w:t>
-      </w:r>
-      <w:r>
-        <w:rPr>
-          <w:rStyle w:val="NormalTok"/>
-        </w:rPr>
-        <w:t xml:space="preserve">(</w:t>
-      </w:r>
-      <w:r>
-        <w:rPr>
-          <w:rStyle w:val="FunctionTok"/>
-        </w:rPr>
-        <w:t xml:space="preserve">aes</w:t>
-      </w:r>
-      <w:r>
-        <w:rPr>
-          <w:rStyle w:val="NormalTok"/>
-        </w:rPr>
-        <w:t xml:space="preserve">(</w:t>
-      </w:r>
-      <w:r>
-        <w:rPr>
-          <w:rStyle w:val="AttributeTok"/>
-        </w:rPr>
-        <w:t xml:space="preserve">ymin =</w:t>
-      </w:r>
-      <w:r>
-        <w:rPr>
-          <w:rStyle w:val="NormalTok"/>
-        </w:rPr>
-        <w:t xml:space="preserve"> CI_low, </w:t>
-      </w:r>
-      <w:r>
-        <w:rPr>
-          <w:rStyle w:val="AttributeTok"/>
-        </w:rPr>
-        <w:t xml:space="preserve">ymax =</w:t>
-      </w:r>
-      <w:r>
-        <w:rPr>
-          <w:rStyle w:val="NormalTok"/>
-        </w:rPr>
-        <w:t xml:space="preserve"> CI_high)) </w:t>
-      </w:r>
-      <w:r>
-        <w:rPr>
-          <w:rStyle w:val="SpecialCharTok"/>
-        </w:rPr>
-        <w:t xml:space="preserve">+</w:t>
-      </w:r>
-      <w:r>
-        <w:br/>
-      </w:r>
-      <w:r>
-        <w:rPr>
-          <w:rStyle w:val="NormalTok"/>
-        </w:rPr>
-        <w:t xml:space="preserve">  </w:t>
-      </w:r>
-      <w:r>
-        <w:rPr>
-          <w:rStyle w:val="FunctionTok"/>
-        </w:rPr>
-        <w:t xml:space="preserve">geom_hline</w:t>
-      </w:r>
-      <w:r>
-        <w:rPr>
-          <w:rStyle w:val="NormalTok"/>
-        </w:rPr>
-        <w:t xml:space="preserve">(</w:t>
-      </w:r>
-      <w:r>
-        <w:rPr>
-          <w:rStyle w:val="AttributeTok"/>
-        </w:rPr>
-        <w:t xml:space="preserve">yintercept =</w:t>
-      </w:r>
-      <w:r>
-        <w:rPr>
-          <w:rStyle w:val="NormalTok"/>
-        </w:rPr>
-        <w:t xml:space="preserve"> </w:t>
-      </w:r>
-      <w:r>
-        <w:rPr>
-          <w:rStyle w:val="DecValTok"/>
-        </w:rPr>
-        <w:t xml:space="preserve">0</w:t>
-      </w:r>
-      <w:r>
-        <w:rPr>
-          <w:rStyle w:val="NormalTok"/>
-        </w:rPr>
-        <w:t xml:space="preserve">, </w:t>
-      </w:r>
-      <w:r>
-        <w:rPr>
-          <w:rStyle w:val="AttributeTok"/>
-        </w:rPr>
-        <w:t xml:space="preserve">col =</w:t>
-      </w:r>
-      <w:r>
-        <w:rPr>
-          <w:rStyle w:val="NormalTok"/>
-        </w:rPr>
-        <w:t xml:space="preserve"> </w:t>
-      </w:r>
-      <w:r>
-        <w:rPr>
-          <w:rStyle w:val="StringTok"/>
-        </w:rPr>
-        <w:t xml:space="preserve">"red"</w:t>
-      </w:r>
-      <w:r>
-        <w:rPr>
-          <w:rStyle w:val="NormalTok"/>
-        </w:rPr>
-        <w:t xml:space="preserve">, </w:t>
-      </w:r>
-      <w:r>
-        <w:rPr>
-          <w:rStyle w:val="AttributeTok"/>
-        </w:rPr>
-        <w:t xml:space="preserve">lty =</w:t>
-      </w:r>
-      <w:r>
-        <w:rPr>
-          <w:rStyle w:val="NormalTok"/>
-        </w:rPr>
-        <w:t xml:space="preserve"> </w:t>
-      </w:r>
-      <w:r>
-        <w:rPr>
-          <w:rStyle w:val="StringTok"/>
-        </w:rPr>
-        <w:t xml:space="preserve">"dashed"</w:t>
-      </w:r>
-      <w:r>
-        <w:rPr>
-          <w:rStyle w:val="NormalTok"/>
-        </w:rPr>
-        <w:t xml:space="preserve">) </w:t>
-      </w:r>
-      <w:r>
-        <w:rPr>
-          <w:rStyle w:val="SpecialCharTok"/>
-        </w:rPr>
-        <w:t xml:space="preserve">+</w:t>
-      </w:r>
-      <w:r>
-        <w:br/>
-      </w:r>
-      <w:r>
-        <w:rPr>
-          <w:rStyle w:val="NormalTok"/>
-        </w:rPr>
-        <w:t xml:space="preserve">  </w:t>
-      </w:r>
-      <w:r>
-        <w:rPr>
-          <w:rStyle w:val="FunctionTok"/>
-        </w:rPr>
-        <w:t xml:space="preserve">labs</w:t>
-      </w:r>
-      <w:r>
-        <w:rPr>
-          <w:rStyle w:val="NormalTok"/>
-        </w:rPr>
-        <w:t xml:space="preserve">(</w:t>
-      </w:r>
-      <w:r>
-        <w:rPr>
-          <w:rStyle w:val="AttributeTok"/>
-        </w:rPr>
-        <w:t xml:space="preserve">title =</w:t>
-      </w:r>
-      <w:r>
-        <w:rPr>
-          <w:rStyle w:val="NormalTok"/>
-        </w:rPr>
-        <w:t xml:space="preserve"> </w:t>
-      </w:r>
-      <w:r>
-        <w:rPr>
-          <w:rStyle w:val="StringTok"/>
-        </w:rPr>
-        <w:t xml:space="preserve">"Holm 99% Intervals for Health Outcomes"</w:t>
-      </w:r>
-      <w:r>
-        <w:rPr>
-          <w:rStyle w:val="NormalTok"/>
-        </w:rPr>
-        <w:t xml:space="preserve">,</w:t>
-      </w:r>
-      <w:r>
-        <w:br/>
-      </w:r>
-      <w:r>
-        <w:rPr>
-          <w:rStyle w:val="NormalTok"/>
-        </w:rPr>
-        <w:t xml:space="preserve">       </w:t>
-      </w:r>
-      <w:r>
-        <w:rPr>
-          <w:rStyle w:val="AttributeTok"/>
-        </w:rPr>
-        <w:t xml:space="preserve">x =</w:t>
-      </w:r>
-      <w:r>
-        <w:rPr>
-          <w:rStyle w:val="NormalTok"/>
-        </w:rPr>
-        <w:t xml:space="preserve"> </w:t>
-      </w:r>
-      <w:r>
-        <w:rPr>
-          <w:rStyle w:val="StringTok"/>
-        </w:rPr>
-        <w:t xml:space="preserve">"Contrast"</w:t>
-      </w:r>
-      <w:r>
-        <w:rPr>
-          <w:rStyle w:val="NormalTok"/>
-        </w:rPr>
-        <w:t xml:space="preserve">, </w:t>
-      </w:r>
-      <w:r>
-        <w:br/>
-      </w:r>
-      <w:r>
-        <w:rPr>
-          <w:rStyle w:val="NormalTok"/>
-        </w:rPr>
-        <w:t xml:space="preserve">       </w:t>
-      </w:r>
-      <w:r>
-        <w:rPr>
-          <w:rStyle w:val="AttributeTok"/>
-        </w:rPr>
-        <w:t xml:space="preserve">y =</w:t>
-      </w:r>
-      <w:r>
-        <w:rPr>
-          <w:rStyle w:val="NormalTok"/>
-        </w:rPr>
-        <w:t xml:space="preserve"> </w:t>
-      </w:r>
-      <w:r>
-        <w:rPr>
-          <w:rStyle w:val="StringTok"/>
-        </w:rPr>
-        <w:t xml:space="preserve">"Difference in Health Outcomes Score"</w:t>
-      </w:r>
-      <w:r>
-        <w:rPr>
-          <w:rStyle w:val="NormalTok"/>
-        </w:rPr>
-        <w:t xml:space="preserve">)</w:t>
-      </w:r>
-    </w:p>
-    <w:p>
-      <w:pPr>
-        <w:pStyle w:val="FirstParagraph"/>
-      </w:pPr>
-      <w:r>
-        <w:drawing>
-          <wp:inline>
-            <wp:extent cx="4620126" cy="3696101"/>
-            <wp:effectExtent b="0" l="0" r="0" t="0"/>
-            <wp:docPr descr="" title="" id="76" name="Picture"/>
-            <a:graphic>
-              <a:graphicData uri="http://schemas.openxmlformats.org/drawingml/2006/picture">
-                <pic:pic>
-                  <pic:nvPicPr>
-                    <pic:cNvPr descr="class08w_files/figure-docx/unnamed-chunk-18-1.png" id="77" name="Picture"/>
-                    <pic:cNvPicPr>
-                      <a:picLocks noChangeArrowheads="1" noChangeAspect="1"/>
-                    </pic:cNvPicPr>
-                  </pic:nvPicPr>
-                  <pic:blipFill>
-                    <a:blip r:embed="rId75"/>
-                    <a:stretch>
-                      <a:fillRect/>
-                    </a:stretch>
-                  </pic:blipFill>
-                  <pic:spPr bwMode="auto">
-                    <a:xfrm>
-                      <a:off x="0" y="0"/>
-                      <a:ext cx="4620126" cy="3696101"/>
-                    </a:xfrm>
-                    <a:prstGeom prst="rect">
-                      <a:avLst/>
-                    </a:prstGeom>
-                    <a:noFill/>
-                    <a:ln w="9525">
-                      <a:noFill/>
-                      <a:headEnd/>
-                      <a:tailEnd/>
-                    </a:ln>
-                  </pic:spPr>
-                </pic:pic>
-              </a:graphicData>
-            </a:graphic>
-          </wp:inline>
-        </w:drawing>
       </w:r>
     </w:p>
     <w:bookmarkEnd w:id="78"/>
@@ -9662,7 +9386,7 @@
     </w:p>
     <w:bookmarkEnd w:id="82"/>
     <w:bookmarkEnd w:id="83"/>
-    <w:bookmarkStart w:id="90" w:name="bayes-fit-for-anova-model"/>
+    <w:bookmarkStart w:id="85" w:name="bayes-fit-for-anova-model"/>
     <w:p>
       <w:pPr>
         <w:pStyle w:val="Heading1"/>
@@ -9897,13 +9621,120 @@
       </w:r>
     </w:p>
     <w:bookmarkEnd w:id="84"/>
-    <w:bookmarkStart w:id="85" w:name="holm-99-cis-after-bayes-fit"/>
+    <w:bookmarkEnd w:id="85"/>
+    <w:bookmarkStart w:id="95" w:name="checking-anova-assumptions"/>
+    <w:p>
+      <w:pPr>
+        <w:pStyle w:val="Heading1"/>
+      </w:pPr>
+      <w:r>
+        <w:t xml:space="preserve">Checking ANOVA Assumptions</w:t>
+      </w:r>
+    </w:p>
+    <w:bookmarkStart w:id="86" w:name="anova-assumptions"/>
     <w:p>
       <w:pPr>
         <w:pStyle w:val="Heading2"/>
       </w:pPr>
       <w:r>
-        <w:t xml:space="preserve">Holm 99% CIs after Bayes Fit</w:t>
+        <w:t xml:space="preserve">ANOVA Assumptions</w:t>
+      </w:r>
+    </w:p>
+    <w:p>
+      <w:pPr>
+        <w:pStyle w:val="FirstParagraph"/>
+      </w:pPr>
+      <w:r>
+        <w:t xml:space="preserve">The assumptions behind analysis of variance are those of a linear model. Of specific interest are:</w:t>
+      </w:r>
+    </w:p>
+    <w:p>
+      <w:pPr>
+        <w:pStyle w:val="Compact"/>
+        <w:numPr>
+          <w:ilvl w:val="0"/>
+          <w:numId w:val="1021"/>
+        </w:numPr>
+      </w:pPr>
+      <w:r>
+        <w:t xml:space="preserve">The samples obtained from each group are independent.</w:t>
+      </w:r>
+    </w:p>
+    <w:p>
+      <w:pPr>
+        <w:pStyle w:val="Compact"/>
+        <w:numPr>
+          <w:ilvl w:val="0"/>
+          <w:numId w:val="1021"/>
+        </w:numPr>
+      </w:pPr>
+      <w:r>
+        <w:t xml:space="preserve">Ideally, the samples from each group are a random sample from the population described by that group.</w:t>
+      </w:r>
+    </w:p>
+    <w:p>
+      <w:pPr>
+        <w:pStyle w:val="Compact"/>
+        <w:numPr>
+          <w:ilvl w:val="0"/>
+          <w:numId w:val="1021"/>
+        </w:numPr>
+      </w:pPr>
+      <w:r>
+        <w:t xml:space="preserve">In the population, the variance of the outcome in each group is equal. (This is less of an issue if our study involves a balanced design.)</w:t>
+      </w:r>
+    </w:p>
+    <w:p>
+      <w:pPr>
+        <w:pStyle w:val="Compact"/>
+        <w:numPr>
+          <w:ilvl w:val="0"/>
+          <w:numId w:val="1021"/>
+        </w:numPr>
+      </w:pPr>
+      <w:r>
+        <w:t xml:space="preserve">In the population, we have Normal distributions of the outcome in each group.</w:t>
+      </w:r>
+    </w:p>
+    <w:p>
+      <w:pPr>
+        <w:pStyle w:val="FirstParagraph"/>
+      </w:pPr>
+      <w:r>
+        <w:t xml:space="preserve">Happily, the ANOVA F test is fairly robust to violations of the Normality assumption.</w:t>
+      </w:r>
+    </w:p>
+    <w:bookmarkEnd w:id="86"/>
+    <w:bookmarkStart w:id="90" w:name="check-normality-assumption"/>
+    <w:p>
+      <w:pPr>
+        <w:pStyle w:val="Heading2"/>
+      </w:pPr>
+      <w:r>
+        <w:t xml:space="preserve">Check Normality assumption</w:t>
+      </w:r>
+    </w:p>
+    <w:p>
+      <w:pPr>
+        <w:pStyle w:val="FirstParagraph"/>
+      </w:pPr>
+      <w:r>
+        <w:t xml:space="preserve">Normal Q-Q plot of</w:t>
+      </w:r>
+      <w:r>
+        <w:t xml:space="preserve"> </w:t>
+      </w:r>
+      <w:r>
+        <w:rPr>
+          <w:rStyle w:val="VerbatimChar"/>
+        </w:rPr>
+        <w:t xml:space="preserve">fit1</w:t>
+      </w:r>
+      <w:r>
+        <w:t xml:space="preserve"> </w:t>
+      </w:r>
+      <w:r>
+        <w:t xml:space="preserve">regression residuals</w:t>
       </w:r>
     </w:p>
     <w:p>
@@ -9914,31 +9745,31 @@
         <w:rPr>
           <w:rStyle w:val="FunctionTok"/>
         </w:rPr>
-        <w:t xml:space="preserve">estimate_contrasts</w:t>
-      </w:r>
-      <w:r>
-        <w:rPr>
-          <w:rStyle w:val="NormalTok"/>
-        </w:rPr>
-        <w:t xml:space="preserve">(fit2, </w:t>
+        <w:t xml:space="preserve">plot</w:t>
+      </w:r>
+      <w:r>
+        <w:rPr>
+          <w:rStyle w:val="NormalTok"/>
+        </w:rPr>
+        <w:t xml:space="preserve">(fit1, </w:t>
       </w:r>
       <w:r>
         <w:rPr>
           <w:rStyle w:val="AttributeTok"/>
         </w:rPr>
-        <w:t xml:space="preserve">ci =</w:t>
-      </w:r>
-      <w:r>
-        <w:rPr>
-          <w:rStyle w:val="NormalTok"/>
-        </w:rPr>
-        <w:t xml:space="preserve"> </w:t>
-      </w:r>
-      <w:r>
-        <w:rPr>
-          <w:rStyle w:val="FloatTok"/>
-        </w:rPr>
-        <w:t xml:space="preserve">0.99</w:t>
+        <w:t xml:space="preserve">which =</w:t>
+      </w:r>
+      <w:r>
+        <w:rPr>
+          <w:rStyle w:val="NormalTok"/>
+        </w:rPr>
+        <w:t xml:space="preserve"> </w:t>
+      </w:r>
+      <w:r>
+        <w:rPr>
+          <w:rStyle w:val="DecValTok"/>
+        </w:rPr>
+        <w:t xml:space="preserve">2</w:t>
       </w:r>
       <w:r>
         <w:rPr>
@@ -9947,19 +9778,10 @@
         <w:t xml:space="preserve">, </w:t>
       </w:r>
       <w:r>
-        <w:br/>
-      </w:r>
-      <w:r>
-        <w:rPr>
-          <w:rStyle w:val="NormalTok"/>
-        </w:rPr>
-        <w:t xml:space="preserve">                   </w:t>
-      </w:r>
-      <w:r>
         <w:rPr>
           <w:rStyle w:val="AttributeTok"/>
         </w:rPr>
-        <w:t xml:space="preserve">p_adjust =</w:t>
+        <w:t xml:space="preserve">col =</w:t>
       </w:r>
       <w:r>
         <w:rPr>
@@ -9971,1441 +9793,13 @@
         <w:rPr>
           <w:rStyle w:val="StringTok"/>
         </w:rPr>
-        <w:t xml:space="preserve">"Holm"</w:t>
+        <w:t xml:space="preserve">"blue"</w:t>
       </w:r>
       <w:r>
         <w:rPr>
           <w:rStyle w:val="NormalTok"/>
         </w:rPr>
         <w:t xml:space="preserve">)</w:t>
-      </w:r>
-    </w:p>
-    <w:p>
-      <w:pPr>
-        <w:pStyle w:val="SourceCode"/>
-      </w:pPr>
-      <w:r>
-        <w:rPr>
-          <w:rStyle w:val="VerbatimChar"/>
-        </w:rPr>
-        <w:t xml:space="preserve">We selected `contrast=c("hfactor")`.</w:t>
-      </w:r>
-    </w:p>
-    <w:p>
-      <w:pPr>
-        <w:pStyle w:val="SourceCode"/>
-      </w:pPr>
-      <w:r>
-        <w:rPr>
-          <w:rStyle w:val="VerbatimChar"/>
-        </w:rPr>
-        <w:t xml:space="preserve">Marginal Contrasts Analysis</w:t>
-      </w:r>
-      <w:r>
-        <w:br/>
-      </w:r>
-      <w:r>
-        <w:br/>
-      </w:r>
-      <w:r>
-        <w:rPr>
-          <w:rStyle w:val="VerbatimChar"/>
-        </w:rPr>
-        <w:t xml:space="preserve">Level1 | Level2 | Median |       99% CI |   pd |          ROPE | % in ROPE</w:t>
-      </w:r>
-      <w:r>
-        <w:br/>
-      </w:r>
-      <w:r>
-        <w:rPr>
-          <w:rStyle w:val="VerbatimChar"/>
-        </w:rPr>
-        <w:t xml:space="preserve">--------------------------------------------------------------------------</w:t>
-      </w:r>
-      <w:r>
-        <w:br/>
-      </w:r>
-      <w:r>
-        <w:rPr>
-          <w:rStyle w:val="VerbatimChar"/>
-        </w:rPr>
-        <w:t xml:space="preserve">Low    | Worst  |   0.41 | [0.19, 0.64] | 100% | [-0.10, 0.10] |        0%</w:t>
-      </w:r>
-      <w:r>
-        <w:br/>
-      </w:r>
-      <w:r>
-        <w:rPr>
-          <w:rStyle w:val="VerbatimChar"/>
-        </w:rPr>
-        <w:t xml:space="preserve">High   | Worst  |   0.81 | [0.59, 1.04] | 100% | [-0.10, 0.10] |        0%</w:t>
-      </w:r>
-      <w:r>
-        <w:br/>
-      </w:r>
-      <w:r>
-        <w:rPr>
-          <w:rStyle w:val="VerbatimChar"/>
-        </w:rPr>
-        <w:t xml:space="preserve">Best   | Worst  |   1.19 | [0.98, 1.45] | 100% | [-0.10, 0.10] |        0%</w:t>
-      </w:r>
-      <w:r>
-        <w:br/>
-      </w:r>
-      <w:r>
-        <w:rPr>
-          <w:rStyle w:val="VerbatimChar"/>
-        </w:rPr>
-        <w:t xml:space="preserve">High   | Low    |   0.40 | [0.16, 0.63] | 100% | [-0.10, 0.10] |        0%</w:t>
-      </w:r>
-      <w:r>
-        <w:br/>
-      </w:r>
-      <w:r>
-        <w:rPr>
-          <w:rStyle w:val="VerbatimChar"/>
-        </w:rPr>
-        <w:t xml:space="preserve">Best   | Low    |   0.78 | [0.54, 1.02] | 100% | [-0.10, 0.10] |        0%</w:t>
-      </w:r>
-      <w:r>
-        <w:br/>
-      </w:r>
-      <w:r>
-        <w:rPr>
-          <w:rStyle w:val="VerbatimChar"/>
-        </w:rPr>
-        <w:t xml:space="preserve">Best   | High   |   0.38 | [0.14, 0.62] | 100% | [-0.10, 0.10] |        0%</w:t>
-      </w:r>
-      <w:r>
-        <w:br/>
-      </w:r>
-      <w:r>
-        <w:br/>
-      </w:r>
-      <w:r>
-        <w:rPr>
-          <w:rStyle w:val="VerbatimChar"/>
-        </w:rPr>
-        <w:t xml:space="preserve">Variable predicted: h_out24</w:t>
-      </w:r>
-      <w:r>
-        <w:br/>
-      </w:r>
-      <w:r>
-        <w:rPr>
-          <w:rStyle w:val="VerbatimChar"/>
-        </w:rPr>
-        <w:t xml:space="preserve">Predictors contrasted: hfactor</w:t>
-      </w:r>
-    </w:p>
-    <w:bookmarkEnd w:id="85"/>
-    <w:bookmarkStart w:id="89" w:name="comparison-of-holm-99-cis"/>
-    <w:p>
-      <w:pPr>
-        <w:pStyle w:val="Heading2"/>
-      </w:pPr>
-      <w:r>
-        <w:t xml:space="preserve">Comparison of Holm 99% CIs</w:t>
-      </w:r>
-    </w:p>
-    <w:p>
-      <w:pPr>
-        <w:pStyle w:val="SourceCode"/>
-      </w:pPr>
-      <w:r>
-        <w:rPr>
-          <w:rStyle w:val="NormalTok"/>
-        </w:rPr>
-        <w:t xml:space="preserve">con_ols </w:t>
-      </w:r>
-      <w:r>
-        <w:rPr>
-          <w:rStyle w:val="OtherTok"/>
-        </w:rPr>
-        <w:t xml:space="preserve">&lt;-</w:t>
-      </w:r>
-      <w:r>
-        <w:rPr>
-          <w:rStyle w:val="NormalTok"/>
-        </w:rPr>
-        <w:t xml:space="preserve"> </w:t>
-      </w:r>
-      <w:r>
-        <w:rPr>
-          <w:rStyle w:val="FunctionTok"/>
-        </w:rPr>
-        <w:t xml:space="preserve">as_tibble</w:t>
-      </w:r>
-      <w:r>
-        <w:rPr>
-          <w:rStyle w:val="NormalTok"/>
-        </w:rPr>
-        <w:t xml:space="preserve">(</w:t>
-      </w:r>
-      <w:r>
-        <w:br/>
-      </w:r>
-      <w:r>
-        <w:rPr>
-          <w:rStyle w:val="NormalTok"/>
-        </w:rPr>
-        <w:t xml:space="preserve">    </w:t>
-      </w:r>
-      <w:r>
-        <w:rPr>
-          <w:rStyle w:val="FunctionTok"/>
-        </w:rPr>
-        <w:t xml:space="preserve">estimate_contrasts</w:t>
-      </w:r>
-      <w:r>
-        <w:rPr>
-          <w:rStyle w:val="NormalTok"/>
-        </w:rPr>
-        <w:t xml:space="preserve">(fit1, </w:t>
-      </w:r>
-      <w:r>
-        <w:rPr>
-          <w:rStyle w:val="AttributeTok"/>
-        </w:rPr>
-        <w:t xml:space="preserve">ci =</w:t>
-      </w:r>
-      <w:r>
-        <w:rPr>
-          <w:rStyle w:val="NormalTok"/>
-        </w:rPr>
-        <w:t xml:space="preserve"> </w:t>
-      </w:r>
-      <w:r>
-        <w:rPr>
-          <w:rStyle w:val="FloatTok"/>
-        </w:rPr>
-        <w:t xml:space="preserve">0.99</w:t>
-      </w:r>
-      <w:r>
-        <w:rPr>
-          <w:rStyle w:val="NormalTok"/>
-        </w:rPr>
-        <w:t xml:space="preserve">, </w:t>
-      </w:r>
-      <w:r>
-        <w:rPr>
-          <w:rStyle w:val="AttributeTok"/>
-        </w:rPr>
-        <w:t xml:space="preserve">p_adjust =</w:t>
-      </w:r>
-      <w:r>
-        <w:rPr>
-          <w:rStyle w:val="NormalTok"/>
-        </w:rPr>
-        <w:t xml:space="preserve"> </w:t>
-      </w:r>
-      <w:r>
-        <w:rPr>
-          <w:rStyle w:val="StringTok"/>
-        </w:rPr>
-        <w:t xml:space="preserve">"Holm"</w:t>
-      </w:r>
-      <w:r>
-        <w:rPr>
-          <w:rStyle w:val="NormalTok"/>
-        </w:rPr>
-        <w:t xml:space="preserve">)) </w:t>
-      </w:r>
-      <w:r>
-        <w:rPr>
-          <w:rStyle w:val="SpecialCharTok"/>
-        </w:rPr>
-        <w:t xml:space="preserve">|&gt;</w:t>
-      </w:r>
-      <w:r>
-        <w:br/>
-      </w:r>
-      <w:r>
-        <w:rPr>
-          <w:rStyle w:val="NormalTok"/>
-        </w:rPr>
-        <w:t xml:space="preserve">    </w:t>
-      </w:r>
-      <w:r>
-        <w:rPr>
-          <w:rStyle w:val="FunctionTok"/>
-        </w:rPr>
-        <w:t xml:space="preserve">mutate</w:t>
-      </w:r>
-      <w:r>
-        <w:rPr>
-          <w:rStyle w:val="NormalTok"/>
-        </w:rPr>
-        <w:t xml:space="preserve">(</w:t>
-      </w:r>
-      <w:r>
-        <w:rPr>
-          <w:rStyle w:val="AttributeTok"/>
-        </w:rPr>
-        <w:t xml:space="preserve">contr =</w:t>
-      </w:r>
-      <w:r>
-        <w:rPr>
-          <w:rStyle w:val="NormalTok"/>
-        </w:rPr>
-        <w:t xml:space="preserve"> </w:t>
-      </w:r>
-      <w:r>
-        <w:rPr>
-          <w:rStyle w:val="FunctionTok"/>
-        </w:rPr>
-        <w:t xml:space="preserve">str_c</w:t>
-      </w:r>
-      <w:r>
-        <w:rPr>
-          <w:rStyle w:val="NormalTok"/>
-        </w:rPr>
-        <w:t xml:space="preserve">(Level1, </w:t>
-      </w:r>
-      <w:r>
-        <w:rPr>
-          <w:rStyle w:val="StringTok"/>
-        </w:rPr>
-        <w:t xml:space="preserve">" - "</w:t>
-      </w:r>
-      <w:r>
-        <w:rPr>
-          <w:rStyle w:val="NormalTok"/>
-        </w:rPr>
-        <w:t xml:space="preserve">, Level2))</w:t>
-      </w:r>
-    </w:p>
-    <w:p>
-      <w:pPr>
-        <w:pStyle w:val="SourceCode"/>
-      </w:pPr>
-      <w:r>
-        <w:rPr>
-          <w:rStyle w:val="VerbatimChar"/>
-        </w:rPr>
-        <w:t xml:space="preserve">We selected `contrast=c("hfactor")`.</w:t>
-      </w:r>
-    </w:p>
-    <w:p>
-      <w:pPr>
-        <w:pStyle w:val="SourceCode"/>
-      </w:pPr>
-      <w:r>
-        <w:rPr>
-          <w:rStyle w:val="NormalTok"/>
-        </w:rPr>
-        <w:t xml:space="preserve">con_bay </w:t>
-      </w:r>
-      <w:r>
-        <w:rPr>
-          <w:rStyle w:val="OtherTok"/>
-        </w:rPr>
-        <w:t xml:space="preserve">&lt;-</w:t>
-      </w:r>
-      <w:r>
-        <w:rPr>
-          <w:rStyle w:val="NormalTok"/>
-        </w:rPr>
-        <w:t xml:space="preserve"> </w:t>
-      </w:r>
-      <w:r>
-        <w:rPr>
-          <w:rStyle w:val="FunctionTok"/>
-        </w:rPr>
-        <w:t xml:space="preserve">as_tibble</w:t>
-      </w:r>
-      <w:r>
-        <w:rPr>
-          <w:rStyle w:val="NormalTok"/>
-        </w:rPr>
-        <w:t xml:space="preserve">(</w:t>
-      </w:r>
-      <w:r>
-        <w:br/>
-      </w:r>
-      <w:r>
-        <w:rPr>
-          <w:rStyle w:val="NormalTok"/>
-        </w:rPr>
-        <w:t xml:space="preserve">    </w:t>
-      </w:r>
-      <w:r>
-        <w:rPr>
-          <w:rStyle w:val="FunctionTok"/>
-        </w:rPr>
-        <w:t xml:space="preserve">estimate_contrasts</w:t>
-      </w:r>
-      <w:r>
-        <w:rPr>
-          <w:rStyle w:val="NormalTok"/>
-        </w:rPr>
-        <w:t xml:space="preserve">(fit2, </w:t>
-      </w:r>
-      <w:r>
-        <w:rPr>
-          <w:rStyle w:val="AttributeTok"/>
-        </w:rPr>
-        <w:t xml:space="preserve">ci =</w:t>
-      </w:r>
-      <w:r>
-        <w:rPr>
-          <w:rStyle w:val="NormalTok"/>
-        </w:rPr>
-        <w:t xml:space="preserve"> </w:t>
-      </w:r>
-      <w:r>
-        <w:rPr>
-          <w:rStyle w:val="FloatTok"/>
-        </w:rPr>
-        <w:t xml:space="preserve">0.99</w:t>
-      </w:r>
-      <w:r>
-        <w:rPr>
-          <w:rStyle w:val="NormalTok"/>
-        </w:rPr>
-        <w:t xml:space="preserve">, </w:t>
-      </w:r>
-      <w:r>
-        <w:rPr>
-          <w:rStyle w:val="AttributeTok"/>
-        </w:rPr>
-        <w:t xml:space="preserve">p_adjust =</w:t>
-      </w:r>
-      <w:r>
-        <w:rPr>
-          <w:rStyle w:val="NormalTok"/>
-        </w:rPr>
-        <w:t xml:space="preserve"> </w:t>
-      </w:r>
-      <w:r>
-        <w:rPr>
-          <w:rStyle w:val="StringTok"/>
-        </w:rPr>
-        <w:t xml:space="preserve">"Holm"</w:t>
-      </w:r>
-      <w:r>
-        <w:rPr>
-          <w:rStyle w:val="NormalTok"/>
-        </w:rPr>
-        <w:t xml:space="preserve">)) </w:t>
-      </w:r>
-      <w:r>
-        <w:rPr>
-          <w:rStyle w:val="SpecialCharTok"/>
-        </w:rPr>
-        <w:t xml:space="preserve">|&gt;</w:t>
-      </w:r>
-      <w:r>
-        <w:br/>
-      </w:r>
-      <w:r>
-        <w:rPr>
-          <w:rStyle w:val="NormalTok"/>
-        </w:rPr>
-        <w:t xml:space="preserve">    </w:t>
-      </w:r>
-      <w:r>
-        <w:rPr>
-          <w:rStyle w:val="FunctionTok"/>
-        </w:rPr>
-        <w:t xml:space="preserve">mutate</w:t>
-      </w:r>
-      <w:r>
-        <w:rPr>
-          <w:rStyle w:val="NormalTok"/>
-        </w:rPr>
-        <w:t xml:space="preserve">(</w:t>
-      </w:r>
-      <w:r>
-        <w:rPr>
-          <w:rStyle w:val="AttributeTok"/>
-        </w:rPr>
-        <w:t xml:space="preserve">contr =</w:t>
-      </w:r>
-      <w:r>
-        <w:rPr>
-          <w:rStyle w:val="NormalTok"/>
-        </w:rPr>
-        <w:t xml:space="preserve"> </w:t>
-      </w:r>
-      <w:r>
-        <w:rPr>
-          <w:rStyle w:val="FunctionTok"/>
-        </w:rPr>
-        <w:t xml:space="preserve">str_c</w:t>
-      </w:r>
-      <w:r>
-        <w:rPr>
-          <w:rStyle w:val="NormalTok"/>
-        </w:rPr>
-        <w:t xml:space="preserve">(Level1, </w:t>
-      </w:r>
-      <w:r>
-        <w:rPr>
-          <w:rStyle w:val="StringTok"/>
-        </w:rPr>
-        <w:t xml:space="preserve">" - "</w:t>
-      </w:r>
-      <w:r>
-        <w:rPr>
-          <w:rStyle w:val="NormalTok"/>
-        </w:rPr>
-        <w:t xml:space="preserve">, Level2),</w:t>
-      </w:r>
-      <w:r>
-        <w:br/>
-      </w:r>
-      <w:r>
-        <w:rPr>
-          <w:rStyle w:val="NormalTok"/>
-        </w:rPr>
-        <w:t xml:space="preserve">           </w:t>
-      </w:r>
-      <w:r>
-        <w:rPr>
-          <w:rStyle w:val="AttributeTok"/>
-        </w:rPr>
-        <w:t xml:space="preserve">Difference =</w:t>
-      </w:r>
-      <w:r>
-        <w:rPr>
-          <w:rStyle w:val="NormalTok"/>
-        </w:rPr>
-        <w:t xml:space="preserve"> Median)</w:t>
-      </w:r>
-    </w:p>
-    <w:p>
-      <w:pPr>
-        <w:pStyle w:val="SourceCode"/>
-      </w:pPr>
-      <w:r>
-        <w:rPr>
-          <w:rStyle w:val="VerbatimChar"/>
-        </w:rPr>
-        <w:t xml:space="preserve">We selected `contrast=c("hfactor")`.</w:t>
-      </w:r>
-    </w:p>
-    <w:p>
-      <w:pPr>
-        <w:pStyle w:val="SourceCode"/>
-      </w:pPr>
-      <w:r>
-        <w:rPr>
-          <w:rStyle w:val="NormalTok"/>
-        </w:rPr>
-        <w:t xml:space="preserve">p1 </w:t>
-      </w:r>
-      <w:r>
-        <w:rPr>
-          <w:rStyle w:val="OtherTok"/>
-        </w:rPr>
-        <w:t xml:space="preserve">&lt;-</w:t>
-      </w:r>
-      <w:r>
-        <w:rPr>
-          <w:rStyle w:val="NormalTok"/>
-        </w:rPr>
-        <w:t xml:space="preserve"> </w:t>
-      </w:r>
-      <w:r>
-        <w:rPr>
-          <w:rStyle w:val="FunctionTok"/>
-        </w:rPr>
-        <w:t xml:space="preserve">ggplot</w:t>
-      </w:r>
-      <w:r>
-        <w:rPr>
-          <w:rStyle w:val="NormalTok"/>
-        </w:rPr>
-        <w:t xml:space="preserve">(con_ols, </w:t>
-      </w:r>
-      <w:r>
-        <w:rPr>
-          <w:rStyle w:val="FunctionTok"/>
-        </w:rPr>
-        <w:t xml:space="preserve">aes</w:t>
-      </w:r>
-      <w:r>
-        <w:rPr>
-          <w:rStyle w:val="NormalTok"/>
-        </w:rPr>
-        <w:t xml:space="preserve">(</w:t>
-      </w:r>
-      <w:r>
-        <w:rPr>
-          <w:rStyle w:val="AttributeTok"/>
-        </w:rPr>
-        <w:t xml:space="preserve">y =</w:t>
-      </w:r>
-      <w:r>
-        <w:rPr>
-          <w:rStyle w:val="NormalTok"/>
-        </w:rPr>
-        <w:t xml:space="preserve"> contr, </w:t>
-      </w:r>
-      <w:r>
-        <w:rPr>
-          <w:rStyle w:val="AttributeTok"/>
-        </w:rPr>
-        <w:t xml:space="preserve">x =</w:t>
-      </w:r>
-      <w:r>
-        <w:rPr>
-          <w:rStyle w:val="NormalTok"/>
-        </w:rPr>
-        <w:t xml:space="preserve"> Difference)) </w:t>
-      </w:r>
-      <w:r>
-        <w:rPr>
-          <w:rStyle w:val="SpecialCharTok"/>
-        </w:rPr>
-        <w:t xml:space="preserve">+</w:t>
-      </w:r>
-      <w:r>
-        <w:br/>
-      </w:r>
-      <w:r>
-        <w:rPr>
-          <w:rStyle w:val="NormalTok"/>
-        </w:rPr>
-        <w:t xml:space="preserve">  </w:t>
-      </w:r>
-      <w:r>
-        <w:rPr>
-          <w:rStyle w:val="FunctionTok"/>
-        </w:rPr>
-        <w:t xml:space="preserve">geom_point</w:t>
-      </w:r>
-      <w:r>
-        <w:rPr>
-          <w:rStyle w:val="NormalTok"/>
-        </w:rPr>
-        <w:t xml:space="preserve">(</w:t>
-      </w:r>
-      <w:r>
-        <w:rPr>
-          <w:rStyle w:val="AttributeTok"/>
-        </w:rPr>
-        <w:t xml:space="preserve">size =</w:t>
-      </w:r>
-      <w:r>
-        <w:rPr>
-          <w:rStyle w:val="NormalTok"/>
-        </w:rPr>
-        <w:t xml:space="preserve"> </w:t>
-      </w:r>
-      <w:r>
-        <w:rPr>
-          <w:rStyle w:val="DecValTok"/>
-        </w:rPr>
-        <w:t xml:space="preserve">3</w:t>
-      </w:r>
-      <w:r>
-        <w:rPr>
-          <w:rStyle w:val="NormalTok"/>
-        </w:rPr>
-        <w:t xml:space="preserve">, </w:t>
-      </w:r>
-      <w:r>
-        <w:rPr>
-          <w:rStyle w:val="AttributeTok"/>
-        </w:rPr>
-        <w:t xml:space="preserve">color =</w:t>
-      </w:r>
-      <w:r>
-        <w:rPr>
-          <w:rStyle w:val="NormalTok"/>
-        </w:rPr>
-        <w:t xml:space="preserve"> </w:t>
-      </w:r>
-      <w:r>
-        <w:rPr>
-          <w:rStyle w:val="StringTok"/>
-        </w:rPr>
-        <w:t xml:space="preserve">"firebrick"</w:t>
-      </w:r>
-      <w:r>
-        <w:rPr>
-          <w:rStyle w:val="NormalTok"/>
-        </w:rPr>
-        <w:t xml:space="preserve">) </w:t>
-      </w:r>
-      <w:r>
-        <w:rPr>
-          <w:rStyle w:val="SpecialCharTok"/>
-        </w:rPr>
-        <w:t xml:space="preserve">+</w:t>
-      </w:r>
-      <w:r>
-        <w:br/>
-      </w:r>
-      <w:r>
-        <w:rPr>
-          <w:rStyle w:val="NormalTok"/>
-        </w:rPr>
-        <w:t xml:space="preserve">  </w:t>
-      </w:r>
-      <w:r>
-        <w:rPr>
-          <w:rStyle w:val="FunctionTok"/>
-        </w:rPr>
-        <w:t xml:space="preserve">geom_errorbar</w:t>
-      </w:r>
-      <w:r>
-        <w:rPr>
-          <w:rStyle w:val="NormalTok"/>
-        </w:rPr>
-        <w:t xml:space="preserve">(</w:t>
-      </w:r>
-      <w:r>
-        <w:rPr>
-          <w:rStyle w:val="FunctionTok"/>
-        </w:rPr>
-        <w:t xml:space="preserve">aes</w:t>
-      </w:r>
-      <w:r>
-        <w:rPr>
-          <w:rStyle w:val="NormalTok"/>
-        </w:rPr>
-        <w:t xml:space="preserve">(</w:t>
-      </w:r>
-      <w:r>
-        <w:rPr>
-          <w:rStyle w:val="AttributeTok"/>
-        </w:rPr>
-        <w:t xml:space="preserve">xmin =</w:t>
-      </w:r>
-      <w:r>
-        <w:rPr>
-          <w:rStyle w:val="NormalTok"/>
-        </w:rPr>
-        <w:t xml:space="preserve"> CI_low, </w:t>
-      </w:r>
-      <w:r>
-        <w:rPr>
-          <w:rStyle w:val="AttributeTok"/>
-        </w:rPr>
-        <w:t xml:space="preserve">xmax =</w:t>
-      </w:r>
-      <w:r>
-        <w:rPr>
-          <w:rStyle w:val="NormalTok"/>
-        </w:rPr>
-        <w:t xml:space="preserve"> CI_high)) </w:t>
-      </w:r>
-      <w:r>
-        <w:rPr>
-          <w:rStyle w:val="SpecialCharTok"/>
-        </w:rPr>
-        <w:t xml:space="preserve">+</w:t>
-      </w:r>
-      <w:r>
-        <w:br/>
-      </w:r>
-      <w:r>
-        <w:rPr>
-          <w:rStyle w:val="NormalTok"/>
-        </w:rPr>
-        <w:t xml:space="preserve">  </w:t>
-      </w:r>
-      <w:r>
-        <w:rPr>
-          <w:rStyle w:val="FunctionTok"/>
-        </w:rPr>
-        <w:t xml:space="preserve">geom_vline</w:t>
-      </w:r>
-      <w:r>
-        <w:rPr>
-          <w:rStyle w:val="NormalTok"/>
-        </w:rPr>
-        <w:t xml:space="preserve">(</w:t>
-      </w:r>
-      <w:r>
-        <w:rPr>
-          <w:rStyle w:val="AttributeTok"/>
-        </w:rPr>
-        <w:t xml:space="preserve">xintercept =</w:t>
-      </w:r>
-      <w:r>
-        <w:rPr>
-          <w:rStyle w:val="NormalTok"/>
-        </w:rPr>
-        <w:t xml:space="preserve"> </w:t>
-      </w:r>
-      <w:r>
-        <w:rPr>
-          <w:rStyle w:val="DecValTok"/>
-        </w:rPr>
-        <w:t xml:space="preserve">0</w:t>
-      </w:r>
-      <w:r>
-        <w:rPr>
-          <w:rStyle w:val="NormalTok"/>
-        </w:rPr>
-        <w:t xml:space="preserve">, </w:t>
-      </w:r>
-      <w:r>
-        <w:rPr>
-          <w:rStyle w:val="AttributeTok"/>
-        </w:rPr>
-        <w:t xml:space="preserve">col =</w:t>
-      </w:r>
-      <w:r>
-        <w:rPr>
-          <w:rStyle w:val="NormalTok"/>
-        </w:rPr>
-        <w:t xml:space="preserve"> </w:t>
-      </w:r>
-      <w:r>
-        <w:rPr>
-          <w:rStyle w:val="StringTok"/>
-        </w:rPr>
-        <w:t xml:space="preserve">"red"</w:t>
-      </w:r>
-      <w:r>
-        <w:rPr>
-          <w:rStyle w:val="NormalTok"/>
-        </w:rPr>
-        <w:t xml:space="preserve">, </w:t>
-      </w:r>
-      <w:r>
-        <w:rPr>
-          <w:rStyle w:val="AttributeTok"/>
-        </w:rPr>
-        <w:t xml:space="preserve">lty =</w:t>
-      </w:r>
-      <w:r>
-        <w:rPr>
-          <w:rStyle w:val="NormalTok"/>
-        </w:rPr>
-        <w:t xml:space="preserve"> </w:t>
-      </w:r>
-      <w:r>
-        <w:rPr>
-          <w:rStyle w:val="StringTok"/>
-        </w:rPr>
-        <w:t xml:space="preserve">"dashed"</w:t>
-      </w:r>
-      <w:r>
-        <w:rPr>
-          <w:rStyle w:val="NormalTok"/>
-        </w:rPr>
-        <w:t xml:space="preserve">) </w:t>
-      </w:r>
-      <w:r>
-        <w:rPr>
-          <w:rStyle w:val="SpecialCharTok"/>
-        </w:rPr>
-        <w:t xml:space="preserve">+</w:t>
-      </w:r>
-      <w:r>
-        <w:br/>
-      </w:r>
-      <w:r>
-        <w:rPr>
-          <w:rStyle w:val="NormalTok"/>
-        </w:rPr>
-        <w:t xml:space="preserve">  </w:t>
-      </w:r>
-      <w:r>
-        <w:rPr>
-          <w:rStyle w:val="FunctionTok"/>
-        </w:rPr>
-        <w:t xml:space="preserve">labs</w:t>
-      </w:r>
-      <w:r>
-        <w:rPr>
-          <w:rStyle w:val="NormalTok"/>
-        </w:rPr>
-        <w:t xml:space="preserve">(</w:t>
-      </w:r>
-      <w:r>
-        <w:rPr>
-          <w:rStyle w:val="AttributeTok"/>
-        </w:rPr>
-        <w:t xml:space="preserve">title =</w:t>
-      </w:r>
-      <w:r>
-        <w:rPr>
-          <w:rStyle w:val="NormalTok"/>
-        </w:rPr>
-        <w:t xml:space="preserve"> </w:t>
-      </w:r>
-      <w:r>
-        <w:rPr>
-          <w:rStyle w:val="StringTok"/>
-        </w:rPr>
-        <w:t xml:space="preserve">"OLS fit"</w:t>
-      </w:r>
-      <w:r>
-        <w:rPr>
-          <w:rStyle w:val="NormalTok"/>
-        </w:rPr>
-        <w:t xml:space="preserve">,</w:t>
-      </w:r>
-      <w:r>
-        <w:br/>
-      </w:r>
-      <w:r>
-        <w:rPr>
-          <w:rStyle w:val="NormalTok"/>
-        </w:rPr>
-        <w:t xml:space="preserve">    </w:t>
-      </w:r>
-      <w:r>
-        <w:rPr>
-          <w:rStyle w:val="AttributeTok"/>
-        </w:rPr>
-        <w:t xml:space="preserve">subtitle =</w:t>
-      </w:r>
-      <w:r>
-        <w:rPr>
-          <w:rStyle w:val="NormalTok"/>
-        </w:rPr>
-        <w:t xml:space="preserve"> </w:t>
-      </w:r>
-      <w:r>
-        <w:rPr>
-          <w:rStyle w:val="StringTok"/>
-        </w:rPr>
-        <w:t xml:space="preserve">"Holm 99% HSD Intervals for Health Outcomes"</w:t>
-      </w:r>
-      <w:r>
-        <w:rPr>
-          <w:rStyle w:val="NormalTok"/>
-        </w:rPr>
-        <w:t xml:space="preserve">,</w:t>
-      </w:r>
-      <w:r>
-        <w:br/>
-      </w:r>
-      <w:r>
-        <w:rPr>
-          <w:rStyle w:val="NormalTok"/>
-        </w:rPr>
-        <w:t xml:space="preserve">    </w:t>
-      </w:r>
-      <w:r>
-        <w:rPr>
-          <w:rStyle w:val="AttributeTok"/>
-        </w:rPr>
-        <w:t xml:space="preserve">y =</w:t>
-      </w:r>
-      <w:r>
-        <w:rPr>
-          <w:rStyle w:val="NormalTok"/>
-        </w:rPr>
-        <w:t xml:space="preserve"> </w:t>
-      </w:r>
-      <w:r>
-        <w:rPr>
-          <w:rStyle w:val="StringTok"/>
-        </w:rPr>
-        <w:t xml:space="preserve">"Contrast"</w:t>
-      </w:r>
-      <w:r>
-        <w:rPr>
-          <w:rStyle w:val="NormalTok"/>
-        </w:rPr>
-        <w:t xml:space="preserve">, </w:t>
-      </w:r>
-      <w:r>
-        <w:rPr>
-          <w:rStyle w:val="AttributeTok"/>
-        </w:rPr>
-        <w:t xml:space="preserve">x =</w:t>
-      </w:r>
-      <w:r>
-        <w:rPr>
-          <w:rStyle w:val="NormalTok"/>
-        </w:rPr>
-        <w:t xml:space="preserve"> </w:t>
-      </w:r>
-      <w:r>
-        <w:rPr>
-          <w:rStyle w:val="StringTok"/>
-        </w:rPr>
-        <w:t xml:space="preserve">"Difference in Health Outcomes Score"</w:t>
-      </w:r>
-      <w:r>
-        <w:rPr>
-          <w:rStyle w:val="NormalTok"/>
-        </w:rPr>
-        <w:t xml:space="preserve">)</w:t>
-      </w:r>
-      <w:r>
-        <w:br/>
-      </w:r>
-      <w:r>
-        <w:br/>
-      </w:r>
-      <w:r>
-        <w:rPr>
-          <w:rStyle w:val="NormalTok"/>
-        </w:rPr>
-        <w:t xml:space="preserve">p2 </w:t>
-      </w:r>
-      <w:r>
-        <w:rPr>
-          <w:rStyle w:val="OtherTok"/>
-        </w:rPr>
-        <w:t xml:space="preserve">&lt;-</w:t>
-      </w:r>
-      <w:r>
-        <w:rPr>
-          <w:rStyle w:val="NormalTok"/>
-        </w:rPr>
-        <w:t xml:space="preserve"> </w:t>
-      </w:r>
-      <w:r>
-        <w:rPr>
-          <w:rStyle w:val="FunctionTok"/>
-        </w:rPr>
-        <w:t xml:space="preserve">ggplot</w:t>
-      </w:r>
-      <w:r>
-        <w:rPr>
-          <w:rStyle w:val="NormalTok"/>
-        </w:rPr>
-        <w:t xml:space="preserve">(con_bay, </w:t>
-      </w:r>
-      <w:r>
-        <w:rPr>
-          <w:rStyle w:val="FunctionTok"/>
-        </w:rPr>
-        <w:t xml:space="preserve">aes</w:t>
-      </w:r>
-      <w:r>
-        <w:rPr>
-          <w:rStyle w:val="NormalTok"/>
-        </w:rPr>
-        <w:t xml:space="preserve">(</w:t>
-      </w:r>
-      <w:r>
-        <w:rPr>
-          <w:rStyle w:val="AttributeTok"/>
-        </w:rPr>
-        <w:t xml:space="preserve">y =</w:t>
-      </w:r>
-      <w:r>
-        <w:rPr>
-          <w:rStyle w:val="NormalTok"/>
-        </w:rPr>
-        <w:t xml:space="preserve"> contr, </w:t>
-      </w:r>
-      <w:r>
-        <w:rPr>
-          <w:rStyle w:val="AttributeTok"/>
-        </w:rPr>
-        <w:t xml:space="preserve">x =</w:t>
-      </w:r>
-      <w:r>
-        <w:rPr>
-          <w:rStyle w:val="NormalTok"/>
-        </w:rPr>
-        <w:t xml:space="preserve"> Difference)) </w:t>
-      </w:r>
-      <w:r>
-        <w:rPr>
-          <w:rStyle w:val="SpecialCharTok"/>
-        </w:rPr>
-        <w:t xml:space="preserve">+</w:t>
-      </w:r>
-      <w:r>
-        <w:br/>
-      </w:r>
-      <w:r>
-        <w:rPr>
-          <w:rStyle w:val="NormalTok"/>
-        </w:rPr>
-        <w:t xml:space="preserve">  </w:t>
-      </w:r>
-      <w:r>
-        <w:rPr>
-          <w:rStyle w:val="FunctionTok"/>
-        </w:rPr>
-        <w:t xml:space="preserve">geom_point</w:t>
-      </w:r>
-      <w:r>
-        <w:rPr>
-          <w:rStyle w:val="NormalTok"/>
-        </w:rPr>
-        <w:t xml:space="preserve">(</w:t>
-      </w:r>
-      <w:r>
-        <w:rPr>
-          <w:rStyle w:val="AttributeTok"/>
-        </w:rPr>
-        <w:t xml:space="preserve">size =</w:t>
-      </w:r>
-      <w:r>
-        <w:rPr>
-          <w:rStyle w:val="NormalTok"/>
-        </w:rPr>
-        <w:t xml:space="preserve"> </w:t>
-      </w:r>
-      <w:r>
-        <w:rPr>
-          <w:rStyle w:val="DecValTok"/>
-        </w:rPr>
-        <w:t xml:space="preserve">3</w:t>
-      </w:r>
-      <w:r>
-        <w:rPr>
-          <w:rStyle w:val="NormalTok"/>
-        </w:rPr>
-        <w:t xml:space="preserve">, </w:t>
-      </w:r>
-      <w:r>
-        <w:rPr>
-          <w:rStyle w:val="AttributeTok"/>
-        </w:rPr>
-        <w:t xml:space="preserve">color =</w:t>
-      </w:r>
-      <w:r>
-        <w:rPr>
-          <w:rStyle w:val="NormalTok"/>
-        </w:rPr>
-        <w:t xml:space="preserve"> </w:t>
-      </w:r>
-      <w:r>
-        <w:rPr>
-          <w:rStyle w:val="StringTok"/>
-        </w:rPr>
-        <w:t xml:space="preserve">"navy"</w:t>
-      </w:r>
-      <w:r>
-        <w:rPr>
-          <w:rStyle w:val="NormalTok"/>
-        </w:rPr>
-        <w:t xml:space="preserve">) </w:t>
-      </w:r>
-      <w:r>
-        <w:rPr>
-          <w:rStyle w:val="SpecialCharTok"/>
-        </w:rPr>
-        <w:t xml:space="preserve">+</w:t>
-      </w:r>
-      <w:r>
-        <w:br/>
-      </w:r>
-      <w:r>
-        <w:rPr>
-          <w:rStyle w:val="NormalTok"/>
-        </w:rPr>
-        <w:t xml:space="preserve">  </w:t>
-      </w:r>
-      <w:r>
-        <w:rPr>
-          <w:rStyle w:val="FunctionTok"/>
-        </w:rPr>
-        <w:t xml:space="preserve">geom_errorbar</w:t>
-      </w:r>
-      <w:r>
-        <w:rPr>
-          <w:rStyle w:val="NormalTok"/>
-        </w:rPr>
-        <w:t xml:space="preserve">(</w:t>
-      </w:r>
-      <w:r>
-        <w:rPr>
-          <w:rStyle w:val="FunctionTok"/>
-        </w:rPr>
-        <w:t xml:space="preserve">aes</w:t>
-      </w:r>
-      <w:r>
-        <w:rPr>
-          <w:rStyle w:val="NormalTok"/>
-        </w:rPr>
-        <w:t xml:space="preserve">(</w:t>
-      </w:r>
-      <w:r>
-        <w:rPr>
-          <w:rStyle w:val="AttributeTok"/>
-        </w:rPr>
-        <w:t xml:space="preserve">xmin =</w:t>
-      </w:r>
-      <w:r>
-        <w:rPr>
-          <w:rStyle w:val="NormalTok"/>
-        </w:rPr>
-        <w:t xml:space="preserve"> CI_low, </w:t>
-      </w:r>
-      <w:r>
-        <w:rPr>
-          <w:rStyle w:val="AttributeTok"/>
-        </w:rPr>
-        <w:t xml:space="preserve">xmax =</w:t>
-      </w:r>
-      <w:r>
-        <w:rPr>
-          <w:rStyle w:val="NormalTok"/>
-        </w:rPr>
-        <w:t xml:space="preserve"> CI_high)) </w:t>
-      </w:r>
-      <w:r>
-        <w:rPr>
-          <w:rStyle w:val="SpecialCharTok"/>
-        </w:rPr>
-        <w:t xml:space="preserve">+</w:t>
-      </w:r>
-      <w:r>
-        <w:br/>
-      </w:r>
-      <w:r>
-        <w:rPr>
-          <w:rStyle w:val="NormalTok"/>
-        </w:rPr>
-        <w:t xml:space="preserve">  </w:t>
-      </w:r>
-      <w:r>
-        <w:rPr>
-          <w:rStyle w:val="FunctionTok"/>
-        </w:rPr>
-        <w:t xml:space="preserve">geom_vline</w:t>
-      </w:r>
-      <w:r>
-        <w:rPr>
-          <w:rStyle w:val="NormalTok"/>
-        </w:rPr>
-        <w:t xml:space="preserve">(</w:t>
-      </w:r>
-      <w:r>
-        <w:rPr>
-          <w:rStyle w:val="AttributeTok"/>
-        </w:rPr>
-        <w:t xml:space="preserve">xintercept =</w:t>
-      </w:r>
-      <w:r>
-        <w:rPr>
-          <w:rStyle w:val="NormalTok"/>
-        </w:rPr>
-        <w:t xml:space="preserve"> </w:t>
-      </w:r>
-      <w:r>
-        <w:rPr>
-          <w:rStyle w:val="DecValTok"/>
-        </w:rPr>
-        <w:t xml:space="preserve">0</w:t>
-      </w:r>
-      <w:r>
-        <w:rPr>
-          <w:rStyle w:val="NormalTok"/>
-        </w:rPr>
-        <w:t xml:space="preserve">, </w:t>
-      </w:r>
-      <w:r>
-        <w:rPr>
-          <w:rStyle w:val="AttributeTok"/>
-        </w:rPr>
-        <w:t xml:space="preserve">col =</w:t>
-      </w:r>
-      <w:r>
-        <w:rPr>
-          <w:rStyle w:val="NormalTok"/>
-        </w:rPr>
-        <w:t xml:space="preserve"> </w:t>
-      </w:r>
-      <w:r>
-        <w:rPr>
-          <w:rStyle w:val="StringTok"/>
-        </w:rPr>
-        <w:t xml:space="preserve">"red"</w:t>
-      </w:r>
-      <w:r>
-        <w:rPr>
-          <w:rStyle w:val="NormalTok"/>
-        </w:rPr>
-        <w:t xml:space="preserve">, </w:t>
-      </w:r>
-      <w:r>
-        <w:rPr>
-          <w:rStyle w:val="AttributeTok"/>
-        </w:rPr>
-        <w:t xml:space="preserve">lty =</w:t>
-      </w:r>
-      <w:r>
-        <w:rPr>
-          <w:rStyle w:val="NormalTok"/>
-        </w:rPr>
-        <w:t xml:space="preserve"> </w:t>
-      </w:r>
-      <w:r>
-        <w:rPr>
-          <w:rStyle w:val="StringTok"/>
-        </w:rPr>
-        <w:t xml:space="preserve">"dashed"</w:t>
-      </w:r>
-      <w:r>
-        <w:rPr>
-          <w:rStyle w:val="NormalTok"/>
-        </w:rPr>
-        <w:t xml:space="preserve">) </w:t>
-      </w:r>
-      <w:r>
-        <w:rPr>
-          <w:rStyle w:val="SpecialCharTok"/>
-        </w:rPr>
-        <w:t xml:space="preserve">+</w:t>
-      </w:r>
-      <w:r>
-        <w:br/>
-      </w:r>
-      <w:r>
-        <w:rPr>
-          <w:rStyle w:val="NormalTok"/>
-        </w:rPr>
-        <w:t xml:space="preserve">  </w:t>
-      </w:r>
-      <w:r>
-        <w:rPr>
-          <w:rStyle w:val="FunctionTok"/>
-        </w:rPr>
-        <w:t xml:space="preserve">labs</w:t>
-      </w:r>
-      <w:r>
-        <w:rPr>
-          <w:rStyle w:val="NormalTok"/>
-        </w:rPr>
-        <w:t xml:space="preserve">(</w:t>
-      </w:r>
-      <w:r>
-        <w:rPr>
-          <w:rStyle w:val="AttributeTok"/>
-        </w:rPr>
-        <w:t xml:space="preserve">title =</w:t>
-      </w:r>
-      <w:r>
-        <w:rPr>
-          <w:rStyle w:val="NormalTok"/>
-        </w:rPr>
-        <w:t xml:space="preserve"> </w:t>
-      </w:r>
-      <w:r>
-        <w:rPr>
-          <w:rStyle w:val="StringTok"/>
-        </w:rPr>
-        <w:t xml:space="preserve">"Bayesian fit"</w:t>
-      </w:r>
-      <w:r>
-        <w:rPr>
-          <w:rStyle w:val="NormalTok"/>
-        </w:rPr>
-        <w:t xml:space="preserve">,</w:t>
-      </w:r>
-      <w:r>
-        <w:br/>
-      </w:r>
-      <w:r>
-        <w:rPr>
-          <w:rStyle w:val="NormalTok"/>
-        </w:rPr>
-        <w:t xml:space="preserve">    </w:t>
-      </w:r>
-      <w:r>
-        <w:rPr>
-          <w:rStyle w:val="AttributeTok"/>
-        </w:rPr>
-        <w:t xml:space="preserve">subtitle =</w:t>
-      </w:r>
-      <w:r>
-        <w:rPr>
-          <w:rStyle w:val="NormalTok"/>
-        </w:rPr>
-        <w:t xml:space="preserve"> </w:t>
-      </w:r>
-      <w:r>
-        <w:rPr>
-          <w:rStyle w:val="StringTok"/>
-        </w:rPr>
-        <w:t xml:space="preserve">"Holm 99% HSD Intervals for Health Outcomes"</w:t>
-      </w:r>
-      <w:r>
-        <w:rPr>
-          <w:rStyle w:val="NormalTok"/>
-        </w:rPr>
-        <w:t xml:space="preserve">,</w:t>
-      </w:r>
-      <w:r>
-        <w:br/>
-      </w:r>
-      <w:r>
-        <w:rPr>
-          <w:rStyle w:val="NormalTok"/>
-        </w:rPr>
-        <w:t xml:space="preserve">    </w:t>
-      </w:r>
-      <w:r>
-        <w:rPr>
-          <w:rStyle w:val="AttributeTok"/>
-        </w:rPr>
-        <w:t xml:space="preserve">y =</w:t>
-      </w:r>
-      <w:r>
-        <w:rPr>
-          <w:rStyle w:val="NormalTok"/>
-        </w:rPr>
-        <w:t xml:space="preserve"> </w:t>
-      </w:r>
-      <w:r>
-        <w:rPr>
-          <w:rStyle w:val="StringTok"/>
-        </w:rPr>
-        <w:t xml:space="preserve">"Contrast"</w:t>
-      </w:r>
-      <w:r>
-        <w:rPr>
-          <w:rStyle w:val="NormalTok"/>
-        </w:rPr>
-        <w:t xml:space="preserve">, </w:t>
-      </w:r>
-      <w:r>
-        <w:rPr>
-          <w:rStyle w:val="AttributeTok"/>
-        </w:rPr>
-        <w:t xml:space="preserve">x =</w:t>
-      </w:r>
-      <w:r>
-        <w:rPr>
-          <w:rStyle w:val="NormalTok"/>
-        </w:rPr>
-        <w:t xml:space="preserve"> </w:t>
-      </w:r>
-      <w:r>
-        <w:rPr>
-          <w:rStyle w:val="StringTok"/>
-        </w:rPr>
-        <w:t xml:space="preserve">"Difference in Health Outcomes Score"</w:t>
-      </w:r>
-      <w:r>
-        <w:rPr>
-          <w:rStyle w:val="NormalTok"/>
-        </w:rPr>
-        <w:t xml:space="preserve">)</w:t>
-      </w:r>
-      <w:r>
-        <w:br/>
-      </w:r>
-      <w:r>
-        <w:br/>
-      </w:r>
-      <w:r>
-        <w:rPr>
-          <w:rStyle w:val="NormalTok"/>
-        </w:rPr>
-        <w:t xml:space="preserve">p1 </w:t>
-      </w:r>
-      <w:r>
-        <w:rPr>
-          <w:rStyle w:val="SpecialCharTok"/>
-        </w:rPr>
-        <w:t xml:space="preserve">+</w:t>
-      </w:r>
-      <w:r>
-        <w:rPr>
-          <w:rStyle w:val="NormalTok"/>
-        </w:rPr>
-        <w:t xml:space="preserve"> p2</w:t>
       </w:r>
     </w:p>
     <w:p>
@@ -11417,18 +9811,18 @@
           <wp:inline>
             <wp:extent cx="4620126" cy="3696101"/>
             <wp:effectExtent b="0" l="0" r="0" t="0"/>
-            <wp:docPr descr="" title="" id="87" name="Picture"/>
+            <wp:docPr descr="" title="" id="88" name="Picture"/>
             <a:graphic>
               <a:graphicData uri="http://schemas.openxmlformats.org/drawingml/2006/picture">
                 <pic:pic>
                   <pic:nvPicPr>
-                    <pic:cNvPr descr="class08w_files/figure-docx/unnamed-chunk-22-1.png" id="88" name="Picture"/>
+                    <pic:cNvPr descr="class08w_files/figure-docx/unnamed-chunk-21-1.png" id="89" name="Picture"/>
                     <pic:cNvPicPr>
                       <a:picLocks noChangeArrowheads="1" noChangeAspect="1"/>
                     </pic:cNvPicPr>
                   </pic:nvPicPr>
                   <pic:blipFill>
-                    <a:blip r:embed="rId86"/>
+                    <a:blip r:embed="rId87"/>
                     <a:stretch>
                       <a:fillRect/>
                     </a:stretch>
@@ -11455,121 +9849,14 @@
         </w:drawing>
       </w:r>
     </w:p>
-    <w:bookmarkEnd w:id="89"/>
     <w:bookmarkEnd w:id="90"/>
-    <w:bookmarkStart w:id="100" w:name="checking-anova-assumptions"/>
-    <w:p>
-      <w:pPr>
-        <w:pStyle w:val="Heading1"/>
-      </w:pPr>
-      <w:r>
-        <w:t xml:space="preserve">Checking ANOVA Assumptions</w:t>
-      </w:r>
-    </w:p>
-    <w:bookmarkStart w:id="91" w:name="anova-assumptions"/>
+    <w:bookmarkStart w:id="94" w:name="other-checks-to-come"/>
     <w:p>
       <w:pPr>
         <w:pStyle w:val="Heading2"/>
       </w:pPr>
       <w:r>
-        <w:t xml:space="preserve">ANOVA Assumptions</w:t>
-      </w:r>
-    </w:p>
-    <w:p>
-      <w:pPr>
-        <w:pStyle w:val="FirstParagraph"/>
-      </w:pPr>
-      <w:r>
-        <w:t xml:space="preserve">The assumptions behind analysis of variance are those of a linear model. Of specific interest are:</w:t>
-      </w:r>
-    </w:p>
-    <w:p>
-      <w:pPr>
-        <w:pStyle w:val="Compact"/>
-        <w:numPr>
-          <w:ilvl w:val="0"/>
-          <w:numId w:val="1021"/>
-        </w:numPr>
-      </w:pPr>
-      <w:r>
-        <w:t xml:space="preserve">The samples obtained from each group are independent.</w:t>
-      </w:r>
-    </w:p>
-    <w:p>
-      <w:pPr>
-        <w:pStyle w:val="Compact"/>
-        <w:numPr>
-          <w:ilvl w:val="0"/>
-          <w:numId w:val="1021"/>
-        </w:numPr>
-      </w:pPr>
-      <w:r>
-        <w:t xml:space="preserve">Ideally, the samples from each group are a random sample from the population described by that group.</w:t>
-      </w:r>
-    </w:p>
-    <w:p>
-      <w:pPr>
-        <w:pStyle w:val="Compact"/>
-        <w:numPr>
-          <w:ilvl w:val="0"/>
-          <w:numId w:val="1021"/>
-        </w:numPr>
-      </w:pPr>
-      <w:r>
-        <w:t xml:space="preserve">In the population, the variance of the outcome in each group is equal. (This is less of an issue if our study involves a balanced design.)</w:t>
-      </w:r>
-    </w:p>
-    <w:p>
-      <w:pPr>
-        <w:pStyle w:val="Compact"/>
-        <w:numPr>
-          <w:ilvl w:val="0"/>
-          <w:numId w:val="1021"/>
-        </w:numPr>
-      </w:pPr>
-      <w:r>
-        <w:t xml:space="preserve">In the population, we have Normal distributions of the outcome in each group.</w:t>
-      </w:r>
-    </w:p>
-    <w:p>
-      <w:pPr>
-        <w:pStyle w:val="FirstParagraph"/>
-      </w:pPr>
-      <w:r>
-        <w:t xml:space="preserve">Happily, the ANOVA F test is fairly robust to violations of the Normality assumption.</w:t>
-      </w:r>
-    </w:p>
-    <w:bookmarkEnd w:id="91"/>
-    <w:bookmarkStart w:id="95" w:name="check-normality-assumption"/>
-    <w:p>
-      <w:pPr>
-        <w:pStyle w:val="Heading2"/>
-      </w:pPr>
-      <w:r>
-        <w:t xml:space="preserve">Check Normality assumption</w:t>
-      </w:r>
-    </w:p>
-    <w:p>
-      <w:pPr>
-        <w:pStyle w:val="FirstParagraph"/>
-      </w:pPr>
-      <w:r>
-        <w:t xml:space="preserve">Normal Q-Q plot of</w:t>
-      </w:r>
-      <w:r>
-        <w:t xml:space="preserve"> </w:t>
-      </w:r>
-      <w:r>
-        <w:rPr>
-          <w:rStyle w:val="VerbatimChar"/>
-        </w:rPr>
-        <w:t xml:space="preserve">fit1</w:t>
-      </w:r>
-      <w:r>
-        <w:t xml:space="preserve"> </w:t>
-      </w:r>
-      <w:r>
-        <w:t xml:space="preserve">regression residuals</w:t>
+        <w:t xml:space="preserve">Other Checks to come…</w:t>
       </w:r>
     </w:p>
     <w:p>
@@ -11586,55 +9873,594 @@
         <w:rPr>
           <w:rStyle w:val="NormalTok"/>
         </w:rPr>
-        <w:t xml:space="preserve">(fit1, </w:t>
-      </w:r>
-      <w:r>
-        <w:rPr>
-          <w:rStyle w:val="AttributeTok"/>
-        </w:rPr>
-        <w:t xml:space="preserve">which =</w:t>
-      </w:r>
-      <w:r>
-        <w:rPr>
-          <w:rStyle w:val="NormalTok"/>
-        </w:rPr>
-        <w:t xml:space="preserve"> </w:t>
-      </w:r>
-      <w:r>
-        <w:rPr>
-          <w:rStyle w:val="DecValTok"/>
-        </w:rPr>
-        <w:t xml:space="preserve">2</w:t>
-      </w:r>
-      <w:r>
-        <w:rPr>
-          <w:rStyle w:val="NormalTok"/>
-        </w:rPr>
-        <w:t xml:space="preserve">, </w:t>
-      </w:r>
-      <w:r>
-        <w:rPr>
-          <w:rStyle w:val="AttributeTok"/>
-        </w:rPr>
-        <w:t xml:space="preserve">col =</w:t>
-      </w:r>
-      <w:r>
-        <w:rPr>
-          <w:rStyle w:val="NormalTok"/>
-        </w:rPr>
-        <w:t xml:space="preserve"> </w:t>
-      </w:r>
-      <w:r>
-        <w:rPr>
-          <w:rStyle w:val="StringTok"/>
-        </w:rPr>
-        <w:t xml:space="preserve">"blue"</w:t>
-      </w:r>
-      <w:r>
-        <w:rPr>
-          <w:rStyle w:val="NormalTok"/>
-        </w:rPr>
-        <w:t xml:space="preserve">)</w:t>
+        <w:t xml:space="preserve">(</w:t>
+      </w:r>
+      <w:r>
+        <w:rPr>
+          <w:rStyle w:val="FunctionTok"/>
+        </w:rPr>
+        <w:t xml:space="preserve">check_model</w:t>
+      </w:r>
+      <w:r>
+        <w:rPr>
+          <w:rStyle w:val="NormalTok"/>
+        </w:rPr>
+        <w:t xml:space="preserve">(fit1))</w:t>
+      </w:r>
+    </w:p>
+    <w:p>
+      <w:pPr>
+        <w:pStyle w:val="SourceCode"/>
+      </w:pPr>
+      <w:r>
+        <w:rPr>
+          <w:rStyle w:val="VerbatimChar"/>
+        </w:rPr>
+        <w:t xml:space="preserve">For confidence bands, please install `qqplotr`.</w:t>
+      </w:r>
+    </w:p>
+    <w:p>
+      <w:pPr>
+        <w:pStyle w:val="SourceCode"/>
+      </w:pPr>
+      <w:r>
+        <w:rPr>
+          <w:rStyle w:val="VerbatimChar"/>
+        </w:rPr>
+        <w:t xml:space="preserve">Ignoring unknown labels:</w:t>
+      </w:r>
+      <w:r>
+        <w:br/>
+      </w:r>
+      <w:r>
+        <w:rPr>
+          <w:rStyle w:val="VerbatimChar"/>
+        </w:rPr>
+        <w:t xml:space="preserve">• size : ""</w:t>
+      </w:r>
+    </w:p>
+    <w:p>
+      <w:pPr>
+        <w:pStyle w:val="SourceCode"/>
+      </w:pPr>
+      <w:r>
+        <w:rPr>
+          <w:rStyle w:val="VerbatimChar"/>
+        </w:rPr>
+        <w:t xml:space="preserve">Warning in simpleLoess(y, x, w, span, degree = degree, parametric = parametric,</w:t>
+      </w:r>
+      <w:r>
+        <w:br/>
+      </w:r>
+      <w:r>
+        <w:rPr>
+          <w:rStyle w:val="VerbatimChar"/>
+        </w:rPr>
+        <w:t xml:space="preserve">: pseudoinverse used at -0.51916</w:t>
+      </w:r>
+    </w:p>
+    <w:p>
+      <w:pPr>
+        <w:pStyle w:val="SourceCode"/>
+      </w:pPr>
+      <w:r>
+        <w:rPr>
+          <w:rStyle w:val="VerbatimChar"/>
+        </w:rPr>
+        <w:t xml:space="preserve">Warning in simpleLoess(y, x, w, span, degree = degree, parametric = parametric,</w:t>
+      </w:r>
+      <w:r>
+        <w:br/>
+      </w:r>
+      <w:r>
+        <w:rPr>
+          <w:rStyle w:val="VerbatimChar"/>
+        </w:rPr>
+        <w:t xml:space="preserve">: neighborhood radius 0.81553</w:t>
+      </w:r>
+    </w:p>
+    <w:p>
+      <w:pPr>
+        <w:pStyle w:val="SourceCode"/>
+      </w:pPr>
+      <w:r>
+        <w:rPr>
+          <w:rStyle w:val="VerbatimChar"/>
+        </w:rPr>
+        <w:t xml:space="preserve">Warning in simpleLoess(y, x, w, span, degree = degree, parametric = parametric,</w:t>
+      </w:r>
+      <w:r>
+        <w:br/>
+      </w:r>
+      <w:r>
+        <w:rPr>
+          <w:rStyle w:val="VerbatimChar"/>
+        </w:rPr>
+        <w:t xml:space="preserve">: reciprocal condition number 1.173e-15</w:t>
+      </w:r>
+    </w:p>
+    <w:p>
+      <w:pPr>
+        <w:pStyle w:val="SourceCode"/>
+      </w:pPr>
+      <w:r>
+        <w:rPr>
+          <w:rStyle w:val="VerbatimChar"/>
+        </w:rPr>
+        <w:t xml:space="preserve">Warning in simpleLoess(y, x, w, span, degree = degree, parametric = parametric,</w:t>
+      </w:r>
+      <w:r>
+        <w:br/>
+      </w:r>
+      <w:r>
+        <w:rPr>
+          <w:rStyle w:val="VerbatimChar"/>
+        </w:rPr>
+        <w:t xml:space="preserve">: There are other near singularities as well. 0.62206</w:t>
+      </w:r>
+    </w:p>
+    <w:p>
+      <w:pPr>
+        <w:pStyle w:val="SourceCode"/>
+      </w:pPr>
+      <w:r>
+        <w:rPr>
+          <w:rStyle w:val="VerbatimChar"/>
+        </w:rPr>
+        <w:t xml:space="preserve">Warning in predLoess(object$y, object$x, newx = if (is.null(newdata)) object$x</w:t>
+      </w:r>
+      <w:r>
+        <w:br/>
+      </w:r>
+      <w:r>
+        <w:rPr>
+          <w:rStyle w:val="VerbatimChar"/>
+        </w:rPr>
+        <w:t xml:space="preserve">else if (is.data.frame(newdata))</w:t>
+      </w:r>
+      <w:r>
+        <w:br/>
+      </w:r>
+      <w:r>
+        <w:rPr>
+          <w:rStyle w:val="VerbatimChar"/>
+        </w:rPr>
+        <w:t xml:space="preserve">as.matrix(model.frame(delete.response(terms(object)), : pseudoinverse used at</w:t>
+      </w:r>
+      <w:r>
+        <w:br/>
+      </w:r>
+      <w:r>
+        <w:rPr>
+          <w:rStyle w:val="VerbatimChar"/>
+        </w:rPr>
+        <w:t xml:space="preserve">-0.51916</w:t>
+      </w:r>
+    </w:p>
+    <w:p>
+      <w:pPr>
+        <w:pStyle w:val="SourceCode"/>
+      </w:pPr>
+      <w:r>
+        <w:rPr>
+          <w:rStyle w:val="VerbatimChar"/>
+        </w:rPr>
+        <w:t xml:space="preserve">Warning in predLoess(object$y, object$x, newx = if (is.null(newdata)) object$x</w:t>
+      </w:r>
+      <w:r>
+        <w:br/>
+      </w:r>
+      <w:r>
+        <w:rPr>
+          <w:rStyle w:val="VerbatimChar"/>
+        </w:rPr>
+        <w:t xml:space="preserve">else if (is.data.frame(newdata))</w:t>
+      </w:r>
+      <w:r>
+        <w:br/>
+      </w:r>
+      <w:r>
+        <w:rPr>
+          <w:rStyle w:val="VerbatimChar"/>
+        </w:rPr>
+        <w:t xml:space="preserve">as.matrix(model.frame(delete.response(terms(object)), : neighborhood radius</w:t>
+      </w:r>
+      <w:r>
+        <w:br/>
+      </w:r>
+      <w:r>
+        <w:rPr>
+          <w:rStyle w:val="VerbatimChar"/>
+        </w:rPr>
+        <w:t xml:space="preserve">0.81553</w:t>
+      </w:r>
+    </w:p>
+    <w:p>
+      <w:pPr>
+        <w:pStyle w:val="SourceCode"/>
+      </w:pPr>
+      <w:r>
+        <w:rPr>
+          <w:rStyle w:val="VerbatimChar"/>
+        </w:rPr>
+        <w:t xml:space="preserve">Warning in predLoess(object$y, object$x, newx = if (is.null(newdata)) object$x</w:t>
+      </w:r>
+      <w:r>
+        <w:br/>
+      </w:r>
+      <w:r>
+        <w:rPr>
+          <w:rStyle w:val="VerbatimChar"/>
+        </w:rPr>
+        <w:t xml:space="preserve">else if (is.data.frame(newdata))</w:t>
+      </w:r>
+      <w:r>
+        <w:br/>
+      </w:r>
+      <w:r>
+        <w:rPr>
+          <w:rStyle w:val="VerbatimChar"/>
+        </w:rPr>
+        <w:t xml:space="preserve">as.matrix(model.frame(delete.response(terms(object)), : reciprocal condition</w:t>
+      </w:r>
+      <w:r>
+        <w:br/>
+      </w:r>
+      <w:r>
+        <w:rPr>
+          <w:rStyle w:val="VerbatimChar"/>
+        </w:rPr>
+        <w:t xml:space="preserve">number 1.173e-15</w:t>
+      </w:r>
+    </w:p>
+    <w:p>
+      <w:pPr>
+        <w:pStyle w:val="SourceCode"/>
+      </w:pPr>
+      <w:r>
+        <w:rPr>
+          <w:rStyle w:val="VerbatimChar"/>
+        </w:rPr>
+        <w:t xml:space="preserve">Warning in predLoess(object$y, object$x, newx = if (is.null(newdata)) object$x</w:t>
+      </w:r>
+      <w:r>
+        <w:br/>
+      </w:r>
+      <w:r>
+        <w:rPr>
+          <w:rStyle w:val="VerbatimChar"/>
+        </w:rPr>
+        <w:t xml:space="preserve">else if (is.data.frame(newdata))</w:t>
+      </w:r>
+      <w:r>
+        <w:br/>
+      </w:r>
+      <w:r>
+        <w:rPr>
+          <w:rStyle w:val="VerbatimChar"/>
+        </w:rPr>
+        <w:t xml:space="preserve">as.matrix(model.frame(delete.response(terms(object)), : There are other near</w:t>
+      </w:r>
+      <w:r>
+        <w:br/>
+      </w:r>
+      <w:r>
+        <w:rPr>
+          <w:rStyle w:val="VerbatimChar"/>
+        </w:rPr>
+        <w:t xml:space="preserve">singularities as well. 0.62206</w:t>
+      </w:r>
+    </w:p>
+    <w:p>
+      <w:pPr>
+        <w:pStyle w:val="SourceCode"/>
+      </w:pPr>
+      <w:r>
+        <w:rPr>
+          <w:rStyle w:val="VerbatimChar"/>
+        </w:rPr>
+        <w:t xml:space="preserve">Warning in simpleLoess(y, x, w, span, degree = degree, parametric = parametric,</w:t>
+      </w:r>
+      <w:r>
+        <w:br/>
+      </w:r>
+      <w:r>
+        <w:rPr>
+          <w:rStyle w:val="VerbatimChar"/>
+        </w:rPr>
+        <w:t xml:space="preserve">: pseudoinverse used at -0.51916</w:t>
+      </w:r>
+    </w:p>
+    <w:p>
+      <w:pPr>
+        <w:pStyle w:val="SourceCode"/>
+      </w:pPr>
+      <w:r>
+        <w:rPr>
+          <w:rStyle w:val="VerbatimChar"/>
+        </w:rPr>
+        <w:t xml:space="preserve">Warning in simpleLoess(y, x, w, span, degree = degree, parametric = parametric,</w:t>
+      </w:r>
+      <w:r>
+        <w:br/>
+      </w:r>
+      <w:r>
+        <w:rPr>
+          <w:rStyle w:val="VerbatimChar"/>
+        </w:rPr>
+        <w:t xml:space="preserve">: neighborhood radius 0.81553</w:t>
+      </w:r>
+    </w:p>
+    <w:p>
+      <w:pPr>
+        <w:pStyle w:val="SourceCode"/>
+      </w:pPr>
+      <w:r>
+        <w:rPr>
+          <w:rStyle w:val="VerbatimChar"/>
+        </w:rPr>
+        <w:t xml:space="preserve">Warning in simpleLoess(y, x, w, span, degree = degree, parametric = parametric,</w:t>
+      </w:r>
+      <w:r>
+        <w:br/>
+      </w:r>
+      <w:r>
+        <w:rPr>
+          <w:rStyle w:val="VerbatimChar"/>
+        </w:rPr>
+        <w:t xml:space="preserve">: reciprocal condition number 1.173e-15</w:t>
+      </w:r>
+    </w:p>
+    <w:p>
+      <w:pPr>
+        <w:pStyle w:val="SourceCode"/>
+      </w:pPr>
+      <w:r>
+        <w:rPr>
+          <w:rStyle w:val="VerbatimChar"/>
+        </w:rPr>
+        <w:t xml:space="preserve">Warning in simpleLoess(y, x, w, span, degree = degree, parametric = parametric,</w:t>
+      </w:r>
+      <w:r>
+        <w:br/>
+      </w:r>
+      <w:r>
+        <w:rPr>
+          <w:rStyle w:val="VerbatimChar"/>
+        </w:rPr>
+        <w:t xml:space="preserve">: There are other near singularities as well. 0.62206</w:t>
+      </w:r>
+    </w:p>
+    <w:p>
+      <w:pPr>
+        <w:pStyle w:val="SourceCode"/>
+      </w:pPr>
+      <w:r>
+        <w:rPr>
+          <w:rStyle w:val="VerbatimChar"/>
+        </w:rPr>
+        <w:t xml:space="preserve">Warning in predLoess(object$y, object$x, newx = if (is.null(newdata)) object$x</w:t>
+      </w:r>
+      <w:r>
+        <w:br/>
+      </w:r>
+      <w:r>
+        <w:rPr>
+          <w:rStyle w:val="VerbatimChar"/>
+        </w:rPr>
+        <w:t xml:space="preserve">else if (is.data.frame(newdata))</w:t>
+      </w:r>
+      <w:r>
+        <w:br/>
+      </w:r>
+      <w:r>
+        <w:rPr>
+          <w:rStyle w:val="VerbatimChar"/>
+        </w:rPr>
+        <w:t xml:space="preserve">as.matrix(model.frame(delete.response(terms(object)), : pseudoinverse used at</w:t>
+      </w:r>
+      <w:r>
+        <w:br/>
+      </w:r>
+      <w:r>
+        <w:rPr>
+          <w:rStyle w:val="VerbatimChar"/>
+        </w:rPr>
+        <w:t xml:space="preserve">-0.51916</w:t>
+      </w:r>
+    </w:p>
+    <w:p>
+      <w:pPr>
+        <w:pStyle w:val="SourceCode"/>
+      </w:pPr>
+      <w:r>
+        <w:rPr>
+          <w:rStyle w:val="VerbatimChar"/>
+        </w:rPr>
+        <w:t xml:space="preserve">Warning in predLoess(object$y, object$x, newx = if (is.null(newdata)) object$x</w:t>
+      </w:r>
+      <w:r>
+        <w:br/>
+      </w:r>
+      <w:r>
+        <w:rPr>
+          <w:rStyle w:val="VerbatimChar"/>
+        </w:rPr>
+        <w:t xml:space="preserve">else if (is.data.frame(newdata))</w:t>
+      </w:r>
+      <w:r>
+        <w:br/>
+      </w:r>
+      <w:r>
+        <w:rPr>
+          <w:rStyle w:val="VerbatimChar"/>
+        </w:rPr>
+        <w:t xml:space="preserve">as.matrix(model.frame(delete.response(terms(object)), : neighborhood radius</w:t>
+      </w:r>
+      <w:r>
+        <w:br/>
+      </w:r>
+      <w:r>
+        <w:rPr>
+          <w:rStyle w:val="VerbatimChar"/>
+        </w:rPr>
+        <w:t xml:space="preserve">0.81553</w:t>
+      </w:r>
+    </w:p>
+    <w:p>
+      <w:pPr>
+        <w:pStyle w:val="SourceCode"/>
+      </w:pPr>
+      <w:r>
+        <w:rPr>
+          <w:rStyle w:val="VerbatimChar"/>
+        </w:rPr>
+        <w:t xml:space="preserve">Warning in predLoess(object$y, object$x, newx = if (is.null(newdata)) object$x</w:t>
+      </w:r>
+      <w:r>
+        <w:br/>
+      </w:r>
+      <w:r>
+        <w:rPr>
+          <w:rStyle w:val="VerbatimChar"/>
+        </w:rPr>
+        <w:t xml:space="preserve">else if (is.data.frame(newdata))</w:t>
+      </w:r>
+      <w:r>
+        <w:br/>
+      </w:r>
+      <w:r>
+        <w:rPr>
+          <w:rStyle w:val="VerbatimChar"/>
+        </w:rPr>
+        <w:t xml:space="preserve">as.matrix(model.frame(delete.response(terms(object)), : reciprocal condition</w:t>
+      </w:r>
+      <w:r>
+        <w:br/>
+      </w:r>
+      <w:r>
+        <w:rPr>
+          <w:rStyle w:val="VerbatimChar"/>
+        </w:rPr>
+        <w:t xml:space="preserve">number 1.173e-15</w:t>
+      </w:r>
+    </w:p>
+    <w:p>
+      <w:pPr>
+        <w:pStyle w:val="SourceCode"/>
+      </w:pPr>
+      <w:r>
+        <w:rPr>
+          <w:rStyle w:val="VerbatimChar"/>
+        </w:rPr>
+        <w:t xml:space="preserve">Warning in predLoess(object$y, object$x, newx = if (is.null(newdata)) object$x</w:t>
+      </w:r>
+      <w:r>
+        <w:br/>
+      </w:r>
+      <w:r>
+        <w:rPr>
+          <w:rStyle w:val="VerbatimChar"/>
+        </w:rPr>
+        <w:t xml:space="preserve">else if (is.data.frame(newdata))</w:t>
+      </w:r>
+      <w:r>
+        <w:br/>
+      </w:r>
+      <w:r>
+        <w:rPr>
+          <w:rStyle w:val="VerbatimChar"/>
+        </w:rPr>
+        <w:t xml:space="preserve">as.matrix(model.frame(delete.response(terms(object)), : There are other near</w:t>
+      </w:r>
+      <w:r>
+        <w:br/>
+      </w:r>
+      <w:r>
+        <w:rPr>
+          <w:rStyle w:val="VerbatimChar"/>
+        </w:rPr>
+        <w:t xml:space="preserve">singularities as well. 0.62206</w:t>
+      </w:r>
+    </w:p>
+    <w:p>
+      <w:pPr>
+        <w:pStyle w:val="SourceCode"/>
+      </w:pPr>
+      <w:r>
+        <w:rPr>
+          <w:rStyle w:val="VerbatimChar"/>
+        </w:rPr>
+        <w:t xml:space="preserve">Warning in simpleLoess(y, x, w, span, degree = degree, parametric = parametric,</w:t>
+      </w:r>
+      <w:r>
+        <w:br/>
+      </w:r>
+      <w:r>
+        <w:rPr>
+          <w:rStyle w:val="VerbatimChar"/>
+        </w:rPr>
+        <w:t xml:space="preserve">: pseudoinverse used at 0.045455</w:t>
+      </w:r>
+    </w:p>
+    <w:p>
+      <w:pPr>
+        <w:pStyle w:val="SourceCode"/>
+      </w:pPr>
+      <w:r>
+        <w:rPr>
+          <w:rStyle w:val="VerbatimChar"/>
+        </w:rPr>
+        <w:t xml:space="preserve">Warning in simpleLoess(y, x, w, span, degree = degree, parametric = parametric,</w:t>
+      </w:r>
+      <w:r>
+        <w:br/>
+      </w:r>
+      <w:r>
+        <w:rPr>
+          <w:rStyle w:val="VerbatimChar"/>
+        </w:rPr>
+        <w:t xml:space="preserve">: neighborhood radius 2.0817e-17</w:t>
+      </w:r>
+    </w:p>
+    <w:p>
+      <w:pPr>
+        <w:pStyle w:val="SourceCode"/>
+      </w:pPr>
+      <w:r>
+        <w:rPr>
+          <w:rStyle w:val="VerbatimChar"/>
+        </w:rPr>
+        <w:t xml:space="preserve">Warning in simpleLoess(y, x, w, span, degree = degree, parametric = parametric,</w:t>
+      </w:r>
+      <w:r>
+        <w:br/>
+      </w:r>
+      <w:r>
+        <w:rPr>
+          <w:rStyle w:val="VerbatimChar"/>
+        </w:rPr>
+        <w:t xml:space="preserve">: reciprocal condition number 3.7597e-16</w:t>
+      </w:r>
+    </w:p>
+    <w:p>
+      <w:pPr>
+        <w:pStyle w:val="SourceCode"/>
+      </w:pPr>
+      <w:r>
+        <w:rPr>
+          <w:rStyle w:val="VerbatimChar"/>
+        </w:rPr>
+        <w:t xml:space="preserve">Warning in simpleLoess(y, x, w, span, degree = degree, parametric = parametric,</w:t>
+      </w:r>
+      <w:r>
+        <w:br/>
+      </w:r>
+      <w:r>
+        <w:rPr>
+          <w:rStyle w:val="VerbatimChar"/>
+        </w:rPr>
+        <w:t xml:space="preserve">: There are other near singularities as well. 7.7037e-34</w:t>
       </w:r>
     </w:p>
     <w:p>
@@ -11646,18 +10472,18 @@
           <wp:inline>
             <wp:extent cx="4620126" cy="3696101"/>
             <wp:effectExtent b="0" l="0" r="0" t="0"/>
-            <wp:docPr descr="" title="" id="93" name="Picture"/>
+            <wp:docPr descr="" title="" id="92" name="Picture"/>
             <a:graphic>
               <a:graphicData uri="http://schemas.openxmlformats.org/drawingml/2006/picture">
                 <pic:pic>
                   <pic:nvPicPr>
-                    <pic:cNvPr descr="class08w_files/figure-docx/unnamed-chunk-23-1.png" id="94" name="Picture"/>
+                    <pic:cNvPr descr="class08w_files/figure-docx/unnamed-chunk-22-1.png" id="93" name="Picture"/>
                     <pic:cNvPicPr>
                       <a:picLocks noChangeArrowheads="1" noChangeAspect="1"/>
                     </pic:cNvPicPr>
                   </pic:nvPicPr>
                   <pic:blipFill>
-                    <a:blip r:embed="rId92"/>
+                    <a:blip r:embed="rId91"/>
                     <a:stretch>
                       <a:fillRect/>
                     </a:stretch>
@@ -11684,14 +10510,24 @@
         </w:drawing>
       </w:r>
     </w:p>
+    <w:bookmarkEnd w:id="94"/>
     <w:bookmarkEnd w:id="95"/>
-    <w:bookmarkStart w:id="99" w:name="other-checks-to-come"/>
+    <w:bookmarkStart w:id="97" w:name="favorite-movies-discussion-1"/>
+    <w:p>
+      <w:pPr>
+        <w:pStyle w:val="Heading1"/>
+      </w:pPr>
+      <w:r>
+        <w:t xml:space="preserve">Favorite Movies Discussion 1</w:t>
+      </w:r>
+    </w:p>
+    <w:bookmarkStart w:id="96" w:name="session-information"/>
     <w:p>
       <w:pPr>
         <w:pStyle w:val="Heading2"/>
       </w:pPr>
       <w:r>
-        <w:t xml:space="preserve">Other Checks to come…</w:t>
+        <w:t xml:space="preserve">Session Information</w:t>
       </w:r>
     </w:p>
     <w:p>
@@ -11700,27 +10536,27 @@
       </w:pPr>
       <w:r>
         <w:rPr>
+          <w:rStyle w:val="NormalTok"/>
+        </w:rPr>
+        <w:t xml:space="preserve">xfun</w:t>
+      </w:r>
+      <w:r>
+        <w:rPr>
+          <w:rStyle w:val="SpecialCharTok"/>
+        </w:rPr>
+        <w:t xml:space="preserve">::</w:t>
+      </w:r>
+      <w:r>
+        <w:rPr>
           <w:rStyle w:val="FunctionTok"/>
         </w:rPr>
-        <w:t xml:space="preserve">plot</w:t>
-      </w:r>
-      <w:r>
-        <w:rPr>
-          <w:rStyle w:val="NormalTok"/>
-        </w:rPr>
-        <w:t xml:space="preserve">(</w:t>
-      </w:r>
-      <w:r>
-        <w:rPr>
-          <w:rStyle w:val="FunctionTok"/>
-        </w:rPr>
-        <w:t xml:space="preserve">check_model</w:t>
-      </w:r>
-      <w:r>
-        <w:rPr>
-          <w:rStyle w:val="NormalTok"/>
-        </w:rPr>
-        <w:t xml:space="preserve">(fit1))</w:t>
+        <w:t xml:space="preserve">session_info</w:t>
+      </w:r>
+      <w:r>
+        <w:rPr>
+          <w:rStyle w:val="NormalTok"/>
+        </w:rPr>
+        <w:t xml:space="preserve">()</w:t>
       </w:r>
     </w:p>
     <w:p>
@@ -11731,677 +10567,6 @@
         <w:rPr>
           <w:rStyle w:val="VerbatimChar"/>
         </w:rPr>
-        <w:t xml:space="preserve">For confidence bands, please install `qqplotr`.</w:t>
-      </w:r>
-    </w:p>
-    <w:p>
-      <w:pPr>
-        <w:pStyle w:val="SourceCode"/>
-      </w:pPr>
-      <w:r>
-        <w:rPr>
-          <w:rStyle w:val="VerbatimChar"/>
-        </w:rPr>
-        <w:t xml:space="preserve">Ignoring unknown labels:</w:t>
-      </w:r>
-      <w:r>
-        <w:br/>
-      </w:r>
-      <w:r>
-        <w:rPr>
-          <w:rStyle w:val="VerbatimChar"/>
-        </w:rPr>
-        <w:t xml:space="preserve">• size : ""</w:t>
-      </w:r>
-    </w:p>
-    <w:p>
-      <w:pPr>
-        <w:pStyle w:val="SourceCode"/>
-      </w:pPr>
-      <w:r>
-        <w:rPr>
-          <w:rStyle w:val="VerbatimChar"/>
-        </w:rPr>
-        <w:t xml:space="preserve">Warning in simpleLoess(y, x, w, span, degree = degree, parametric = parametric,</w:t>
-      </w:r>
-      <w:r>
-        <w:br/>
-      </w:r>
-      <w:r>
-        <w:rPr>
-          <w:rStyle w:val="VerbatimChar"/>
-        </w:rPr>
-        <w:t xml:space="preserve">: pseudoinverse used at -0.51916</w:t>
-      </w:r>
-    </w:p>
-    <w:p>
-      <w:pPr>
-        <w:pStyle w:val="SourceCode"/>
-      </w:pPr>
-      <w:r>
-        <w:rPr>
-          <w:rStyle w:val="VerbatimChar"/>
-        </w:rPr>
-        <w:t xml:space="preserve">Warning in simpleLoess(y, x, w, span, degree = degree, parametric = parametric,</w:t>
-      </w:r>
-      <w:r>
-        <w:br/>
-      </w:r>
-      <w:r>
-        <w:rPr>
-          <w:rStyle w:val="VerbatimChar"/>
-        </w:rPr>
-        <w:t xml:space="preserve">: neighborhood radius 0.81553</w:t>
-      </w:r>
-    </w:p>
-    <w:p>
-      <w:pPr>
-        <w:pStyle w:val="SourceCode"/>
-      </w:pPr>
-      <w:r>
-        <w:rPr>
-          <w:rStyle w:val="VerbatimChar"/>
-        </w:rPr>
-        <w:t xml:space="preserve">Warning in simpleLoess(y, x, w, span, degree = degree, parametric = parametric,</w:t>
-      </w:r>
-      <w:r>
-        <w:br/>
-      </w:r>
-      <w:r>
-        <w:rPr>
-          <w:rStyle w:val="VerbatimChar"/>
-        </w:rPr>
-        <w:t xml:space="preserve">: reciprocal condition number 1.173e-15</w:t>
-      </w:r>
-    </w:p>
-    <w:p>
-      <w:pPr>
-        <w:pStyle w:val="SourceCode"/>
-      </w:pPr>
-      <w:r>
-        <w:rPr>
-          <w:rStyle w:val="VerbatimChar"/>
-        </w:rPr>
-        <w:t xml:space="preserve">Warning in simpleLoess(y, x, w, span, degree = degree, parametric = parametric,</w:t>
-      </w:r>
-      <w:r>
-        <w:br/>
-      </w:r>
-      <w:r>
-        <w:rPr>
-          <w:rStyle w:val="VerbatimChar"/>
-        </w:rPr>
-        <w:t xml:space="preserve">: There are other near singularities as well. 0.62206</w:t>
-      </w:r>
-    </w:p>
-    <w:p>
-      <w:pPr>
-        <w:pStyle w:val="SourceCode"/>
-      </w:pPr>
-      <w:r>
-        <w:rPr>
-          <w:rStyle w:val="VerbatimChar"/>
-        </w:rPr>
-        <w:t xml:space="preserve">Warning in predLoess(object$y, object$x, newx = if (is.null(newdata)) object$x</w:t>
-      </w:r>
-      <w:r>
-        <w:br/>
-      </w:r>
-      <w:r>
-        <w:rPr>
-          <w:rStyle w:val="VerbatimChar"/>
-        </w:rPr>
-        <w:t xml:space="preserve">else if (is.data.frame(newdata))</w:t>
-      </w:r>
-      <w:r>
-        <w:br/>
-      </w:r>
-      <w:r>
-        <w:rPr>
-          <w:rStyle w:val="VerbatimChar"/>
-        </w:rPr>
-        <w:t xml:space="preserve">as.matrix(model.frame(delete.response(terms(object)), : pseudoinverse used at</w:t>
-      </w:r>
-      <w:r>
-        <w:br/>
-      </w:r>
-      <w:r>
-        <w:rPr>
-          <w:rStyle w:val="VerbatimChar"/>
-        </w:rPr>
-        <w:t xml:space="preserve">-0.51916</w:t>
-      </w:r>
-    </w:p>
-    <w:p>
-      <w:pPr>
-        <w:pStyle w:val="SourceCode"/>
-      </w:pPr>
-      <w:r>
-        <w:rPr>
-          <w:rStyle w:val="VerbatimChar"/>
-        </w:rPr>
-        <w:t xml:space="preserve">Warning in predLoess(object$y, object$x, newx = if (is.null(newdata)) object$x</w:t>
-      </w:r>
-      <w:r>
-        <w:br/>
-      </w:r>
-      <w:r>
-        <w:rPr>
-          <w:rStyle w:val="VerbatimChar"/>
-        </w:rPr>
-        <w:t xml:space="preserve">else if (is.data.frame(newdata))</w:t>
-      </w:r>
-      <w:r>
-        <w:br/>
-      </w:r>
-      <w:r>
-        <w:rPr>
-          <w:rStyle w:val="VerbatimChar"/>
-        </w:rPr>
-        <w:t xml:space="preserve">as.matrix(model.frame(delete.response(terms(object)), : neighborhood radius</w:t>
-      </w:r>
-      <w:r>
-        <w:br/>
-      </w:r>
-      <w:r>
-        <w:rPr>
-          <w:rStyle w:val="VerbatimChar"/>
-        </w:rPr>
-        <w:t xml:space="preserve">0.81553</w:t>
-      </w:r>
-    </w:p>
-    <w:p>
-      <w:pPr>
-        <w:pStyle w:val="SourceCode"/>
-      </w:pPr>
-      <w:r>
-        <w:rPr>
-          <w:rStyle w:val="VerbatimChar"/>
-        </w:rPr>
-        <w:t xml:space="preserve">Warning in predLoess(object$y, object$x, newx = if (is.null(newdata)) object$x</w:t>
-      </w:r>
-      <w:r>
-        <w:br/>
-      </w:r>
-      <w:r>
-        <w:rPr>
-          <w:rStyle w:val="VerbatimChar"/>
-        </w:rPr>
-        <w:t xml:space="preserve">else if (is.data.frame(newdata))</w:t>
-      </w:r>
-      <w:r>
-        <w:br/>
-      </w:r>
-      <w:r>
-        <w:rPr>
-          <w:rStyle w:val="VerbatimChar"/>
-        </w:rPr>
-        <w:t xml:space="preserve">as.matrix(model.frame(delete.response(terms(object)), : reciprocal condition</w:t>
-      </w:r>
-      <w:r>
-        <w:br/>
-      </w:r>
-      <w:r>
-        <w:rPr>
-          <w:rStyle w:val="VerbatimChar"/>
-        </w:rPr>
-        <w:t xml:space="preserve">number 1.173e-15</w:t>
-      </w:r>
-    </w:p>
-    <w:p>
-      <w:pPr>
-        <w:pStyle w:val="SourceCode"/>
-      </w:pPr>
-      <w:r>
-        <w:rPr>
-          <w:rStyle w:val="VerbatimChar"/>
-        </w:rPr>
-        <w:t xml:space="preserve">Warning in predLoess(object$y, object$x, newx = if (is.null(newdata)) object$x</w:t>
-      </w:r>
-      <w:r>
-        <w:br/>
-      </w:r>
-      <w:r>
-        <w:rPr>
-          <w:rStyle w:val="VerbatimChar"/>
-        </w:rPr>
-        <w:t xml:space="preserve">else if (is.data.frame(newdata))</w:t>
-      </w:r>
-      <w:r>
-        <w:br/>
-      </w:r>
-      <w:r>
-        <w:rPr>
-          <w:rStyle w:val="VerbatimChar"/>
-        </w:rPr>
-        <w:t xml:space="preserve">as.matrix(model.frame(delete.response(terms(object)), : There are other near</w:t>
-      </w:r>
-      <w:r>
-        <w:br/>
-      </w:r>
-      <w:r>
-        <w:rPr>
-          <w:rStyle w:val="VerbatimChar"/>
-        </w:rPr>
-        <w:t xml:space="preserve">singularities as well. 0.62206</w:t>
-      </w:r>
-    </w:p>
-    <w:p>
-      <w:pPr>
-        <w:pStyle w:val="SourceCode"/>
-      </w:pPr>
-      <w:r>
-        <w:rPr>
-          <w:rStyle w:val="VerbatimChar"/>
-        </w:rPr>
-        <w:t xml:space="preserve">Warning in simpleLoess(y, x, w, span, degree = degree, parametric = parametric,</w:t>
-      </w:r>
-      <w:r>
-        <w:br/>
-      </w:r>
-      <w:r>
-        <w:rPr>
-          <w:rStyle w:val="VerbatimChar"/>
-        </w:rPr>
-        <w:t xml:space="preserve">: pseudoinverse used at -0.51916</w:t>
-      </w:r>
-    </w:p>
-    <w:p>
-      <w:pPr>
-        <w:pStyle w:val="SourceCode"/>
-      </w:pPr>
-      <w:r>
-        <w:rPr>
-          <w:rStyle w:val="VerbatimChar"/>
-        </w:rPr>
-        <w:t xml:space="preserve">Warning in simpleLoess(y, x, w, span, degree = degree, parametric = parametric,</w:t>
-      </w:r>
-      <w:r>
-        <w:br/>
-      </w:r>
-      <w:r>
-        <w:rPr>
-          <w:rStyle w:val="VerbatimChar"/>
-        </w:rPr>
-        <w:t xml:space="preserve">: neighborhood radius 0.81553</w:t>
-      </w:r>
-    </w:p>
-    <w:p>
-      <w:pPr>
-        <w:pStyle w:val="SourceCode"/>
-      </w:pPr>
-      <w:r>
-        <w:rPr>
-          <w:rStyle w:val="VerbatimChar"/>
-        </w:rPr>
-        <w:t xml:space="preserve">Warning in simpleLoess(y, x, w, span, degree = degree, parametric = parametric,</w:t>
-      </w:r>
-      <w:r>
-        <w:br/>
-      </w:r>
-      <w:r>
-        <w:rPr>
-          <w:rStyle w:val="VerbatimChar"/>
-        </w:rPr>
-        <w:t xml:space="preserve">: reciprocal condition number 1.173e-15</w:t>
-      </w:r>
-    </w:p>
-    <w:p>
-      <w:pPr>
-        <w:pStyle w:val="SourceCode"/>
-      </w:pPr>
-      <w:r>
-        <w:rPr>
-          <w:rStyle w:val="VerbatimChar"/>
-        </w:rPr>
-        <w:t xml:space="preserve">Warning in simpleLoess(y, x, w, span, degree = degree, parametric = parametric,</w:t>
-      </w:r>
-      <w:r>
-        <w:br/>
-      </w:r>
-      <w:r>
-        <w:rPr>
-          <w:rStyle w:val="VerbatimChar"/>
-        </w:rPr>
-        <w:t xml:space="preserve">: There are other near singularities as well. 0.62206</w:t>
-      </w:r>
-    </w:p>
-    <w:p>
-      <w:pPr>
-        <w:pStyle w:val="SourceCode"/>
-      </w:pPr>
-      <w:r>
-        <w:rPr>
-          <w:rStyle w:val="VerbatimChar"/>
-        </w:rPr>
-        <w:t xml:space="preserve">Warning in predLoess(object$y, object$x, newx = if (is.null(newdata)) object$x</w:t>
-      </w:r>
-      <w:r>
-        <w:br/>
-      </w:r>
-      <w:r>
-        <w:rPr>
-          <w:rStyle w:val="VerbatimChar"/>
-        </w:rPr>
-        <w:t xml:space="preserve">else if (is.data.frame(newdata))</w:t>
-      </w:r>
-      <w:r>
-        <w:br/>
-      </w:r>
-      <w:r>
-        <w:rPr>
-          <w:rStyle w:val="VerbatimChar"/>
-        </w:rPr>
-        <w:t xml:space="preserve">as.matrix(model.frame(delete.response(terms(object)), : pseudoinverse used at</w:t>
-      </w:r>
-      <w:r>
-        <w:br/>
-      </w:r>
-      <w:r>
-        <w:rPr>
-          <w:rStyle w:val="VerbatimChar"/>
-        </w:rPr>
-        <w:t xml:space="preserve">-0.51916</w:t>
-      </w:r>
-    </w:p>
-    <w:p>
-      <w:pPr>
-        <w:pStyle w:val="SourceCode"/>
-      </w:pPr>
-      <w:r>
-        <w:rPr>
-          <w:rStyle w:val="VerbatimChar"/>
-        </w:rPr>
-        <w:t xml:space="preserve">Warning in predLoess(object$y, object$x, newx = if (is.null(newdata)) object$x</w:t>
-      </w:r>
-      <w:r>
-        <w:br/>
-      </w:r>
-      <w:r>
-        <w:rPr>
-          <w:rStyle w:val="VerbatimChar"/>
-        </w:rPr>
-        <w:t xml:space="preserve">else if (is.data.frame(newdata))</w:t>
-      </w:r>
-      <w:r>
-        <w:br/>
-      </w:r>
-      <w:r>
-        <w:rPr>
-          <w:rStyle w:val="VerbatimChar"/>
-        </w:rPr>
-        <w:t xml:space="preserve">as.matrix(model.frame(delete.response(terms(object)), : neighborhood radius</w:t>
-      </w:r>
-      <w:r>
-        <w:br/>
-      </w:r>
-      <w:r>
-        <w:rPr>
-          <w:rStyle w:val="VerbatimChar"/>
-        </w:rPr>
-        <w:t xml:space="preserve">0.81553</w:t>
-      </w:r>
-    </w:p>
-    <w:p>
-      <w:pPr>
-        <w:pStyle w:val="SourceCode"/>
-      </w:pPr>
-      <w:r>
-        <w:rPr>
-          <w:rStyle w:val="VerbatimChar"/>
-        </w:rPr>
-        <w:t xml:space="preserve">Warning in predLoess(object$y, object$x, newx = if (is.null(newdata)) object$x</w:t>
-      </w:r>
-      <w:r>
-        <w:br/>
-      </w:r>
-      <w:r>
-        <w:rPr>
-          <w:rStyle w:val="VerbatimChar"/>
-        </w:rPr>
-        <w:t xml:space="preserve">else if (is.data.frame(newdata))</w:t>
-      </w:r>
-      <w:r>
-        <w:br/>
-      </w:r>
-      <w:r>
-        <w:rPr>
-          <w:rStyle w:val="VerbatimChar"/>
-        </w:rPr>
-        <w:t xml:space="preserve">as.matrix(model.frame(delete.response(terms(object)), : reciprocal condition</w:t>
-      </w:r>
-      <w:r>
-        <w:br/>
-      </w:r>
-      <w:r>
-        <w:rPr>
-          <w:rStyle w:val="VerbatimChar"/>
-        </w:rPr>
-        <w:t xml:space="preserve">number 1.173e-15</w:t>
-      </w:r>
-    </w:p>
-    <w:p>
-      <w:pPr>
-        <w:pStyle w:val="SourceCode"/>
-      </w:pPr>
-      <w:r>
-        <w:rPr>
-          <w:rStyle w:val="VerbatimChar"/>
-        </w:rPr>
-        <w:t xml:space="preserve">Warning in predLoess(object$y, object$x, newx = if (is.null(newdata)) object$x</w:t>
-      </w:r>
-      <w:r>
-        <w:br/>
-      </w:r>
-      <w:r>
-        <w:rPr>
-          <w:rStyle w:val="VerbatimChar"/>
-        </w:rPr>
-        <w:t xml:space="preserve">else if (is.data.frame(newdata))</w:t>
-      </w:r>
-      <w:r>
-        <w:br/>
-      </w:r>
-      <w:r>
-        <w:rPr>
-          <w:rStyle w:val="VerbatimChar"/>
-        </w:rPr>
-        <w:t xml:space="preserve">as.matrix(model.frame(delete.response(terms(object)), : There are other near</w:t>
-      </w:r>
-      <w:r>
-        <w:br/>
-      </w:r>
-      <w:r>
-        <w:rPr>
-          <w:rStyle w:val="VerbatimChar"/>
-        </w:rPr>
-        <w:t xml:space="preserve">singularities as well. 0.62206</w:t>
-      </w:r>
-    </w:p>
-    <w:p>
-      <w:pPr>
-        <w:pStyle w:val="SourceCode"/>
-      </w:pPr>
-      <w:r>
-        <w:rPr>
-          <w:rStyle w:val="VerbatimChar"/>
-        </w:rPr>
-        <w:t xml:space="preserve">Warning in simpleLoess(y, x, w, span, degree = degree, parametric = parametric,</w:t>
-      </w:r>
-      <w:r>
-        <w:br/>
-      </w:r>
-      <w:r>
-        <w:rPr>
-          <w:rStyle w:val="VerbatimChar"/>
-        </w:rPr>
-        <w:t xml:space="preserve">: pseudoinverse used at 0.045455</w:t>
-      </w:r>
-    </w:p>
-    <w:p>
-      <w:pPr>
-        <w:pStyle w:val="SourceCode"/>
-      </w:pPr>
-      <w:r>
-        <w:rPr>
-          <w:rStyle w:val="VerbatimChar"/>
-        </w:rPr>
-        <w:t xml:space="preserve">Warning in simpleLoess(y, x, w, span, degree = degree, parametric = parametric,</w:t>
-      </w:r>
-      <w:r>
-        <w:br/>
-      </w:r>
-      <w:r>
-        <w:rPr>
-          <w:rStyle w:val="VerbatimChar"/>
-        </w:rPr>
-        <w:t xml:space="preserve">: neighborhood radius 2.0817e-17</w:t>
-      </w:r>
-    </w:p>
-    <w:p>
-      <w:pPr>
-        <w:pStyle w:val="SourceCode"/>
-      </w:pPr>
-      <w:r>
-        <w:rPr>
-          <w:rStyle w:val="VerbatimChar"/>
-        </w:rPr>
-        <w:t xml:space="preserve">Warning in simpleLoess(y, x, w, span, degree = degree, parametric = parametric,</w:t>
-      </w:r>
-      <w:r>
-        <w:br/>
-      </w:r>
-      <w:r>
-        <w:rPr>
-          <w:rStyle w:val="VerbatimChar"/>
-        </w:rPr>
-        <w:t xml:space="preserve">: reciprocal condition number 3.7597e-16</w:t>
-      </w:r>
-    </w:p>
-    <w:p>
-      <w:pPr>
-        <w:pStyle w:val="SourceCode"/>
-      </w:pPr>
-      <w:r>
-        <w:rPr>
-          <w:rStyle w:val="VerbatimChar"/>
-        </w:rPr>
-        <w:t xml:space="preserve">Warning in simpleLoess(y, x, w, span, degree = degree, parametric = parametric,</w:t>
-      </w:r>
-      <w:r>
-        <w:br/>
-      </w:r>
-      <w:r>
-        <w:rPr>
-          <w:rStyle w:val="VerbatimChar"/>
-        </w:rPr>
-        <w:t xml:space="preserve">: There are other near singularities as well. 7.7037e-34</w:t>
-      </w:r>
-    </w:p>
-    <w:p>
-      <w:pPr>
-        <w:pStyle w:val="FirstParagraph"/>
-      </w:pPr>
-      <w:r>
-        <w:drawing>
-          <wp:inline>
-            <wp:extent cx="4620126" cy="3696101"/>
-            <wp:effectExtent b="0" l="0" r="0" t="0"/>
-            <wp:docPr descr="" title="" id="97" name="Picture"/>
-            <a:graphic>
-              <a:graphicData uri="http://schemas.openxmlformats.org/drawingml/2006/picture">
-                <pic:pic>
-                  <pic:nvPicPr>
-                    <pic:cNvPr descr="class08w_files/figure-docx/unnamed-chunk-24-1.png" id="98" name="Picture"/>
-                    <pic:cNvPicPr>
-                      <a:picLocks noChangeArrowheads="1" noChangeAspect="1"/>
-                    </pic:cNvPicPr>
-                  </pic:nvPicPr>
-                  <pic:blipFill>
-                    <a:blip r:embed="rId96"/>
-                    <a:stretch>
-                      <a:fillRect/>
-                    </a:stretch>
-                  </pic:blipFill>
-                  <pic:spPr bwMode="auto">
-                    <a:xfrm>
-                      <a:off x="0" y="0"/>
-                      <a:ext cx="4620126" cy="3696101"/>
-                    </a:xfrm>
-                    <a:prstGeom prst="rect">
-                      <a:avLst/>
-                    </a:prstGeom>
-                    <a:noFill/>
-                    <a:ln w="9525">
-                      <a:noFill/>
-                      <a:headEnd/>
-                      <a:tailEnd/>
-                    </a:ln>
-                  </pic:spPr>
-                </pic:pic>
-              </a:graphicData>
-            </a:graphic>
-          </wp:inline>
-        </w:drawing>
-      </w:r>
-    </w:p>
-    <w:bookmarkEnd w:id="99"/>
-    <w:bookmarkEnd w:id="100"/>
-    <w:bookmarkStart w:id="102" w:name="favorite-movies-discussion-1"/>
-    <w:p>
-      <w:pPr>
-        <w:pStyle w:val="Heading1"/>
-      </w:pPr>
-      <w:r>
-        <w:t xml:space="preserve">Favorite Movies Discussion 1</w:t>
-      </w:r>
-    </w:p>
-    <w:bookmarkStart w:id="101" w:name="session-information"/>
-    <w:p>
-      <w:pPr>
-        <w:pStyle w:val="Heading2"/>
-      </w:pPr>
-      <w:r>
-        <w:t xml:space="preserve">Session Information</w:t>
-      </w:r>
-    </w:p>
-    <w:p>
-      <w:pPr>
-        <w:pStyle w:val="SourceCode"/>
-      </w:pPr>
-      <w:r>
-        <w:rPr>
-          <w:rStyle w:val="NormalTok"/>
-        </w:rPr>
-        <w:t xml:space="preserve">xfun</w:t>
-      </w:r>
-      <w:r>
-        <w:rPr>
-          <w:rStyle w:val="SpecialCharTok"/>
-        </w:rPr>
-        <w:t xml:space="preserve">::</w:t>
-      </w:r>
-      <w:r>
-        <w:rPr>
-          <w:rStyle w:val="FunctionTok"/>
-        </w:rPr>
-        <w:t xml:space="preserve">session_info</w:t>
-      </w:r>
-      <w:r>
-        <w:rPr>
-          <w:rStyle w:val="NormalTok"/>
-        </w:rPr>
-        <w:t xml:space="preserve">()</w:t>
-      </w:r>
-    </w:p>
-    <w:p>
-      <w:pPr>
-        <w:pStyle w:val="SourceCode"/>
-      </w:pPr>
-      <w:r>
-        <w:rPr>
-          <w:rStyle w:val="VerbatimChar"/>
-        </w:rPr>
         <w:t xml:space="preserve">R version 4.5.1 (2025-06-13 ucrt)</w:t>
       </w:r>
       <w:r>
@@ -12507,52 +10672,52 @@
         <w:rPr>
           <w:rStyle w:val="VerbatimChar"/>
         </w:rPr>
-        <w:t xml:space="preserve">  backports_1.5.0        base64enc_0.1-3        bayesplot_1.14.0      </w:t>
-      </w:r>
-      <w:r>
-        <w:br/>
-      </w:r>
-      <w:r>
-        <w:rPr>
-          <w:rStyle w:val="VerbatimChar"/>
-        </w:rPr>
-        <w:t xml:space="preserve">  bayestestR_0.17.0      BH_1.87.0.1            bit_4.6.0             </w:t>
-      </w:r>
-      <w:r>
-        <w:br/>
-      </w:r>
-      <w:r>
-        <w:rPr>
-          <w:rStyle w:val="VerbatimChar"/>
-        </w:rPr>
-        <w:t xml:space="preserve">  bit64_4.6.0.1          blob_1.2.4             boot_1.3-32           </w:t>
-      </w:r>
-      <w:r>
-        <w:br/>
-      </w:r>
-      <w:r>
-        <w:rPr>
-          <w:rStyle w:val="VerbatimChar"/>
-        </w:rPr>
-        <w:t xml:space="preserve">  broom_1.0.10           bslib_0.9.0            cachem_1.1.0          </w:t>
-      </w:r>
-      <w:r>
-        <w:br/>
-      </w:r>
-      <w:r>
-        <w:rPr>
-          <w:rStyle w:val="VerbatimChar"/>
-        </w:rPr>
-        <w:t xml:space="preserve">  callr_3.7.6            car_3.1-3              carData_3.0-5         </w:t>
-      </w:r>
-      <w:r>
-        <w:br/>
-      </w:r>
-      <w:r>
-        <w:rPr>
-          <w:rStyle w:val="VerbatimChar"/>
-        </w:rPr>
-        <w:t xml:space="preserve">  cellranger_1.1.0       checkmate_2.3.3        cli_3.6.5             </w:t>
+        <w:t xml:space="preserve">  backports_1.5.0        base_4.5.1             base64enc_0.1-3       </w:t>
+      </w:r>
+      <w:r>
+        <w:br/>
+      </w:r>
+      <w:r>
+        <w:rPr>
+          <w:rStyle w:val="VerbatimChar"/>
+        </w:rPr>
+        <w:t xml:space="preserve">  bayesplot_1.14.0       bayestestR_0.17.0      BH_1.87.0.1           </w:t>
+      </w:r>
+      <w:r>
+        <w:br/>
+      </w:r>
+      <w:r>
+        <w:rPr>
+          <w:rStyle w:val="VerbatimChar"/>
+        </w:rPr>
+        <w:t xml:space="preserve">  bit_4.6.0              bit64_4.6.0.1          blob_1.2.4            </w:t>
+      </w:r>
+      <w:r>
+        <w:br/>
+      </w:r>
+      <w:r>
+        <w:rPr>
+          <w:rStyle w:val="VerbatimChar"/>
+        </w:rPr>
+        <w:t xml:space="preserve">  boot_1.3-32            broom_1.0.10           bslib_0.9.0           </w:t>
+      </w:r>
+      <w:r>
+        <w:br/>
+      </w:r>
+      <w:r>
+        <w:rPr>
+          <w:rStyle w:val="VerbatimChar"/>
+        </w:rPr>
+        <w:t xml:space="preserve">  cachem_1.1.0           callr_3.7.6            cellranger_1.1.0      </w:t>
+      </w:r>
+      <w:r>
+        <w:br/>
+      </w:r>
+      <w:r>
+        <w:rPr>
+          <w:rStyle w:val="VerbatimChar"/>
+        </w:rPr>
+        <w:t xml:space="preserve">  checkmate_2.3.3        class_7.3-23           cli_3.6.5             </w:t>
       </w:r>
       <w:r>
         <w:br/>
@@ -12570,61 +10735,52 @@
         <w:rPr>
           <w:rStyle w:val="VerbatimChar"/>
         </w:rPr>
-        <w:t xml:space="preserve">  collapse_2.1.3         colourpicker_1.3.0     commonmark_2.0.0      </w:t>
-      </w:r>
-      <w:r>
-        <w:br/>
-      </w:r>
-      <w:r>
-        <w:rPr>
-          <w:rStyle w:val="VerbatimChar"/>
-        </w:rPr>
-        <w:t xml:space="preserve">  compiler_4.5.1         conflicted_1.2.0       correlation_0.8.8     </w:t>
-      </w:r>
-      <w:r>
-        <w:br/>
-      </w:r>
-      <w:r>
-        <w:rPr>
-          <w:rStyle w:val="VerbatimChar"/>
-        </w:rPr>
-        <w:t xml:space="preserve">  cowplot_1.2.0          cpp11_0.5.2            crayon_1.5.3          </w:t>
-      </w:r>
-      <w:r>
-        <w:br/>
-      </w:r>
-      <w:r>
-        <w:rPr>
-          <w:rStyle w:val="VerbatimChar"/>
-        </w:rPr>
-        <w:t xml:space="preserve">  crosstalk_1.2.2        curl_7.0.0             data.table_1.17.8     </w:t>
-      </w:r>
-      <w:r>
-        <w:br/>
-      </w:r>
-      <w:r>
-        <w:rPr>
-          <w:rStyle w:val="VerbatimChar"/>
-        </w:rPr>
-        <w:t xml:space="preserve">  datasets_4.5.1         datawizard_1.2.0       DBI_1.2.3             </w:t>
-      </w:r>
-      <w:r>
-        <w:br/>
-      </w:r>
-      <w:r>
-        <w:rPr>
-          <w:rStyle w:val="VerbatimChar"/>
-        </w:rPr>
-        <w:t xml:space="preserve">  dbplyr_2.5.1           Deriv_4.2.0            desc_1.4.3            </w:t>
-      </w:r>
-      <w:r>
-        <w:br/>
-      </w:r>
-      <w:r>
-        <w:rPr>
-          <w:rStyle w:val="VerbatimChar"/>
-        </w:rPr>
-        <w:t xml:space="preserve">  digest_0.6.37          distributional_0.5.0   doBy_4.7.0            </w:t>
+        <w:t xml:space="preserve">  colourpicker_1.3.0     commonmark_2.0.0       compiler_4.5.1        </w:t>
+      </w:r>
+      <w:r>
+        <w:br/>
+      </w:r>
+      <w:r>
+        <w:rPr>
+          <w:rStyle w:val="VerbatimChar"/>
+        </w:rPr>
+        <w:t xml:space="preserve">  conflicted_1.2.0       correlation_0.8.8      cpp11_0.5.2           </w:t>
+      </w:r>
+      <w:r>
+        <w:br/>
+      </w:r>
+      <w:r>
+        <w:rPr>
+          <w:rStyle w:val="VerbatimChar"/>
+        </w:rPr>
+        <w:t xml:space="preserve">  crayon_1.5.3           crosstalk_1.2.2        curl_7.0.0            </w:t>
+      </w:r>
+      <w:r>
+        <w:br/>
+      </w:r>
+      <w:r>
+        <w:rPr>
+          <w:rStyle w:val="VerbatimChar"/>
+        </w:rPr>
+        <w:t xml:space="preserve">  data.table_1.17.8      datasets_4.5.1         datawizard_1.2.0      </w:t>
+      </w:r>
+      <w:r>
+        <w:br/>
+      </w:r>
+      <w:r>
+        <w:rPr>
+          <w:rStyle w:val="VerbatimChar"/>
+        </w:rPr>
+        <w:t xml:space="preserve">  DBI_1.2.3              dbplyr_2.5.1           desc_1.4.3            </w:t>
+      </w:r>
+      <w:r>
+        <w:br/>
+      </w:r>
+      <w:r>
+        <w:rPr>
+          <w:rStyle w:val="VerbatimChar"/>
+        </w:rPr>
+        <w:t xml:space="preserve">  DescTools_0.99.60      digest_0.6.37          distributional_0.5.0  </w:t>
       </w:r>
       <w:r>
         <w:br/>
@@ -12642,25 +10798,34 @@
         <w:rPr>
           <w:rStyle w:val="VerbatimChar"/>
         </w:rPr>
-        <w:t xml:space="preserve">  dygraphs_1.1.1.6       easystats_0.7.5        effectsize_1.0.1      </w:t>
-      </w:r>
-      <w:r>
-        <w:br/>
-      </w:r>
-      <w:r>
-        <w:rPr>
-          <w:rStyle w:val="VerbatimChar"/>
-        </w:rPr>
-        <w:t xml:space="preserve">  emmeans_1.11.2-8       estimability_1.5.1     evaluate_1.0.5        </w:t>
-      </w:r>
-      <w:r>
-        <w:br/>
-      </w:r>
-      <w:r>
-        <w:rPr>
-          <w:rStyle w:val="VerbatimChar"/>
-        </w:rPr>
-        <w:t xml:space="preserve">  exactRankTests_0.8-35  farver_2.1.2           fastmap_1.2.0         </w:t>
+        <w:t xml:space="preserve">  dygraphs_1.1.1.6       e1071_1.7-16           easystats_0.7.5       </w:t>
+      </w:r>
+      <w:r>
+        <w:br/>
+      </w:r>
+      <w:r>
+        <w:rPr>
+          <w:rStyle w:val="VerbatimChar"/>
+        </w:rPr>
+        <w:t xml:space="preserve">  effectsize_1.0.1       emmeans_1.11.2-8       estimability_1.5.1    </w:t>
+      </w:r>
+      <w:r>
+        <w:br/>
+      </w:r>
+      <w:r>
+        <w:rPr>
+          <w:rStyle w:val="VerbatimChar"/>
+        </w:rPr>
+        <w:t xml:space="preserve">  evaluate_1.0.5         Exact_3.3              exactRankTests_0.8-35 </w:t>
+      </w:r>
+      <w:r>
+        <w:br/>
+      </w:r>
+      <w:r>
+        <w:rPr>
+          <w:rStyle w:val="VerbatimChar"/>
+        </w:rPr>
+        <w:t xml:space="preserve">  expm_1.0-0             farver_2.1.2           fastmap_1.2.0         </w:t>
       </w:r>
       <w:r>
         <w:br/>
@@ -12696,160 +10861,160 @@
         <w:rPr>
           <w:rStyle w:val="VerbatimChar"/>
         </w:rPr>
-        <w:t xml:space="preserve">  ggridges_0.5.7         glmnet_4.1-10          glue_1.8.0            </w:t>
-      </w:r>
-      <w:r>
-        <w:br/>
-      </w:r>
-      <w:r>
-        <w:rPr>
-          <w:rStyle w:val="VerbatimChar"/>
-        </w:rPr>
-        <w:t xml:space="preserve">  gmp_0.7-5              googledrive_2.1.2      googlesheets4_1.1.2   </w:t>
-      </w:r>
-      <w:r>
-        <w:br/>
-      </w:r>
-      <w:r>
-        <w:rPr>
-          <w:rStyle w:val="VerbatimChar"/>
-        </w:rPr>
-        <w:t xml:space="preserve">  graphics_4.5.1         grDevices_4.5.1        grid_4.5.1            </w:t>
-      </w:r>
-      <w:r>
-        <w:br/>
-      </w:r>
-      <w:r>
-        <w:rPr>
-          <w:rStyle w:val="VerbatimChar"/>
-        </w:rPr>
-        <w:t xml:space="preserve">  gridExtra_2.3          gtable_0.3.6           gtools_3.9.5          </w:t>
-      </w:r>
-      <w:r>
-        <w:br/>
-      </w:r>
-      <w:r>
-        <w:rPr>
-          <w:rStyle w:val="VerbatimChar"/>
-        </w:rPr>
-        <w:t xml:space="preserve">  haven_2.5.5            highr_0.11             hms_1.1.3             </w:t>
-      </w:r>
-      <w:r>
-        <w:br/>
-      </w:r>
-      <w:r>
-        <w:rPr>
-          <w:rStyle w:val="VerbatimChar"/>
-        </w:rPr>
-        <w:t xml:space="preserve">  htmltools_0.5.8.1      htmlwidgets_1.6.4      httpuv_1.6.16         </w:t>
-      </w:r>
-      <w:r>
-        <w:br/>
-      </w:r>
-      <w:r>
-        <w:rPr>
-          <w:rStyle w:val="VerbatimChar"/>
-        </w:rPr>
-        <w:t xml:space="preserve">  httr_1.4.7             ids_1.0.1              igraph_2.1.4          </w:t>
-      </w:r>
-      <w:r>
-        <w:br/>
-      </w:r>
-      <w:r>
-        <w:rPr>
-          <w:rStyle w:val="VerbatimChar"/>
-        </w:rPr>
-        <w:t xml:space="preserve">  inline_0.3.21          insight_1.4.2          isoband_0.2.7         </w:t>
-      </w:r>
-      <w:r>
-        <w:br/>
-      </w:r>
-      <w:r>
-        <w:rPr>
-          <w:rStyle w:val="VerbatimChar"/>
-        </w:rPr>
-        <w:t xml:space="preserve">  iterators_1.0.14       janitor_2.2.1          jomo_2.7-6            </w:t>
-      </w:r>
-      <w:r>
-        <w:br/>
-      </w:r>
-      <w:r>
-        <w:rPr>
-          <w:rStyle w:val="VerbatimChar"/>
-        </w:rPr>
-        <w:t xml:space="preserve">  jquerylib_0.1.4        jsonlite_2.0.0         knitr_1.50            </w:t>
-      </w:r>
-      <w:r>
-        <w:br/>
-      </w:r>
-      <w:r>
-        <w:rPr>
-          <w:rStyle w:val="VerbatimChar"/>
-        </w:rPr>
-        <w:t xml:space="preserve">  labeling_0.4.3         later_1.4.4            lattice_0.22-7        </w:t>
-      </w:r>
-      <w:r>
-        <w:br/>
-      </w:r>
-      <w:r>
-        <w:rPr>
-          <w:rStyle w:val="VerbatimChar"/>
-        </w:rPr>
-        <w:t xml:space="preserve">  lazyeval_0.2.2         lifecycle_1.0.4        litedown_0.7          </w:t>
-      </w:r>
-      <w:r>
-        <w:br/>
-      </w:r>
-      <w:r>
-        <w:rPr>
-          <w:rStyle w:val="VerbatimChar"/>
-        </w:rPr>
-        <w:t xml:space="preserve">  lme4_1.1-37            loo_2.8.0              lubridate_1.9.4       </w:t>
-      </w:r>
-      <w:r>
-        <w:br/>
-      </w:r>
-      <w:r>
-        <w:rPr>
-          <w:rStyle w:val="VerbatimChar"/>
-        </w:rPr>
-        <w:t xml:space="preserve">  magrittr_2.0.4         marginaleffects_0.30.0 markdown_2.0          </w:t>
-      </w:r>
-      <w:r>
-        <w:br/>
-      </w:r>
-      <w:r>
-        <w:rPr>
-          <w:rStyle w:val="VerbatimChar"/>
-        </w:rPr>
-        <w:t xml:space="preserve">  MASS_7.3-65            Matrix_1.7-4           MatrixModels_0.5.4    </w:t>
-      </w:r>
-      <w:r>
-        <w:br/>
-      </w:r>
-      <w:r>
-        <w:rPr>
-          <w:rStyle w:val="VerbatimChar"/>
-        </w:rPr>
-        <w:t xml:space="preserve">  matrixStats_1.5.0      memoise_2.0.1          methods_4.5.1         </w:t>
-      </w:r>
-      <w:r>
-        <w:br/>
-      </w:r>
-      <w:r>
-        <w:rPr>
-          <w:rStyle w:val="VerbatimChar"/>
-        </w:rPr>
-        <w:t xml:space="preserve">  mgcv_1.9-3             mice_3.18.0            miceadds_3.18-36      </w:t>
-      </w:r>
-      <w:r>
-        <w:br/>
-      </w:r>
-      <w:r>
-        <w:rPr>
-          <w:rStyle w:val="VerbatimChar"/>
-        </w:rPr>
-        <w:t xml:space="preserve">  microbenchmark_1.5.0   mime_0.13              miniUI_0.1.2          </w:t>
+        <w:t xml:space="preserve">  ggridges_0.5.7         gld_2.6.8              glmnet_4.1-10         </w:t>
+      </w:r>
+      <w:r>
+        <w:br/>
+      </w:r>
+      <w:r>
+        <w:rPr>
+          <w:rStyle w:val="VerbatimChar"/>
+        </w:rPr>
+        <w:t xml:space="preserve">  glue_1.8.0             gmp_0.7-5              googledrive_2.1.2     </w:t>
+      </w:r>
+      <w:r>
+        <w:br/>
+      </w:r>
+      <w:r>
+        <w:rPr>
+          <w:rStyle w:val="VerbatimChar"/>
+        </w:rPr>
+        <w:t xml:space="preserve">  googlesheets4_1.1.2    graphics_4.5.1         grDevices_4.5.1       </w:t>
+      </w:r>
+      <w:r>
+        <w:br/>
+      </w:r>
+      <w:r>
+        <w:rPr>
+          <w:rStyle w:val="VerbatimChar"/>
+        </w:rPr>
+        <w:t xml:space="preserve">  grid_4.5.1             gridExtra_2.3          gtable_0.3.6          </w:t>
+      </w:r>
+      <w:r>
+        <w:br/>
+      </w:r>
+      <w:r>
+        <w:rPr>
+          <w:rStyle w:val="VerbatimChar"/>
+        </w:rPr>
+        <w:t xml:space="preserve">  gtools_3.9.5           haven_2.5.5            highr_0.11            </w:t>
+      </w:r>
+      <w:r>
+        <w:br/>
+      </w:r>
+      <w:r>
+        <w:rPr>
+          <w:rStyle w:val="VerbatimChar"/>
+        </w:rPr>
+        <w:t xml:space="preserve">  hms_1.1.3              htmltools_0.5.8.1      htmlwidgets_1.6.4     </w:t>
+      </w:r>
+      <w:r>
+        <w:br/>
+      </w:r>
+      <w:r>
+        <w:rPr>
+          <w:rStyle w:val="VerbatimChar"/>
+        </w:rPr>
+        <w:t xml:space="preserve">  httpuv_1.6.16          httr_1.4.7             ids_1.0.1             </w:t>
+      </w:r>
+      <w:r>
+        <w:br/>
+      </w:r>
+      <w:r>
+        <w:rPr>
+          <w:rStyle w:val="VerbatimChar"/>
+        </w:rPr>
+        <w:t xml:space="preserve">  igraph_2.1.4           inline_0.3.21          insight_1.4.2         </w:t>
+      </w:r>
+      <w:r>
+        <w:br/>
+      </w:r>
+      <w:r>
+        <w:rPr>
+          <w:rStyle w:val="VerbatimChar"/>
+        </w:rPr>
+        <w:t xml:space="preserve">  isoband_0.2.7          iterators_1.0.14       janitor_2.2.1         </w:t>
+      </w:r>
+      <w:r>
+        <w:br/>
+      </w:r>
+      <w:r>
+        <w:rPr>
+          <w:rStyle w:val="VerbatimChar"/>
+        </w:rPr>
+        <w:t xml:space="preserve">  jomo_2.7-6             jquerylib_0.1.4        jsonlite_2.0.0        </w:t>
+      </w:r>
+      <w:r>
+        <w:br/>
+      </w:r>
+      <w:r>
+        <w:rPr>
+          <w:rStyle w:val="VerbatimChar"/>
+        </w:rPr>
+        <w:t xml:space="preserve">  knitr_1.50             labeling_0.4.3         later_1.4.4           </w:t>
+      </w:r>
+      <w:r>
+        <w:br/>
+      </w:r>
+      <w:r>
+        <w:rPr>
+          <w:rStyle w:val="VerbatimChar"/>
+        </w:rPr>
+        <w:t xml:space="preserve">  lattice_0.22-7         lazyeval_0.2.2         lifecycle_1.0.4       </w:t>
+      </w:r>
+      <w:r>
+        <w:br/>
+      </w:r>
+      <w:r>
+        <w:rPr>
+          <w:rStyle w:val="VerbatimChar"/>
+        </w:rPr>
+        <w:t xml:space="preserve">  litedown_0.7           lme4_1.1-37            lmom_3.2              </w:t>
+      </w:r>
+      <w:r>
+        <w:br/>
+      </w:r>
+      <w:r>
+        <w:rPr>
+          <w:rStyle w:val="VerbatimChar"/>
+        </w:rPr>
+        <w:t xml:space="preserve">  loo_2.8.0              lubridate_1.9.4        magrittr_2.0.4        </w:t>
+      </w:r>
+      <w:r>
+        <w:br/>
+      </w:r>
+      <w:r>
+        <w:rPr>
+          <w:rStyle w:val="VerbatimChar"/>
+        </w:rPr>
+        <w:t xml:space="preserve">  marginaleffects_0.30.0 markdown_2.0           MASS_7.3-65           </w:t>
+      </w:r>
+      <w:r>
+        <w:br/>
+      </w:r>
+      <w:r>
+        <w:rPr>
+          <w:rStyle w:val="VerbatimChar"/>
+        </w:rPr>
+        <w:t xml:space="preserve">  Matrix_1.7-4           matrixStats_1.5.0      memoise_2.0.1         </w:t>
+      </w:r>
+      <w:r>
+        <w:br/>
+      </w:r>
+      <w:r>
+        <w:rPr>
+          <w:rStyle w:val="VerbatimChar"/>
+        </w:rPr>
+        <w:t xml:space="preserve">  methods_4.5.1          mgcv_1.9-3             mice_3.18.0           </w:t>
+      </w:r>
+      <w:r>
+        <w:br/>
+      </w:r>
+      <w:r>
+        <w:rPr>
+          <w:rStyle w:val="VerbatimChar"/>
+        </w:rPr>
+        <w:t xml:space="preserve">  miceadds_3.18-36       mime_0.13              miniUI_0.1.2          </w:t>
       </w:r>
       <w:r>
         <w:br/>
@@ -12912,106 +11077,106 @@
         <w:rPr>
           <w:rStyle w:val="VerbatimChar"/>
         </w:rPr>
-        <w:t xml:space="preserve">  patchwork_1.3.2        pbkrtest_0.5.5         performance_0.15.1    </w:t>
-      </w:r>
-      <w:r>
-        <w:br/>
-      </w:r>
-      <w:r>
-        <w:rPr>
-          <w:rStyle w:val="VerbatimChar"/>
-        </w:rPr>
-        <w:t xml:space="preserve">  pillar_1.11.1          pkgbuild_1.4.8         pkgconfig_2.0.3       </w:t>
-      </w:r>
-      <w:r>
-        <w:br/>
-      </w:r>
-      <w:r>
-        <w:rPr>
-          <w:rStyle w:val="VerbatimChar"/>
-        </w:rPr>
-        <w:t xml:space="preserve">  plyr_1.8.9             posterior_1.6.1        prettyunits_1.2.0     </w:t>
-      </w:r>
-      <w:r>
-        <w:br/>
-      </w:r>
-      <w:r>
-        <w:rPr>
-          <w:rStyle w:val="VerbatimChar"/>
-        </w:rPr>
-        <w:t xml:space="preserve">  processx_3.8.6         progress_1.2.3         promises_1.3.3        </w:t>
-      </w:r>
-      <w:r>
-        <w:br/>
-      </w:r>
-      <w:r>
-        <w:rPr>
-          <w:rStyle w:val="VerbatimChar"/>
-        </w:rPr>
-        <w:t xml:space="preserve">  ps_1.9.1               purrr_1.1.0            quantreg_6.1          </w:t>
-      </w:r>
-      <w:r>
-        <w:br/>
-      </w:r>
-      <w:r>
-        <w:rPr>
-          <w:rStyle w:val="VerbatimChar"/>
-        </w:rPr>
-        <w:t xml:space="preserve">  QuickJSR_1.8.1         R6_2.6.1               ragg_1.5.0            </w:t>
-      </w:r>
-      <w:r>
-        <w:br/>
-      </w:r>
-      <w:r>
-        <w:rPr>
-          <w:rStyle w:val="VerbatimChar"/>
-        </w:rPr>
-        <w:t xml:space="preserve">  rappdirs_0.3.3         rbibutils_2.3          RColorBrewer_1.1-3    </w:t>
-      </w:r>
-      <w:r>
-        <w:br/>
-      </w:r>
-      <w:r>
-        <w:rPr>
-          <w:rStyle w:val="VerbatimChar"/>
-        </w:rPr>
-        <w:t xml:space="preserve">  Rcpp_1.1.0             RcppArmadillo_15.0.2.2 RcppEigen_0.3.4.0.2   </w:t>
-      </w:r>
-      <w:r>
-        <w:br/>
-      </w:r>
-      <w:r>
-        <w:rPr>
-          <w:rStyle w:val="VerbatimChar"/>
-        </w:rPr>
-        <w:t xml:space="preserve">  RcppParallel_5.1.11-1  Rdpack_2.6.4           readr_2.1.5           </w:t>
-      </w:r>
-      <w:r>
-        <w:br/>
-      </w:r>
-      <w:r>
-        <w:rPr>
-          <w:rStyle w:val="VerbatimChar"/>
-        </w:rPr>
-        <w:t xml:space="preserve">  readxl_1.4.5           reformulas_0.4.1       rematch_2.0.0         </w:t>
-      </w:r>
-      <w:r>
-        <w:br/>
-      </w:r>
-      <w:r>
-        <w:rPr>
-          <w:rStyle w:val="VerbatimChar"/>
-        </w:rPr>
-        <w:t xml:space="preserve">  rematch2_2.1.2         report_0.6.1           reprex_2.1.1          </w:t>
-      </w:r>
-      <w:r>
-        <w:br/>
-      </w:r>
-      <w:r>
-        <w:rPr>
-          <w:rStyle w:val="VerbatimChar"/>
-        </w:rPr>
-        <w:t xml:space="preserve">  reshape2_1.4.4         rlang_1.1.6            rmarkdown_2.29        </w:t>
+        <w:t xml:space="preserve">  patchwork_1.3.2        performance_0.15.1     pillar_1.11.1         </w:t>
+      </w:r>
+      <w:r>
+        <w:br/>
+      </w:r>
+      <w:r>
+        <w:rPr>
+          <w:rStyle w:val="VerbatimChar"/>
+        </w:rPr>
+        <w:t xml:space="preserve">  pkgbuild_1.4.8         pkgconfig_2.0.3        plyr_1.8.9            </w:t>
+      </w:r>
+      <w:r>
+        <w:br/>
+      </w:r>
+      <w:r>
+        <w:rPr>
+          <w:rStyle w:val="VerbatimChar"/>
+        </w:rPr>
+        <w:t xml:space="preserve">  posterior_1.6.1        prettyunits_1.2.0      processx_3.8.6        </w:t>
+      </w:r>
+      <w:r>
+        <w:br/>
+      </w:r>
+      <w:r>
+        <w:rPr>
+          <w:rStyle w:val="VerbatimChar"/>
+        </w:rPr>
+        <w:t xml:space="preserve">  progress_1.2.3         promises_1.3.3         proxy_0.4-27          </w:t>
+      </w:r>
+      <w:r>
+        <w:br/>
+      </w:r>
+      <w:r>
+        <w:rPr>
+          <w:rStyle w:val="VerbatimChar"/>
+        </w:rPr>
+        <w:t xml:space="preserve">  ps_1.9.1               purrr_1.1.0            QuickJSR_1.8.1        </w:t>
+      </w:r>
+      <w:r>
+        <w:br/>
+      </w:r>
+      <w:r>
+        <w:rPr>
+          <w:rStyle w:val="VerbatimChar"/>
+        </w:rPr>
+        <w:t xml:space="preserve">  R6_2.6.1               ragg_1.5.0             rappdirs_0.3.3        </w:t>
+      </w:r>
+      <w:r>
+        <w:br/>
+      </w:r>
+      <w:r>
+        <w:rPr>
+          <w:rStyle w:val="VerbatimChar"/>
+        </w:rPr>
+        <w:t xml:space="preserve">  rbibutils_2.3          RColorBrewer_1.1-3     Rcpp_1.1.0            </w:t>
+      </w:r>
+      <w:r>
+        <w:br/>
+      </w:r>
+      <w:r>
+        <w:rPr>
+          <w:rStyle w:val="VerbatimChar"/>
+        </w:rPr>
+        <w:t xml:space="preserve">  RcppArmadillo_15.0.2.2 RcppEigen_0.3.4.0.2    RcppParallel_5.1.11-1 </w:t>
+      </w:r>
+      <w:r>
+        <w:br/>
+      </w:r>
+      <w:r>
+        <w:rPr>
+          <w:rStyle w:val="VerbatimChar"/>
+        </w:rPr>
+        <w:t xml:space="preserve">  Rdpack_2.6.4           readr_2.1.5            readxl_1.4.5          </w:t>
+      </w:r>
+      <w:r>
+        <w:br/>
+      </w:r>
+      <w:r>
+        <w:rPr>
+          <w:rStyle w:val="VerbatimChar"/>
+        </w:rPr>
+        <w:t xml:space="preserve">  reformulas_0.4.1       rematch_2.0.0          rematch2_2.1.2        </w:t>
+      </w:r>
+      <w:r>
+        <w:br/>
+      </w:r>
+      <w:r>
+        <w:rPr>
+          <w:rStyle w:val="VerbatimChar"/>
+        </w:rPr>
+        <w:t xml:space="preserve">  report_0.6.1           reprex_2.1.1           reshape2_1.4.4        </w:t>
+      </w:r>
+      <w:r>
+        <w:br/>
+      </w:r>
+      <w:r>
+        <w:rPr>
+          <w:rStyle w:val="VerbatimChar"/>
+        </w:rPr>
+        <w:t xml:space="preserve">  rlang_1.1.6            rmarkdown_2.29         rootSolve_1.8.2.4     </w:t>
       </w:r>
       <w:r>
         <w:br/>
@@ -13074,119 +11239,119 @@
         <w:rPr>
           <w:rStyle w:val="VerbatimChar"/>
         </w:rPr>
-        <w:t xml:space="preserve">  sourcetools_0.1.7.1    SparseM_1.84.2         splines_4.5.1         </w:t>
-      </w:r>
-      <w:r>
-        <w:br/>
-      </w:r>
-      <w:r>
-        <w:rPr>
-          <w:rStyle w:val="VerbatimChar"/>
-        </w:rPr>
-        <w:t xml:space="preserve">  StanHeaders_2.32.10    stats_4.5.1            stats4_4.5.1          </w:t>
-      </w:r>
-      <w:r>
-        <w:br/>
-      </w:r>
-      <w:r>
-        <w:rPr>
-          <w:rStyle w:val="VerbatimChar"/>
-        </w:rPr>
-        <w:t xml:space="preserve">  stringi_1.8.7          stringr_1.5.2          survival_3.8-3        </w:t>
-      </w:r>
-      <w:r>
-        <w:br/>
-      </w:r>
-      <w:r>
-        <w:rPr>
-          <w:rStyle w:val="VerbatimChar"/>
-        </w:rPr>
-        <w:t xml:space="preserve">  sys_3.4.3              systemfonts_1.2.3      tensorA_0.36.2.1      </w:t>
-      </w:r>
-      <w:r>
-        <w:br/>
-      </w:r>
-      <w:r>
-        <w:rPr>
-          <w:rStyle w:val="VerbatimChar"/>
-        </w:rPr>
-        <w:t xml:space="preserve">  textshaping_1.0.3      TH.data_1.1-4          threejs_0.3.4         </w:t>
-      </w:r>
-      <w:r>
-        <w:br/>
-      </w:r>
-      <w:r>
-        <w:rPr>
-          <w:rStyle w:val="VerbatimChar"/>
-        </w:rPr>
-        <w:t xml:space="preserve">  tibble_3.3.0           tidyr_1.3.1            tidyselect_1.2.1      </w:t>
-      </w:r>
-      <w:r>
-        <w:br/>
-      </w:r>
-      <w:r>
-        <w:rPr>
-          <w:rStyle w:val="VerbatimChar"/>
-        </w:rPr>
-        <w:t xml:space="preserve">  tidyverse_2.0.0        timechange_0.3.0       tinytex_0.57          </w:t>
-      </w:r>
-      <w:r>
-        <w:br/>
-      </w:r>
-      <w:r>
-        <w:rPr>
-          <w:rStyle w:val="VerbatimChar"/>
-        </w:rPr>
-        <w:t xml:space="preserve">  tools_4.5.1            tzdb_0.5.0             ucminf_1.2.2          </w:t>
-      </w:r>
-      <w:r>
-        <w:br/>
-      </w:r>
-      <w:r>
-        <w:rPr>
-          <w:rStyle w:val="VerbatimChar"/>
-        </w:rPr>
-        <w:t xml:space="preserve">  utf8_1.2.6             utils_4.5.1            uuid_1.2.1            </w:t>
-      </w:r>
-      <w:r>
-        <w:br/>
-      </w:r>
-      <w:r>
-        <w:rPr>
-          <w:rStyle w:val="VerbatimChar"/>
-        </w:rPr>
-        <w:t xml:space="preserve">  V8_7.0.0               vctrs_0.6.5            viridisLite_0.4.2     </w:t>
-      </w:r>
-      <w:r>
-        <w:br/>
-      </w:r>
-      <w:r>
-        <w:rPr>
-          <w:rStyle w:val="VerbatimChar"/>
-        </w:rPr>
-        <w:t xml:space="preserve">  vroom_1.6.6            withr_3.0.2            xfun_0.53             </w:t>
-      </w:r>
-      <w:r>
-        <w:br/>
-      </w:r>
-      <w:r>
-        <w:rPr>
-          <w:rStyle w:val="VerbatimChar"/>
-        </w:rPr>
-        <w:t xml:space="preserve">  xml2_1.4.0             xtable_1.8-4           xts_0.14.1            </w:t>
-      </w:r>
-      <w:r>
-        <w:br/>
-      </w:r>
-      <w:r>
-        <w:rPr>
-          <w:rStyle w:val="VerbatimChar"/>
-        </w:rPr>
-        <w:t xml:space="preserve">  yaml_2.3.10            zoo_1.8-14            </w:t>
-      </w:r>
-    </w:p>
-    <w:bookmarkEnd w:id="101"/>
-    <w:bookmarkEnd w:id="102"/>
+        <w:t xml:space="preserve">  sourcetools_0.1.7.1    splines_4.5.1          StanHeaders_2.32.10   </w:t>
+      </w:r>
+      <w:r>
+        <w:br/>
+      </w:r>
+      <w:r>
+        <w:rPr>
+          <w:rStyle w:val="VerbatimChar"/>
+        </w:rPr>
+        <w:t xml:space="preserve">  stats_4.5.1            stats4_4.5.1           stringi_1.8.7         </w:t>
+      </w:r>
+      <w:r>
+        <w:br/>
+      </w:r>
+      <w:r>
+        <w:rPr>
+          <w:rStyle w:val="VerbatimChar"/>
+        </w:rPr>
+        <w:t xml:space="preserve">  stringr_1.5.2          survival_3.8-3         sys_3.4.3             </w:t>
+      </w:r>
+      <w:r>
+        <w:br/>
+      </w:r>
+      <w:r>
+        <w:rPr>
+          <w:rStyle w:val="VerbatimChar"/>
+        </w:rPr>
+        <w:t xml:space="preserve">  systemfonts_1.2.3      tensorA_0.36.2.1       textshaping_1.0.3     </w:t>
+      </w:r>
+      <w:r>
+        <w:br/>
+      </w:r>
+      <w:r>
+        <w:rPr>
+          <w:rStyle w:val="VerbatimChar"/>
+        </w:rPr>
+        <w:t xml:space="preserve">  TH.data_1.1-4          threejs_0.3.4          tibble_3.3.0          </w:t>
+      </w:r>
+      <w:r>
+        <w:br/>
+      </w:r>
+      <w:r>
+        <w:rPr>
+          <w:rStyle w:val="VerbatimChar"/>
+        </w:rPr>
+        <w:t xml:space="preserve">  tidyr_1.3.1            tidyselect_1.2.1       tidyverse_2.0.0       </w:t>
+      </w:r>
+      <w:r>
+        <w:br/>
+      </w:r>
+      <w:r>
+        <w:rPr>
+          <w:rStyle w:val="VerbatimChar"/>
+        </w:rPr>
+        <w:t xml:space="preserve">  timechange_0.3.0       tinytex_0.57           tools_4.5.1           </w:t>
+      </w:r>
+      <w:r>
+        <w:br/>
+      </w:r>
+      <w:r>
+        <w:rPr>
+          <w:rStyle w:val="VerbatimChar"/>
+        </w:rPr>
+        <w:t xml:space="preserve">  tzdb_0.5.0             ucminf_1.2.2           utf8_1.2.6            </w:t>
+      </w:r>
+      <w:r>
+        <w:br/>
+      </w:r>
+      <w:r>
+        <w:rPr>
+          <w:rStyle w:val="VerbatimChar"/>
+        </w:rPr>
+        <w:t xml:space="preserve">  utils_4.5.1            uuid_1.2.1             V8_7.0.0              </w:t>
+      </w:r>
+      <w:r>
+        <w:br/>
+      </w:r>
+      <w:r>
+        <w:rPr>
+          <w:rStyle w:val="VerbatimChar"/>
+        </w:rPr>
+        <w:t xml:space="preserve">  vctrs_0.6.5            viridisLite_0.4.2      vroom_1.6.6           </w:t>
+      </w:r>
+      <w:r>
+        <w:br/>
+      </w:r>
+      <w:r>
+        <w:rPr>
+          <w:rStyle w:val="VerbatimChar"/>
+        </w:rPr>
+        <w:t xml:space="preserve">  withr_3.0.2            xfun_0.53              xml2_1.4.0            </w:t>
+      </w:r>
+      <w:r>
+        <w:br/>
+      </w:r>
+      <w:r>
+        <w:rPr>
+          <w:rStyle w:val="VerbatimChar"/>
+        </w:rPr>
+        <w:t xml:space="preserve">  xtable_1.8-4           xts_0.14.1             yaml_2.3.10           </w:t>
+      </w:r>
+      <w:r>
+        <w:br/>
+      </w:r>
+      <w:r>
+        <w:rPr>
+          <w:rStyle w:val="VerbatimChar"/>
+        </w:rPr>
+        <w:t xml:space="preserve">  zoo_1.8-14            </w:t>
+      </w:r>
+    </w:p>
+    <w:bookmarkEnd w:id="96"/>
+    <w:bookmarkEnd w:id="97"/>
     <w:sectPr>
       <w:footnotePr>
         <w:numRestart w:val="eachSect"/>
